--- a/docs/requirements/USE_CASES.docx
+++ b/docs/requirements/USE_CASES.docx
@@ -2,7 +2,7 @@
 <file path=word/document.xml><?xml version="1.0" encoding="utf-8"?>
 <w:document xmlns:w="http://schemas.openxmlformats.org/wordprocessingml/2006/main" xmlns:m="http://schemas.openxmlformats.org/officeDocument/2006/math" xmlns:r="http://schemas.openxmlformats.org/officeDocument/2006/relationships" xmlns:o="urn:schemas-microsoft-com:office:office" xmlns:v="urn:schemas-microsoft-com:vml" xmlns:w10="urn:schemas-microsoft-com:office:word" xmlns:a="http://schemas.openxmlformats.org/drawingml/2006/main" xmlns:pic="http://schemas.openxmlformats.org/drawingml/2006/picture" xmlns:wp="http://schemas.openxmlformats.org/drawingml/2006/wordprocessingDrawing">
   <w:body>
-    <w:bookmarkStart w:id="60" w:name="X683d7c068670f851e2852f6412d76eca6148657"/>
+    <w:bookmarkStart w:id="61" w:name="X683d7c068670f851e2852f6412d76eca6148657"/>
     <w:p>
       <w:pPr>
         <w:pStyle w:val="Heading1"/>
@@ -628,7 +628,7 @@
       <w:r>
         <w:drawing>
           <wp:inline>
-            <wp:extent cx="4097664" cy="7223760"/>
+            <wp:extent cx="3860843" cy="7223760"/>
             <wp:effectExtent b="0" l="0" r="0" t="0"/>
             <wp:docPr descr="Use case overview" title="" id="26" name="Picture"/>
             <a:graphic>
@@ -649,7 +649,7 @@
                   <pic:spPr bwMode="auto">
                     <a:xfrm>
                       <a:off x="0" y="0"/>
-                      <a:ext cx="4097664" cy="7223760"/>
+                      <a:ext cx="3860843" cy="7223760"/>
                     </a:xfrm>
                     <a:prstGeom prst="rect">
                       <a:avLst/>
@@ -718,7 +718,7 @@
       <w:r>
         <w:drawing>
           <wp:inline>
-            <wp:extent cx="4648332" cy="7223760"/>
+            <wp:extent cx="4197102" cy="7223760"/>
             <wp:effectExtent b="0" l="0" r="0" t="0"/>
             <wp:docPr descr="Customer use cases - browse, cart and wishlist" title="" id="30" name="Picture"/>
             <a:graphic>
@@ -739,7 +739,7 @@
                   <pic:spPr bwMode="auto">
                     <a:xfrm>
                       <a:off x="0" y="0"/>
-                      <a:ext cx="4648332" cy="7223760"/>
+                      <a:ext cx="4197102" cy="7223760"/>
                     </a:xfrm>
                     <a:prstGeom prst="rect">
                       <a:avLst/>
@@ -776,7 +776,7 @@
       <w:r>
         <w:drawing>
           <wp:inline>
-            <wp:extent cx="5334000" cy="6840642"/>
+            <wp:extent cx="5223334" cy="7223760"/>
             <wp:effectExtent b="0" l="0" r="0" t="0"/>
             <wp:docPr descr="Customer use cases - checkout and orders" title="" id="34" name="Picture"/>
             <a:graphic>
@@ -797,7 +797,7 @@
                   <pic:spPr bwMode="auto">
                     <a:xfrm>
                       <a:off x="0" y="0"/>
-                      <a:ext cx="5334000" cy="6840642"/>
+                      <a:ext cx="5223334" cy="7223760"/>
                     </a:xfrm>
                     <a:prstGeom prst="rect">
                       <a:avLst/>
@@ -2853,71 +2853,71 @@
               <w:rPr>
                 <w:sz w:val="19"/>
               </w:rPr>
-              <w:t xml:space="preserve">UC-A1</w:t>
-            </w:r>
-          </w:p>
-        </w:tc>
-        <w:tc>
-          <w:tcPr/>
-          <w:p>
-            <w:pPr>
-              <w:pStyle w:val="Compact"/>
-              <w:spacing w:after="40"/>
-              <w:jc w:val="left"/>
-            </w:pPr>
-            <w:r>
-              <w:rPr>
-                <w:sz w:val="19"/>
-              </w:rPr>
-              <w:t xml:space="preserve">View dashboard and live activity</w:t>
-            </w:r>
-          </w:p>
-        </w:tc>
-        <w:tc>
-          <w:tcPr/>
-          <w:p>
-            <w:pPr>
-              <w:pStyle w:val="Compact"/>
-              <w:spacing w:after="40"/>
-              <w:jc w:val="left"/>
-            </w:pPr>
-            <w:r>
-              <w:rPr>
-                <w:sz w:val="19"/>
-              </w:rPr>
-              <w:t xml:space="preserve">Admin</w:t>
-            </w:r>
-          </w:p>
-        </w:tc>
-        <w:tc>
-          <w:tcPr/>
-          <w:p>
-            <w:pPr>
-              <w:pStyle w:val="Compact"/>
-              <w:spacing w:after="40"/>
-              <w:jc w:val="left"/>
-            </w:pPr>
-            <w:r>
-              <w:rPr>
-                <w:sz w:val="19"/>
-              </w:rPr>
-              <w:t xml:space="preserve">FR-AD01</w:t>
-            </w:r>
-          </w:p>
-        </w:tc>
-        <w:tc>
-          <w:tcPr/>
-          <w:p>
-            <w:pPr>
-              <w:pStyle w:val="Compact"/>
-              <w:spacing w:after="40"/>
-              <w:jc w:val="left"/>
-            </w:pPr>
-            <w:r>
-              <w:rPr>
-                <w:sz w:val="19"/>
-              </w:rPr>
-              <w:t xml:space="preserve">Admin Dashboard</w:t>
+              <w:t xml:space="preserve">UC-22</w:t>
+            </w:r>
+          </w:p>
+        </w:tc>
+        <w:tc>
+          <w:tcPr/>
+          <w:p>
+            <w:pPr>
+              <w:pStyle w:val="Compact"/>
+              <w:spacing w:after="40"/>
+              <w:jc w:val="left"/>
+            </w:pPr>
+            <w:r>
+              <w:rPr>
+                <w:sz w:val="19"/>
+              </w:rPr>
+              <w:t xml:space="preserve">Rate a product (edit / delete my review)</w:t>
+            </w:r>
+          </w:p>
+        </w:tc>
+        <w:tc>
+          <w:tcPr/>
+          <w:p>
+            <w:pPr>
+              <w:pStyle w:val="Compact"/>
+              <w:spacing w:after="40"/>
+              <w:jc w:val="left"/>
+            </w:pPr>
+            <w:r>
+              <w:rPr>
+                <w:sz w:val="19"/>
+              </w:rPr>
+              <w:t xml:space="preserve">Customer</w:t>
+            </w:r>
+          </w:p>
+        </w:tc>
+        <w:tc>
+          <w:tcPr/>
+          <w:p>
+            <w:pPr>
+              <w:pStyle w:val="Compact"/>
+              <w:spacing w:after="40"/>
+              <w:jc w:val="left"/>
+            </w:pPr>
+            <w:r>
+              <w:rPr>
+                <w:sz w:val="19"/>
+              </w:rPr>
+              <w:t xml:space="preserve">FR-R01, FR-R02</w:t>
+            </w:r>
+          </w:p>
+        </w:tc>
+        <w:tc>
+          <w:tcPr/>
+          <w:p>
+            <w:pPr>
+              <w:pStyle w:val="Compact"/>
+              <w:spacing w:after="40"/>
+              <w:jc w:val="left"/>
+            </w:pPr>
+            <w:r>
+              <w:rPr>
+                <w:sz w:val="19"/>
+              </w:rPr>
+              <w:t xml:space="preserve">Rate sheet (from Order Details, Notifications, To review, Product Details)</w:t>
             </w:r>
           </w:p>
         </w:tc>
@@ -2937,71 +2937,71 @@
               <w:rPr>
                 <w:sz w:val="19"/>
               </w:rPr>
-              <w:t xml:space="preserve">UC-A2</w:t>
-            </w:r>
-          </w:p>
-        </w:tc>
-        <w:tc>
-          <w:tcPr/>
-          <w:p>
-            <w:pPr>
-              <w:pStyle w:val="Compact"/>
-              <w:spacing w:after="40"/>
-              <w:jc w:val="left"/>
-            </w:pPr>
-            <w:r>
-              <w:rPr>
-                <w:sz w:val="19"/>
-              </w:rPr>
-              <w:t xml:space="preserve">Manage orders (next step, cancel)</w:t>
-            </w:r>
-          </w:p>
-        </w:tc>
-        <w:tc>
-          <w:tcPr/>
-          <w:p>
-            <w:pPr>
-              <w:pStyle w:val="Compact"/>
-              <w:spacing w:after="40"/>
-              <w:jc w:val="left"/>
-            </w:pPr>
-            <w:r>
-              <w:rPr>
-                <w:sz w:val="19"/>
-              </w:rPr>
-              <w:t xml:space="preserve">Admin</w:t>
-            </w:r>
-          </w:p>
-        </w:tc>
-        <w:tc>
-          <w:tcPr/>
-          <w:p>
-            <w:pPr>
-              <w:pStyle w:val="Compact"/>
-              <w:spacing w:after="40"/>
-              <w:jc w:val="left"/>
-            </w:pPr>
-            <w:r>
-              <w:rPr>
-                <w:sz w:val="19"/>
-              </w:rPr>
-              <w:t xml:space="preserve">FR-AD02</w:t>
-            </w:r>
-          </w:p>
-        </w:tc>
-        <w:tc>
-          <w:tcPr/>
-          <w:p>
-            <w:pPr>
-              <w:pStyle w:val="Compact"/>
-              <w:spacing w:after="40"/>
-              <w:jc w:val="left"/>
-            </w:pPr>
-            <w:r>
-              <w:rPr>
-                <w:sz w:val="19"/>
-              </w:rPr>
-              <w:t xml:space="preserve">Admin Orders, Admin Order Details</w:t>
+              <w:t xml:space="preserve">UC-23</w:t>
+            </w:r>
+          </w:p>
+        </w:tc>
+        <w:tc>
+          <w:tcPr/>
+          <w:p>
+            <w:pPr>
+              <w:pStyle w:val="Compact"/>
+              <w:spacing w:after="40"/>
+              <w:jc w:val="left"/>
+            </w:pPr>
+            <w:r>
+              <w:rPr>
+                <w:sz w:val="19"/>
+              </w:rPr>
+              <w:t xml:space="preserve">Read reviews</w:t>
+            </w:r>
+          </w:p>
+        </w:tc>
+        <w:tc>
+          <w:tcPr/>
+          <w:p>
+            <w:pPr>
+              <w:pStyle w:val="Compact"/>
+              <w:spacing w:after="40"/>
+              <w:jc w:val="left"/>
+            </w:pPr>
+            <w:r>
+              <w:rPr>
+                <w:sz w:val="19"/>
+              </w:rPr>
+              <w:t xml:space="preserve">Customer</w:t>
+            </w:r>
+          </w:p>
+        </w:tc>
+        <w:tc>
+          <w:tcPr/>
+          <w:p>
+            <w:pPr>
+              <w:pStyle w:val="Compact"/>
+              <w:spacing w:after="40"/>
+              <w:jc w:val="left"/>
+            </w:pPr>
+            <w:r>
+              <w:rPr>
+                <w:sz w:val="19"/>
+              </w:rPr>
+              <w:t xml:space="preserve">FR-R03, FR-R04</w:t>
+            </w:r>
+          </w:p>
+        </w:tc>
+        <w:tc>
+          <w:tcPr/>
+          <w:p>
+            <w:pPr>
+              <w:pStyle w:val="Compact"/>
+              <w:spacing w:after="40"/>
+              <w:jc w:val="left"/>
+            </w:pPr>
+            <w:r>
+              <w:rPr>
+                <w:sz w:val="19"/>
+              </w:rPr>
+              <w:t xml:space="preserve">Product Details, Reviews</w:t>
             </w:r>
           </w:p>
         </w:tc>
@@ -3021,23 +3021,23 @@
               <w:rPr>
                 <w:sz w:val="19"/>
               </w:rPr>
-              <w:t xml:space="preserve">UC-A3</w:t>
-            </w:r>
-          </w:p>
-        </w:tc>
-        <w:tc>
-          <w:tcPr/>
-          <w:p>
-            <w:pPr>
-              <w:pStyle w:val="Compact"/>
-              <w:spacing w:after="40"/>
-              <w:jc w:val="left"/>
-            </w:pPr>
-            <w:r>
-              <w:rPr>
-                <w:sz w:val="19"/>
-              </w:rPr>
-              <w:t xml:space="preserve">Add / edit product and photos</w:t>
+              <w:t xml:space="preserve">UC-A1</w:t>
+            </w:r>
+          </w:p>
+        </w:tc>
+        <w:tc>
+          <w:tcPr/>
+          <w:p>
+            <w:pPr>
+              <w:pStyle w:val="Compact"/>
+              <w:spacing w:after="40"/>
+              <w:jc w:val="left"/>
+            </w:pPr>
+            <w:r>
+              <w:rPr>
+                <w:sz w:val="19"/>
+              </w:rPr>
+              <w:t xml:space="preserve">View dashboard and live activity</w:t>
             </w:r>
           </w:p>
         </w:tc>
@@ -3069,23 +3069,23 @@
               <w:rPr>
                 <w:sz w:val="19"/>
               </w:rPr>
-              <w:t xml:space="preserve">FR-AD03</w:t>
-            </w:r>
-          </w:p>
-        </w:tc>
-        <w:tc>
-          <w:tcPr/>
-          <w:p>
-            <w:pPr>
-              <w:pStyle w:val="Compact"/>
-              <w:spacing w:after="40"/>
-              <w:jc w:val="left"/>
-            </w:pPr>
-            <w:r>
-              <w:rPr>
-                <w:sz w:val="19"/>
-              </w:rPr>
-              <w:t xml:space="preserve">Admin Products, Add / Edit Product</w:t>
+              <w:t xml:space="preserve">FR-AD01</w:t>
+            </w:r>
+          </w:p>
+        </w:tc>
+        <w:tc>
+          <w:tcPr/>
+          <w:p>
+            <w:pPr>
+              <w:pStyle w:val="Compact"/>
+              <w:spacing w:after="40"/>
+              <w:jc w:val="left"/>
+            </w:pPr>
+            <w:r>
+              <w:rPr>
+                <w:sz w:val="19"/>
+              </w:rPr>
+              <w:t xml:space="preserve">Admin Dashboard</w:t>
             </w:r>
           </w:p>
         </w:tc>
@@ -3105,23 +3105,23 @@
               <w:rPr>
                 <w:sz w:val="19"/>
               </w:rPr>
-              <w:t xml:space="preserve">UC-A4</w:t>
-            </w:r>
-          </w:p>
-        </w:tc>
-        <w:tc>
-          <w:tcPr/>
-          <w:p>
-            <w:pPr>
-              <w:pStyle w:val="Compact"/>
-              <w:spacing w:after="40"/>
-              <w:jc w:val="left"/>
-            </w:pPr>
-            <w:r>
-              <w:rPr>
-                <w:sz w:val="19"/>
-              </w:rPr>
-              <w:t xml:space="preserve">Update stock, show / hide product</w:t>
+              <w:t xml:space="preserve">UC-A2</w:t>
+            </w:r>
+          </w:p>
+        </w:tc>
+        <w:tc>
+          <w:tcPr/>
+          <w:p>
+            <w:pPr>
+              <w:pStyle w:val="Compact"/>
+              <w:spacing w:after="40"/>
+              <w:jc w:val="left"/>
+            </w:pPr>
+            <w:r>
+              <w:rPr>
+                <w:sz w:val="19"/>
+              </w:rPr>
+              <w:t xml:space="preserve">Manage orders (next step, cancel)</w:t>
             </w:r>
           </w:p>
         </w:tc>
@@ -3153,23 +3153,23 @@
               <w:rPr>
                 <w:sz w:val="19"/>
               </w:rPr>
-              <w:t xml:space="preserve">FR-AD03</w:t>
-            </w:r>
-          </w:p>
-        </w:tc>
-        <w:tc>
-          <w:tcPr/>
-          <w:p>
-            <w:pPr>
-              <w:pStyle w:val="Compact"/>
-              <w:spacing w:after="40"/>
-              <w:jc w:val="left"/>
-            </w:pPr>
-            <w:r>
-              <w:rPr>
-                <w:sz w:val="19"/>
-              </w:rPr>
-              <w:t xml:space="preserve">Admin Products</w:t>
+              <w:t xml:space="preserve">FR-AD02</w:t>
+            </w:r>
+          </w:p>
+        </w:tc>
+        <w:tc>
+          <w:tcPr/>
+          <w:p>
+            <w:pPr>
+              <w:pStyle w:val="Compact"/>
+              <w:spacing w:after="40"/>
+              <w:jc w:val="left"/>
+            </w:pPr>
+            <w:r>
+              <w:rPr>
+                <w:sz w:val="19"/>
+              </w:rPr>
+              <w:t xml:space="preserve">Admin Orders, Admin Order Details</w:t>
             </w:r>
           </w:p>
         </w:tc>
@@ -3189,23 +3189,23 @@
               <w:rPr>
                 <w:sz w:val="19"/>
               </w:rPr>
-              <w:t xml:space="preserve">UC-A5</w:t>
-            </w:r>
-          </w:p>
-        </w:tc>
-        <w:tc>
-          <w:tcPr/>
-          <w:p>
-            <w:pPr>
-              <w:pStyle w:val="Compact"/>
-              <w:spacing w:after="40"/>
-              <w:jc w:val="left"/>
-            </w:pPr>
-            <w:r>
-              <w:rPr>
-                <w:sz w:val="19"/>
-              </w:rPr>
-              <w:t xml:space="preserve">Manage categories</w:t>
+              <w:t xml:space="preserve">UC-A3</w:t>
+            </w:r>
+          </w:p>
+        </w:tc>
+        <w:tc>
+          <w:tcPr/>
+          <w:p>
+            <w:pPr>
+              <w:pStyle w:val="Compact"/>
+              <w:spacing w:after="40"/>
+              <w:jc w:val="left"/>
+            </w:pPr>
+            <w:r>
+              <w:rPr>
+                <w:sz w:val="19"/>
+              </w:rPr>
+              <w:t xml:space="preserve">Add / edit product and photos</w:t>
             </w:r>
           </w:p>
         </w:tc>
@@ -3237,23 +3237,23 @@
               <w:rPr>
                 <w:sz w:val="19"/>
               </w:rPr>
-              <w:t xml:space="preserve">FR-AD04</w:t>
-            </w:r>
-          </w:p>
-        </w:tc>
-        <w:tc>
-          <w:tcPr/>
-          <w:p>
-            <w:pPr>
-              <w:pStyle w:val="Compact"/>
-              <w:spacing w:after="40"/>
-              <w:jc w:val="left"/>
-            </w:pPr>
-            <w:r>
-              <w:rPr>
-                <w:sz w:val="19"/>
-              </w:rPr>
-              <w:t xml:space="preserve">Admin Categories</w:t>
+              <w:t xml:space="preserve">FR-AD03</w:t>
+            </w:r>
+          </w:p>
+        </w:tc>
+        <w:tc>
+          <w:tcPr/>
+          <w:p>
+            <w:pPr>
+              <w:pStyle w:val="Compact"/>
+              <w:spacing w:after="40"/>
+              <w:jc w:val="left"/>
+            </w:pPr>
+            <w:r>
+              <w:rPr>
+                <w:sz w:val="19"/>
+              </w:rPr>
+              <w:t xml:space="preserve">Admin Products, Add / Edit Product</w:t>
             </w:r>
           </w:p>
         </w:tc>
@@ -3273,23 +3273,23 @@
               <w:rPr>
                 <w:sz w:val="19"/>
               </w:rPr>
-              <w:t xml:space="preserve">UC-A6</w:t>
-            </w:r>
-          </w:p>
-        </w:tc>
-        <w:tc>
-          <w:tcPr/>
-          <w:p>
-            <w:pPr>
-              <w:pStyle w:val="Compact"/>
-              <w:spacing w:after="40"/>
-              <w:jc w:val="left"/>
-            </w:pPr>
-            <w:r>
-              <w:rPr>
-                <w:sz w:val="19"/>
-              </w:rPr>
-              <w:t xml:space="preserve">View and block / unblock customers</w:t>
+              <w:t xml:space="preserve">UC-A4</w:t>
+            </w:r>
+          </w:p>
+        </w:tc>
+        <w:tc>
+          <w:tcPr/>
+          <w:p>
+            <w:pPr>
+              <w:pStyle w:val="Compact"/>
+              <w:spacing w:after="40"/>
+              <w:jc w:val="left"/>
+            </w:pPr>
+            <w:r>
+              <w:rPr>
+                <w:sz w:val="19"/>
+              </w:rPr>
+              <w:t xml:space="preserve">Update stock, show / hide product</w:t>
             </w:r>
           </w:p>
         </w:tc>
@@ -3321,23 +3321,23 @@
               <w:rPr>
                 <w:sz w:val="19"/>
               </w:rPr>
-              <w:t xml:space="preserve">FR-AD05</w:t>
-            </w:r>
-          </w:p>
-        </w:tc>
-        <w:tc>
-          <w:tcPr/>
-          <w:p>
-            <w:pPr>
-              <w:pStyle w:val="Compact"/>
-              <w:spacing w:after="40"/>
-              <w:jc w:val="left"/>
-            </w:pPr>
-            <w:r>
-              <w:rPr>
-                <w:sz w:val="19"/>
-              </w:rPr>
-              <w:t xml:space="preserve">Admin Customers, Customer Details</w:t>
+              <w:t xml:space="preserve">FR-AD03</w:t>
+            </w:r>
+          </w:p>
+        </w:tc>
+        <w:tc>
+          <w:tcPr/>
+          <w:p>
+            <w:pPr>
+              <w:pStyle w:val="Compact"/>
+              <w:spacing w:after="40"/>
+              <w:jc w:val="left"/>
+            </w:pPr>
+            <w:r>
+              <w:rPr>
+                <w:sz w:val="19"/>
+              </w:rPr>
+              <w:t xml:space="preserve">Admin Products</w:t>
             </w:r>
           </w:p>
         </w:tc>
@@ -3357,6 +3357,174 @@
               <w:rPr>
                 <w:sz w:val="19"/>
               </w:rPr>
+              <w:t xml:space="preserve">UC-A5</w:t>
+            </w:r>
+          </w:p>
+        </w:tc>
+        <w:tc>
+          <w:tcPr/>
+          <w:p>
+            <w:pPr>
+              <w:pStyle w:val="Compact"/>
+              <w:spacing w:after="40"/>
+              <w:jc w:val="left"/>
+            </w:pPr>
+            <w:r>
+              <w:rPr>
+                <w:sz w:val="19"/>
+              </w:rPr>
+              <w:t xml:space="preserve">Manage categories</w:t>
+            </w:r>
+          </w:p>
+        </w:tc>
+        <w:tc>
+          <w:tcPr/>
+          <w:p>
+            <w:pPr>
+              <w:pStyle w:val="Compact"/>
+              <w:spacing w:after="40"/>
+              <w:jc w:val="left"/>
+            </w:pPr>
+            <w:r>
+              <w:rPr>
+                <w:sz w:val="19"/>
+              </w:rPr>
+              <w:t xml:space="preserve">Admin</w:t>
+            </w:r>
+          </w:p>
+        </w:tc>
+        <w:tc>
+          <w:tcPr/>
+          <w:p>
+            <w:pPr>
+              <w:pStyle w:val="Compact"/>
+              <w:spacing w:after="40"/>
+              <w:jc w:val="left"/>
+            </w:pPr>
+            <w:r>
+              <w:rPr>
+                <w:sz w:val="19"/>
+              </w:rPr>
+              <w:t xml:space="preserve">FR-AD04</w:t>
+            </w:r>
+          </w:p>
+        </w:tc>
+        <w:tc>
+          <w:tcPr/>
+          <w:p>
+            <w:pPr>
+              <w:pStyle w:val="Compact"/>
+              <w:spacing w:after="40"/>
+              <w:jc w:val="left"/>
+            </w:pPr>
+            <w:r>
+              <w:rPr>
+                <w:sz w:val="19"/>
+              </w:rPr>
+              <w:t xml:space="preserve">Admin Categories</w:t>
+            </w:r>
+          </w:p>
+        </w:tc>
+      </w:tr>
+      <w:tr>
+        <w:tc>
+          <w:tcPr>
+            <w:noWrap/>
+          </w:tcPr>
+          <w:p>
+            <w:pPr>
+              <w:pStyle w:val="Compact"/>
+              <w:spacing w:after="40"/>
+              <w:jc w:val="left"/>
+            </w:pPr>
+            <w:r>
+              <w:rPr>
+                <w:sz w:val="19"/>
+              </w:rPr>
+              <w:t xml:space="preserve">UC-A6</w:t>
+            </w:r>
+          </w:p>
+        </w:tc>
+        <w:tc>
+          <w:tcPr/>
+          <w:p>
+            <w:pPr>
+              <w:pStyle w:val="Compact"/>
+              <w:spacing w:after="40"/>
+              <w:jc w:val="left"/>
+            </w:pPr>
+            <w:r>
+              <w:rPr>
+                <w:sz w:val="19"/>
+              </w:rPr>
+              <w:t xml:space="preserve">View and block / unblock customers</w:t>
+            </w:r>
+          </w:p>
+        </w:tc>
+        <w:tc>
+          <w:tcPr/>
+          <w:p>
+            <w:pPr>
+              <w:pStyle w:val="Compact"/>
+              <w:spacing w:after="40"/>
+              <w:jc w:val="left"/>
+            </w:pPr>
+            <w:r>
+              <w:rPr>
+                <w:sz w:val="19"/>
+              </w:rPr>
+              <w:t xml:space="preserve">Admin</w:t>
+            </w:r>
+          </w:p>
+        </w:tc>
+        <w:tc>
+          <w:tcPr/>
+          <w:p>
+            <w:pPr>
+              <w:pStyle w:val="Compact"/>
+              <w:spacing w:after="40"/>
+              <w:jc w:val="left"/>
+            </w:pPr>
+            <w:r>
+              <w:rPr>
+                <w:sz w:val="19"/>
+              </w:rPr>
+              <w:t xml:space="preserve">FR-AD05</w:t>
+            </w:r>
+          </w:p>
+        </w:tc>
+        <w:tc>
+          <w:tcPr/>
+          <w:p>
+            <w:pPr>
+              <w:pStyle w:val="Compact"/>
+              <w:spacing w:after="40"/>
+              <w:jc w:val="left"/>
+            </w:pPr>
+            <w:r>
+              <w:rPr>
+                <w:sz w:val="19"/>
+              </w:rPr>
+              <w:t xml:space="preserve">Admin Customers, Customer Details</w:t>
+            </w:r>
+          </w:p>
+        </w:tc>
+      </w:tr>
+      <w:tr>
+        <w:tc>
+          <w:tcPr>
+            <w:noWrap/>
+          </w:tcPr>
+          <w:p>
+            <w:pPr>
+              <w:pStyle w:val="Compact"/>
+              <w:spacing w:after="40"/>
+              <w:jc w:val="left"/>
+            </w:pPr>
+            <w:r>
+              <w:rPr>
+                <w:sz w:val="19"/>
+              </w:rPr>
               <w:t xml:space="preserve">UC-A7</w:t>
             </w:r>
           </w:p>
@@ -3435,7 +3603,7 @@
       </w:r>
     </w:p>
     <w:bookmarkEnd w:id="46"/>
-    <w:bookmarkStart w:id="59" w:name="X0c4e63c5b755111e45a077ca2e89b899b1c1b2f"/>
+    <w:bookmarkStart w:id="60" w:name="X0c4e63c5b755111e45a077ca2e89b899b1c1b2f"/>
     <w:p>
       <w:pPr>
         <w:pStyle w:val="Heading2"/>
@@ -5854,14 +6022,14 @@
       </w:r>
     </w:p>
     <w:bookmarkEnd w:id="54"/>
-    <w:bookmarkStart w:id="55" w:name="uc-a2-manage-orders"/>
+    <w:bookmarkStart w:id="55" w:name="uc-22-rate-a-product"/>
     <w:p>
       <w:pPr>
         <w:pStyle w:val="Heading3"/>
         <w:keepNext/>
       </w:pPr>
       <w:r>
-        <w:t xml:space="preserve">UC-A2 Manage orders</w:t>
+        <w:t xml:space="preserve">UC-22 Rate a product</w:t>
       </w:r>
     </w:p>
     <w:tbl>
@@ -5913,7 +6081,7 @@
               <w:rPr>
                 <w:sz w:val="19"/>
               </w:rPr>
-              <w:t xml:space="preserve">Admin</w:t>
+              <w:t xml:space="preserve">Customer</w:t>
             </w:r>
           </w:p>
         </w:tc>
@@ -5934,22 +6102,22 @@
                 <w:b/>
                 <w:sz w:val="19"/>
               </w:rPr>
-              <w:t xml:space="preserve">Includes</w:t>
-            </w:r>
-          </w:p>
-        </w:tc>
-        <w:tc>
-          <w:tcPr/>
-          <w:p>
-            <w:pPr>
-              <w:pStyle w:val="Compact"/>
-              <w:jc w:val="left"/>
-            </w:pPr>
-            <w:r>
-              <w:rPr>
-                <w:sz w:val="19"/>
-              </w:rPr>
-              <w:t xml:space="preserve">Notify the customer</w:t>
+              <w:t xml:space="preserve">Precondition</w:t>
+            </w:r>
+          </w:p>
+        </w:tc>
+        <w:tc>
+          <w:tcPr/>
+          <w:p>
+            <w:pPr>
+              <w:pStyle w:val="Compact"/>
+              <w:jc w:val="left"/>
+            </w:pPr>
+            <w:r>
+              <w:rPr>
+                <w:sz w:val="19"/>
+              </w:rPr>
+              <w:t xml:space="preserve">The product is in one of the customer's delivered orders.</w:t>
             </w:r>
           </w:p>
         </w:tc>
@@ -5970,22 +6138,22 @@
                 <w:b/>
                 <w:sz w:val="19"/>
               </w:rPr>
-              <w:t xml:space="preserve">Precondition</w:t>
-            </w:r>
-          </w:p>
-        </w:tc>
-        <w:tc>
-          <w:tcPr/>
-          <w:p>
-            <w:pPr>
-              <w:pStyle w:val="Compact"/>
-              <w:jc w:val="left"/>
-            </w:pPr>
-            <w:r>
-              <w:rPr>
-                <w:sz w:val="19"/>
-              </w:rPr>
-              <w:t xml:space="preserve">Logged in as admin.</w:t>
+              <w:t xml:space="preserve">Trigger</w:t>
+            </w:r>
+          </w:p>
+        </w:tc>
+        <w:tc>
+          <w:tcPr/>
+          <w:p>
+            <w:pPr>
+              <w:pStyle w:val="Compact"/>
+              <w:jc w:val="left"/>
+            </w:pPr>
+            <w:r>
+              <w:rPr>
+                <w:sz w:val="19"/>
+              </w:rPr>
+              <w:t xml:space="preserve">"Rate it" on an item of a delivered order, on the "Delivered" notification, in Profile &gt; To review, or "You bought this. Rate it" on the product page.</w:t>
             </w:r>
           </w:p>
         </w:tc>
@@ -6012,7 +6180,7 @@
         <w:pStyle w:val="Compact"/>
       </w:pPr>
       <w:r>
-        <w:t xml:space="preserve">The admin opens the Orders tab (the badge shows how many orders need handling).</w:t>
+        <w:t xml:space="preserve">The app opens the rating sheet with the product photo and name ("Rate your figure").</w:t>
       </w:r>
     </w:p>
     <w:p>
@@ -6024,16 +6192,43 @@
         <w:pStyle w:val="Compact"/>
       </w:pPr>
       <w:r>
-        <w:t xml:space="preserve">The app lists all orders (</w:t>
+        <w:t xml:space="preserve">The customer taps a star; the star pops and the word under it changes (Terrible ... Excellent). Post review stays disabled until a star is chosen.</w:t>
+      </w:r>
+    </w:p>
+    <w:p>
+      <w:pPr>
+        <w:numPr>
+          <w:ilvl w:val="0"/>
+          <w:numId w:val="1017"/>
+        </w:numPr>
+        <w:pStyle w:val="Compact"/>
+      </w:pPr>
+      <w:r>
+        <w:t xml:space="preserve">The customer may pick quick tags and write a comment.</w:t>
+      </w:r>
+    </w:p>
+    <w:p>
+      <w:pPr>
+        <w:numPr>
+          <w:ilvl w:val="0"/>
+          <w:numId w:val="1017"/>
+        </w:numPr>
+        <w:pStyle w:val="Compact"/>
+      </w:pPr>
+      <w:r>
+        <w:t xml:space="preserve">The customer taps Post review; the app sends</w:t>
+      </w:r>
+      <w:r>
+        <w:t xml:space="preserve"> </w:t>
       </w:r>
       <w:r>
         <w:rPr>
           <w:rStyle w:val="VerbatimChar"/>
         </w:rPr>
-        <w:t xml:space="preserve">GET /api/admin/orders</w:t>
-      </w:r>
-      <w:r>
-        <w:t xml:space="preserve">) with counts per status; the admin can search by order number or customer, or filter by status.</w:t>
+        <w:t xml:space="preserve">POST /api/products/&lt;id&gt;/reviews</w:t>
+      </w:r>
+      <w:r>
+        <w:t xml:space="preserve">.</w:t>
       </w:r>
     </w:p>
     <w:p>
@@ -6045,7 +6240,7 @@
         <w:pStyle w:val="Compact"/>
       </w:pPr>
       <w:r>
-        <w:t xml:space="preserve">The admin taps the order's next-step button (Confirm, Ship or Delivered), or opens the order details first.</w:t>
+        <w:t xml:space="preserve">The system checks that the product was delivered to them, validates the data and saves the review (or updates their existing one).</w:t>
       </w:r>
     </w:p>
     <w:p>
@@ -6057,40 +6252,7 @@
         <w:pStyle w:val="Compact"/>
       </w:pPr>
       <w:r>
-        <w:t xml:space="preserve">The system checks that the step is allowed (pending -&gt; confirmed -&gt; shipped -&gt; delivered) and saves the new status (</w:t>
-      </w:r>
-      <w:r>
-        <w:rPr>
-          <w:rStyle w:val="VerbatimChar"/>
-        </w:rPr>
-        <w:t xml:space="preserve">PUT /api/admin/orders/&lt;id&gt;/status</w:t>
-      </w:r>
-      <w:r>
-        <w:t xml:space="preserve">).</w:t>
-      </w:r>
-    </w:p>
-    <w:p>
-      <w:pPr>
-        <w:numPr>
-          <w:ilvl w:val="0"/>
-          <w:numId w:val="1017"/>
-        </w:numPr>
-        <w:pStyle w:val="Compact"/>
-      </w:pPr>
-      <w:r>
-        <w:t xml:space="preserve">The system creates a notification for the customer ("Your order has shipped" ...).</w:t>
-      </w:r>
-    </w:p>
-    <w:p>
-      <w:pPr>
-        <w:numPr>
-          <w:ilvl w:val="0"/>
-          <w:numId w:val="1017"/>
-        </w:numPr>
-        <w:pStyle w:val="Compact"/>
-      </w:pPr>
-      <w:r>
-        <w:t xml:space="preserve">The app updates the list, the badge and the dashboard.</w:t>
+        <w:t xml:space="preserve">The sheet shows "Thanks for your review!" and closes; the item now shows its stars and "Reviewed", and the product's rating is updated.</w:t>
       </w:r>
     </w:p>
     <w:p>
@@ -6114,7 +6276,19 @@
         <w:pStyle w:val="Compact"/>
       </w:pPr>
       <w:r>
-        <w:t xml:space="preserve">A1 (step 3): the admin taps Cancel. The app asks "Cancel this order?"; on confirm the order is cancelled, its stock returned and the customer notified.</w:t>
+        <w:t xml:space="preserve">A1 (step 5): not delivered to this customer.</w:t>
+      </w:r>
+      <w:r>
+        <w:t xml:space="preserve"> </w:t>
+      </w:r>
+      <w:r>
+        <w:rPr>
+          <w:rStyle w:val="VerbatimChar"/>
+        </w:rPr>
+        <w:t xml:space="preserve">403</w:t>
+      </w:r>
+      <w:r>
+        <w:t xml:space="preserve">, "You can review a product once it has been delivered to you".</w:t>
       </w:r>
     </w:p>
     <w:p>
@@ -6126,7 +6300,7 @@
         <w:pStyle w:val="Compact"/>
       </w:pPr>
       <w:r>
-        <w:t xml:space="preserve">A2 (step 4): the step is not allowed (e.g. shipping a pending order, cancelling a shipped one).</w:t>
+        <w:t xml:space="preserve">A2 (step 5): comment longer than 1,000 characters, unknown tag or rating not 1-5.</w:t>
       </w:r>
       <w:r>
         <w:t xml:space="preserve"> </w:t>
@@ -6135,10 +6309,10 @@
         <w:rPr>
           <w:rStyle w:val="VerbatimChar"/>
         </w:rPr>
-        <w:t xml:space="preserve">409</w:t>
-      </w:r>
-      <w:r>
-        <w:t xml:space="preserve">, "A shipped order cannot be marked cancelled".</w:t>
+        <w:t xml:space="preserve">422</w:t>
+      </w:r>
+      <w:r>
+        <w:t xml:space="preserve">; the sheet shows the message and stays open.</w:t>
       </w:r>
     </w:p>
     <w:p>
@@ -6150,7 +6324,7 @@
         <w:pStyle w:val="Compact"/>
       </w:pPr>
       <w:r>
-        <w:t xml:space="preserve">A3 (step 4): an unpaid KHQR order can only be cancelled, not confirmed.</w:t>
+        <w:t xml:space="preserve">A3: the customer already reviewed it. The sheet opens as "Edit your review" with their stars, tags and comment; Save changes edits it, Delete review (after a confirmation) removes it.</w:t>
       </w:r>
     </w:p>
     <w:p>
@@ -6168,18 +6342,18 @@
         <w:t xml:space="preserve"> </w:t>
       </w:r>
       <w:r>
-        <w:t xml:space="preserve">The order has its new status and the customer knows.</w:t>
+        <w:t xml:space="preserve">The review is on the product page and the Reviews page, marked as a verified buyer.</w:t>
       </w:r>
     </w:p>
     <w:bookmarkEnd w:id="55"/>
-    <w:bookmarkStart w:id="56" w:name="uc-a3-add--edit-product"/>
+    <w:bookmarkStart w:id="56" w:name="uc-a2-manage-orders"/>
     <w:p>
       <w:pPr>
         <w:pStyle w:val="Heading3"/>
         <w:keepNext/>
       </w:pPr>
       <w:r>
-        <w:t xml:space="preserve">UC-A3 Add / edit product</w:t>
+        <w:t xml:space="preserve">UC-A2 Manage orders</w:t>
       </w:r>
     </w:p>
     <w:tbl>
@@ -6252,22 +6426,58 @@
                 <w:b/>
                 <w:sz w:val="19"/>
               </w:rPr>
-              <w:t xml:space="preserve">Extended by</w:t>
-            </w:r>
-          </w:p>
-        </w:tc>
-        <w:tc>
-          <w:tcPr/>
-          <w:p>
-            <w:pPr>
-              <w:pStyle w:val="Compact"/>
-              <w:jc w:val="left"/>
-            </w:pPr>
-            <w:r>
-              <w:rPr>
-                <w:sz w:val="19"/>
-              </w:rPr>
-              <w:t xml:space="preserve">Upload product photos</w:t>
+              <w:t xml:space="preserve">Includes</w:t>
+            </w:r>
+          </w:p>
+        </w:tc>
+        <w:tc>
+          <w:tcPr/>
+          <w:p>
+            <w:pPr>
+              <w:pStyle w:val="Compact"/>
+              <w:jc w:val="left"/>
+            </w:pPr>
+            <w:r>
+              <w:rPr>
+                <w:sz w:val="19"/>
+              </w:rPr>
+              <w:t xml:space="preserve">Notify the customer</w:t>
+            </w:r>
+          </w:p>
+        </w:tc>
+      </w:tr>
+      <w:tr>
+        <w:tc>
+          <w:tcPr>
+            <w:shd w:val="clear" w:fill="E0F2FE"/>
+          </w:tcPr>
+          <w:p>
+            <w:pPr>
+              <w:pStyle w:val="Compact"/>
+              <w:jc w:val="left"/>
+            </w:pPr>
+            <w:r>
+              <w:rPr>
+                <w:bCs/>
+                <w:b/>
+                <w:sz w:val="19"/>
+              </w:rPr>
+              <w:t xml:space="preserve">Precondition</w:t>
+            </w:r>
+          </w:p>
+        </w:tc>
+        <w:tc>
+          <w:tcPr/>
+          <w:p>
+            <w:pPr>
+              <w:pStyle w:val="Compact"/>
+              <w:jc w:val="left"/>
+            </w:pPr>
+            <w:r>
+              <w:rPr>
+                <w:sz w:val="19"/>
+              </w:rPr>
+              <w:t xml:space="preserve">Logged in as admin.</w:t>
             </w:r>
           </w:p>
         </w:tc>
@@ -6294,7 +6504,7 @@
         <w:pStyle w:val="Compact"/>
       </w:pPr>
       <w:r>
-        <w:t xml:space="preserve">The admin taps the raised + button (or a product in the Products tab to edit it).</w:t>
+        <w:t xml:space="preserve">The admin opens the Orders tab (the badge shows how many orders need handling).</w:t>
       </w:r>
     </w:p>
     <w:p>
@@ -6306,7 +6516,16 @@
         <w:pStyle w:val="Compact"/>
       </w:pPr>
       <w:r>
-        <w:t xml:space="preserve">The admin fills in name, category, series, brand, price, sale price, stock, description, Featured and In the shop, and picks photos from the gallery.</w:t>
+        <w:t xml:space="preserve">The app lists all orders (</w:t>
+      </w:r>
+      <w:r>
+        <w:rPr>
+          <w:rStyle w:val="VerbatimChar"/>
+        </w:rPr>
+        <w:t xml:space="preserve">GET /api/admin/orders</w:t>
+      </w:r>
+      <w:r>
+        <w:t xml:space="preserve">) with counts per status; the admin can search by order number or customer, or filter by status.</w:t>
       </w:r>
     </w:p>
     <w:p>
@@ -6318,37 +6537,28 @@
         <w:pStyle w:val="Compact"/>
       </w:pPr>
       <w:r>
-        <w:t xml:space="preserve">The admin taps "Save product"; the app sends</w:t>
-      </w:r>
-      <w:r>
-        <w:t xml:space="preserve"> </w:t>
+        <w:t xml:space="preserve">The admin taps the order's next-step button (Confirm, Ship or Delivered), or opens the order details first.</w:t>
+      </w:r>
+    </w:p>
+    <w:p>
+      <w:pPr>
+        <w:numPr>
+          <w:ilvl w:val="0"/>
+          <w:numId w:val="1019"/>
+        </w:numPr>
+        <w:pStyle w:val="Compact"/>
+      </w:pPr>
+      <w:r>
+        <w:t xml:space="preserve">The system checks that the step is allowed (pending -&gt; confirmed -&gt; shipped -&gt; delivered) and saves the new status (</w:t>
       </w:r>
       <w:r>
         <w:rPr>
           <w:rStyle w:val="VerbatimChar"/>
         </w:rPr>
-        <w:t xml:space="preserve">POST /api/admin/products</w:t>
-      </w:r>
-      <w:r>
-        <w:t xml:space="preserve"> </w:t>
-      </w:r>
-      <w:r>
-        <w:t xml:space="preserve">(or</w:t>
-      </w:r>
-      <w:r>
-        <w:t xml:space="preserve"> </w:t>
-      </w:r>
-      <w:r>
-        <w:rPr>
-          <w:rStyle w:val="VerbatimChar"/>
-        </w:rPr>
-        <w:t xml:space="preserve">PUT</w:t>
-      </w:r>
-      <w:r>
-        <w:t xml:space="preserve"> </w:t>
-      </w:r>
-      <w:r>
-        <w:t xml:space="preserve">for an edit).</w:t>
+        <w:t xml:space="preserve">PUT /api/admin/orders/&lt;id&gt;/status</w:t>
+      </w:r>
+      <w:r>
+        <w:t xml:space="preserve">).</w:t>
       </w:r>
     </w:p>
     <w:p>
@@ -6360,7 +6570,7 @@
         <w:pStyle w:val="Compact"/>
       </w:pPr>
       <w:r>
-        <w:t xml:space="preserve">The system validates the data and saves the product with a URL slug.</w:t>
+        <w:t xml:space="preserve">The system creates a notification for the customer ("Your order has shipped" ...).</w:t>
       </w:r>
     </w:p>
     <w:p>
@@ -6372,28 +6582,7 @@
         <w:pStyle w:val="Compact"/>
       </w:pPr>
       <w:r>
-        <w:t xml:space="preserve">The app uploads each new photo (</w:t>
-      </w:r>
-      <w:r>
-        <w:rPr>
-          <w:rStyle w:val="VerbatimChar"/>
-        </w:rPr>
-        <w:t xml:space="preserve">POST /api/admin/products/&lt;id&gt;/images</w:t>
-      </w:r>
-      <w:r>
-        <w:t xml:space="preserve">); the first one becomes the main photo.</w:t>
-      </w:r>
-    </w:p>
-    <w:p>
-      <w:pPr>
-        <w:numPr>
-          <w:ilvl w:val="0"/>
-          <w:numId w:val="1019"/>
-        </w:numPr>
-        <w:pStyle w:val="Compact"/>
-      </w:pPr>
-      <w:r>
-        <w:t xml:space="preserve">The product appears in the shop (if "In the shop" is on).</w:t>
+        <w:t xml:space="preserve">The app updates the list, the badge and the dashboard.</w:t>
       </w:r>
     </w:p>
     <w:p>
@@ -6417,7 +6606,19 @@
         <w:pStyle w:val="Compact"/>
       </w:pPr>
       <w:r>
-        <w:t xml:space="preserve">A1 (step 4): a field is wrong (no name, price not a number, sale price not lower than the price, negative stock).</w:t>
+        <w:t xml:space="preserve">A1 (step 3): the admin taps Cancel. The app asks "Cancel this order?"; on confirm the order is cancelled, its stock returned and the customer notified.</w:t>
+      </w:r>
+    </w:p>
+    <w:p>
+      <w:pPr>
+        <w:numPr>
+          <w:ilvl w:val="0"/>
+          <w:numId w:val="1020"/>
+        </w:numPr>
+        <w:pStyle w:val="Compact"/>
+      </w:pPr>
+      <w:r>
+        <w:t xml:space="preserve">A2 (step 4): the step is not allowed (e.g. shipping a pending order, cancelling a shipped one).</w:t>
       </w:r>
       <w:r>
         <w:t xml:space="preserve"> </w:t>
@@ -6426,10 +6627,10 @@
         <w:rPr>
           <w:rStyle w:val="VerbatimChar"/>
         </w:rPr>
-        <w:t xml:space="preserve">422</w:t>
-      </w:r>
-      <w:r>
-        <w:t xml:space="preserve">; the app shows each message under its field.</w:t>
+        <w:t xml:space="preserve">409</w:t>
+      </w:r>
+      <w:r>
+        <w:t xml:space="preserve">, "A shipped order cannot be marked cancelled".</w:t>
       </w:r>
     </w:p>
     <w:p>
@@ -6441,19 +6642,7 @@
         <w:pStyle w:val="Compact"/>
       </w:pPr>
       <w:r>
-        <w:t xml:space="preserve">A2 (step 5): a photo is not a JPG, PNG or WebP image, or is larger than 5 MB.</w:t>
-      </w:r>
-      <w:r>
-        <w:t xml:space="preserve"> </w:t>
-      </w:r>
-      <w:r>
-        <w:rPr>
-          <w:rStyle w:val="VerbatimChar"/>
-        </w:rPr>
-        <w:t xml:space="preserve">422</w:t>
-      </w:r>
-      <w:r>
-        <w:t xml:space="preserve">; that photo is refused with a message and the product is still saved. Accepted photos are cropped square and stored as WebP.</w:t>
+        <w:t xml:space="preserve">A3 (step 4): an unpaid KHQR order can only be cancelled, not confirmed.</w:t>
       </w:r>
     </w:p>
     <w:p>
@@ -6471,18 +6660,18 @@
         <w:t xml:space="preserve"> </w:t>
       </w:r>
       <w:r>
-        <w:t xml:space="preserve">The product exists with its photos.</w:t>
+        <w:t xml:space="preserve">The order has its new status and the customer knows.</w:t>
       </w:r>
     </w:p>
     <w:bookmarkEnd w:id="56"/>
-    <w:bookmarkStart w:id="57" w:name="uc-a6-view-and-block--unblock-customers"/>
+    <w:bookmarkStart w:id="57" w:name="uc-a3-add--edit-product"/>
     <w:p>
       <w:pPr>
         <w:pStyle w:val="Heading3"/>
         <w:keepNext/>
       </w:pPr>
       <w:r>
-        <w:t xml:space="preserve">UC-A6 View and block / unblock customers</w:t>
+        <w:t xml:space="preserve">UC-A3 Add / edit product</w:t>
       </w:r>
     </w:p>
     <w:tbl>
@@ -6539,6 +6728,42 @@
           </w:p>
         </w:tc>
       </w:tr>
+      <w:tr>
+        <w:tc>
+          <w:tcPr>
+            <w:shd w:val="clear" w:fill="E0F2FE"/>
+          </w:tcPr>
+          <w:p>
+            <w:pPr>
+              <w:pStyle w:val="Compact"/>
+              <w:jc w:val="left"/>
+            </w:pPr>
+            <w:r>
+              <w:rPr>
+                <w:bCs/>
+                <w:b/>
+                <w:sz w:val="19"/>
+              </w:rPr>
+              <w:t xml:space="preserve">Extended by</w:t>
+            </w:r>
+          </w:p>
+        </w:tc>
+        <w:tc>
+          <w:tcPr/>
+          <w:p>
+            <w:pPr>
+              <w:pStyle w:val="Compact"/>
+              <w:jc w:val="left"/>
+            </w:pPr>
+            <w:r>
+              <w:rPr>
+                <w:sz w:val="19"/>
+              </w:rPr>
+              <w:t xml:space="preserve">Upload product photos</w:t>
+            </w:r>
+          </w:p>
+        </w:tc>
+      </w:tr>
     </w:tbl>
     <w:p>
       <w:pPr>
@@ -6561,7 +6786,7 @@
         <w:pStyle w:val="Compact"/>
       </w:pPr>
       <w:r>
-        <w:t xml:space="preserve">From More, the admin opens Customers and can search by name, email or phone, or filter All / Active / Blocked.</w:t>
+        <w:t xml:space="preserve">The admin taps the raised + button (or a product in the Products tab to edit it).</w:t>
       </w:r>
     </w:p>
     <w:p>
@@ -6573,7 +6798,7 @@
         <w:pStyle w:val="Compact"/>
       </w:pPr>
       <w:r>
-        <w:t xml:space="preserve">The admin opens a customer and sees their contact details, orders, total spent and addresses.</w:t>
+        <w:t xml:space="preserve">The admin fills in name, category, series, brand, price, sale price, stock, description, Featured and In the shop, and picks photos from the gallery.</w:t>
       </w:r>
     </w:p>
     <w:p>
@@ -6585,7 +6810,37 @@
         <w:pStyle w:val="Compact"/>
       </w:pPr>
       <w:r>
-        <w:t xml:space="preserve">The admin taps "Block customer" and confirms.</w:t>
+        <w:t xml:space="preserve">The admin taps "Save product"; the app sends</w:t>
+      </w:r>
+      <w:r>
+        <w:t xml:space="preserve"> </w:t>
+      </w:r>
+      <w:r>
+        <w:rPr>
+          <w:rStyle w:val="VerbatimChar"/>
+        </w:rPr>
+        <w:t xml:space="preserve">POST /api/admin/products</w:t>
+      </w:r>
+      <w:r>
+        <w:t xml:space="preserve"> </w:t>
+      </w:r>
+      <w:r>
+        <w:t xml:space="preserve">(or</w:t>
+      </w:r>
+      <w:r>
+        <w:t xml:space="preserve"> </w:t>
+      </w:r>
+      <w:r>
+        <w:rPr>
+          <w:rStyle w:val="VerbatimChar"/>
+        </w:rPr>
+        <w:t xml:space="preserve">PUT</w:t>
+      </w:r>
+      <w:r>
+        <w:t xml:space="preserve"> </w:t>
+      </w:r>
+      <w:r>
+        <w:t xml:space="preserve">for an edit).</w:t>
       </w:r>
     </w:p>
     <w:p>
@@ -6597,16 +6852,28 @@
         <w:pStyle w:val="Compact"/>
       </w:pPr>
       <w:r>
-        <w:t xml:space="preserve">The system marks the account inactive (</w:t>
+        <w:t xml:space="preserve">The system validates the data and saves the product with a URL slug.</w:t>
+      </w:r>
+    </w:p>
+    <w:p>
+      <w:pPr>
+        <w:numPr>
+          <w:ilvl w:val="0"/>
+          <w:numId w:val="1021"/>
+        </w:numPr>
+        <w:pStyle w:val="Compact"/>
+      </w:pPr>
+      <w:r>
+        <w:t xml:space="preserve">The app uploads each new photo (</w:t>
       </w:r>
       <w:r>
         <w:rPr>
           <w:rStyle w:val="VerbatimChar"/>
         </w:rPr>
-        <w:t xml:space="preserve">PUT /api/admin/customers/&lt;id&gt;</w:t>
-      </w:r>
-      <w:r>
-        <w:t xml:space="preserve">).</w:t>
+        <w:t xml:space="preserve">POST /api/admin/products/&lt;id&gt;/images</w:t>
+      </w:r>
+      <w:r>
+        <w:t xml:space="preserve">); the first one becomes the main photo.</w:t>
       </w:r>
     </w:p>
     <w:p>
@@ -6618,16 +6885,7 @@
         <w:pStyle w:val="Compact"/>
       </w:pPr>
       <w:r>
-        <w:t xml:space="preserve">From now on the customer's login and any existing token are refused (</w:t>
-      </w:r>
-      <w:r>
-        <w:rPr>
-          <w:rStyle w:val="VerbatimChar"/>
-        </w:rPr>
-        <w:t xml:space="preserve">403</w:t>
-      </w:r>
-      <w:r>
-        <w:t xml:space="preserve">).</w:t>
+        <w:t xml:space="preserve">The product appears in the shop (if "In the shop" is on).</w:t>
       </w:r>
     </w:p>
     <w:p>
@@ -6651,7 +6909,43 @@
         <w:pStyle w:val="Compact"/>
       </w:pPr>
       <w:r>
-        <w:t xml:space="preserve">A1: the admin taps "Unblock customer"; the account is active again at once.</w:t>
+        <w:t xml:space="preserve">A1 (step 4): a field is wrong (no name, price not a number, sale price not lower than the price, negative stock).</w:t>
+      </w:r>
+      <w:r>
+        <w:t xml:space="preserve"> </w:t>
+      </w:r>
+      <w:r>
+        <w:rPr>
+          <w:rStyle w:val="VerbatimChar"/>
+        </w:rPr>
+        <w:t xml:space="preserve">422</w:t>
+      </w:r>
+      <w:r>
+        <w:t xml:space="preserve">; the app shows each message under its field.</w:t>
+      </w:r>
+    </w:p>
+    <w:p>
+      <w:pPr>
+        <w:numPr>
+          <w:ilvl w:val="0"/>
+          <w:numId w:val="1022"/>
+        </w:numPr>
+        <w:pStyle w:val="Compact"/>
+      </w:pPr>
+      <w:r>
+        <w:t xml:space="preserve">A2 (step 5): a photo is not a JPG, PNG or WebP image, or is larger than 5 MB.</w:t>
+      </w:r>
+      <w:r>
+        <w:t xml:space="preserve"> </w:t>
+      </w:r>
+      <w:r>
+        <w:rPr>
+          <w:rStyle w:val="VerbatimChar"/>
+        </w:rPr>
+        <w:t xml:space="preserve">422</w:t>
+      </w:r>
+      <w:r>
+        <w:t xml:space="preserve">; that photo is refused with a message and the product is still saved. Accepted photos are cropped square and stored as WebP.</w:t>
       </w:r>
     </w:p>
     <w:p>
@@ -6669,18 +6963,18 @@
         <w:t xml:space="preserve"> </w:t>
       </w:r>
       <w:r>
-        <w:t xml:space="preserve">The customer can, or can no longer, use the shop.</w:t>
+        <w:t xml:space="preserve">The product exists with its photos.</w:t>
       </w:r>
     </w:p>
     <w:bookmarkEnd w:id="57"/>
-    <w:bookmarkStart w:id="58" w:name="uc-a7-reply-to-a-message"/>
+    <w:bookmarkStart w:id="58" w:name="uc-a6-view-and-block--unblock-customers"/>
     <w:p>
       <w:pPr>
         <w:pStyle w:val="Heading3"/>
         <w:keepNext/>
       </w:pPr>
       <w:r>
-        <w:t xml:space="preserve">UC-A7 Reply to a message</w:t>
+        <w:t xml:space="preserve">UC-A6 View and block / unblock customers</w:t>
       </w:r>
     </w:p>
     <w:tbl>
@@ -6717,26 +7011,188 @@
                 <w:b/>
                 <w:sz w:val="19"/>
               </w:rPr>
-              <w:t xml:space="preserve">Actors</w:t>
-            </w:r>
-          </w:p>
-        </w:tc>
-        <w:tc>
-          <w:tcPr/>
-          <w:p>
-            <w:pPr>
-              <w:pStyle w:val="Compact"/>
-              <w:jc w:val="left"/>
-            </w:pPr>
-            <w:r>
-              <w:rPr>
-                <w:sz w:val="19"/>
-              </w:rPr>
-              <w:t xml:space="preserve">Admin (and the Customer who receives the answer)</w:t>
+              <w:t xml:space="preserve">Actor</w:t>
+            </w:r>
+          </w:p>
+        </w:tc>
+        <w:tc>
+          <w:tcPr/>
+          <w:p>
+            <w:pPr>
+              <w:pStyle w:val="Compact"/>
+              <w:jc w:val="left"/>
+            </w:pPr>
+            <w:r>
+              <w:rPr>
+                <w:sz w:val="19"/>
+              </w:rPr>
+              <w:t xml:space="preserve">Admin</w:t>
             </w:r>
           </w:p>
         </w:tc>
       </w:tr>
+    </w:tbl>
+    <w:p>
+      <w:pPr>
+        <w:pStyle w:val="BodyText"/>
+      </w:pPr>
+      <w:r>
+        <w:rPr>
+          <w:bCs/>
+          <w:b/>
+        </w:rPr>
+        <w:t xml:space="preserve">Main flow</w:t>
+      </w:r>
+    </w:p>
+    <w:p>
+      <w:pPr>
+        <w:numPr>
+          <w:ilvl w:val="0"/>
+          <w:numId w:val="1023"/>
+        </w:numPr>
+        <w:pStyle w:val="Compact"/>
+      </w:pPr>
+      <w:r>
+        <w:t xml:space="preserve">From More, the admin opens Customers and can search by name, email or phone, or filter All / Active / Blocked.</w:t>
+      </w:r>
+    </w:p>
+    <w:p>
+      <w:pPr>
+        <w:numPr>
+          <w:ilvl w:val="0"/>
+          <w:numId w:val="1023"/>
+        </w:numPr>
+        <w:pStyle w:val="Compact"/>
+      </w:pPr>
+      <w:r>
+        <w:t xml:space="preserve">The admin opens a customer and sees their contact details, orders, total spent and addresses.</w:t>
+      </w:r>
+    </w:p>
+    <w:p>
+      <w:pPr>
+        <w:numPr>
+          <w:ilvl w:val="0"/>
+          <w:numId w:val="1023"/>
+        </w:numPr>
+        <w:pStyle w:val="Compact"/>
+      </w:pPr>
+      <w:r>
+        <w:t xml:space="preserve">The admin taps "Block customer" and confirms.</w:t>
+      </w:r>
+    </w:p>
+    <w:p>
+      <w:pPr>
+        <w:numPr>
+          <w:ilvl w:val="0"/>
+          <w:numId w:val="1023"/>
+        </w:numPr>
+        <w:pStyle w:val="Compact"/>
+      </w:pPr>
+      <w:r>
+        <w:t xml:space="preserve">The system marks the account inactive (</w:t>
+      </w:r>
+      <w:r>
+        <w:rPr>
+          <w:rStyle w:val="VerbatimChar"/>
+        </w:rPr>
+        <w:t xml:space="preserve">PUT /api/admin/customers/&lt;id&gt;</w:t>
+      </w:r>
+      <w:r>
+        <w:t xml:space="preserve">).</w:t>
+      </w:r>
+    </w:p>
+    <w:p>
+      <w:pPr>
+        <w:numPr>
+          <w:ilvl w:val="0"/>
+          <w:numId w:val="1023"/>
+        </w:numPr>
+        <w:pStyle w:val="Compact"/>
+      </w:pPr>
+      <w:r>
+        <w:t xml:space="preserve">From now on the customer's login and any existing token are refused (</w:t>
+      </w:r>
+      <w:r>
+        <w:rPr>
+          <w:rStyle w:val="VerbatimChar"/>
+        </w:rPr>
+        <w:t xml:space="preserve">403</w:t>
+      </w:r>
+      <w:r>
+        <w:t xml:space="preserve">).</w:t>
+      </w:r>
+    </w:p>
+    <w:p>
+      <w:pPr>
+        <w:pStyle w:val="FirstParagraph"/>
+      </w:pPr>
+      <w:r>
+        <w:rPr>
+          <w:bCs/>
+          <w:b/>
+        </w:rPr>
+        <w:t xml:space="preserve">Alternative flows</w:t>
+      </w:r>
+    </w:p>
+    <w:p>
+      <w:pPr>
+        <w:numPr>
+          <w:ilvl w:val="0"/>
+          <w:numId w:val="1024"/>
+        </w:numPr>
+        <w:pStyle w:val="Compact"/>
+      </w:pPr>
+      <w:r>
+        <w:t xml:space="preserve">A1: the admin taps "Unblock customer"; the account is active again at once.</w:t>
+      </w:r>
+    </w:p>
+    <w:p>
+      <w:pPr>
+        <w:pStyle w:val="FirstParagraph"/>
+      </w:pPr>
+      <w:r>
+        <w:rPr>
+          <w:bCs/>
+          <w:b/>
+        </w:rPr>
+        <w:t xml:space="preserve">Postcondition</w:t>
+      </w:r>
+      <w:r>
+        <w:t xml:space="preserve"> </w:t>
+      </w:r>
+      <w:r>
+        <w:t xml:space="preserve">The customer can, or can no longer, use the shop.</w:t>
+      </w:r>
+    </w:p>
+    <w:bookmarkEnd w:id="58"/>
+    <w:bookmarkStart w:id="59" w:name="uc-a7-reply-to-a-message"/>
+    <w:p>
+      <w:pPr>
+        <w:pStyle w:val="Heading3"/>
+        <w:keepNext/>
+      </w:pPr>
+      <w:r>
+        <w:t xml:space="preserve">UC-A7 Reply to a message</w:t>
+      </w:r>
+    </w:p>
+    <w:tbl>
+      <w:tblPr>
+        <w:tblStyle w:val="Table"/>
+        <w:tblW w:type="auto" w:w="0"/>
+        <w:tblLook w:firstRow="1" w:lastRow="0" w:firstColumn="0" w:lastColumn="0" w:noHBand="0" w:noVBand="0" w:val="0020"/>
+        <w:tblBorders>
+          <w:top w:val="single" w:sz="4" w:color="94A3B8"/>
+          <w:left w:val="single" w:sz="4" w:color="94A3B8"/>
+          <w:bottom w:val="single" w:sz="4" w:color="94A3B8"/>
+          <w:right w:val="single" w:sz="4" w:color="94A3B8"/>
+          <w:insideH w:val="single" w:sz="4" w:color="94A3B8"/>
+          <w:insideV w:val="single" w:sz="4" w:color="94A3B8"/>
+        </w:tblBorders>
+      </w:tblPr>
+      <w:tblGrid>
+        <w:gridCol w:w="3960"/>
+        <w:gridCol w:w="3960"/>
+      </w:tblGrid>
       <w:tr>
         <w:tc>
           <w:tcPr>
@@ -6753,6 +7209,42 @@
                 <w:b/>
                 <w:sz w:val="19"/>
               </w:rPr>
+              <w:t xml:space="preserve">Actors</w:t>
+            </w:r>
+          </w:p>
+        </w:tc>
+        <w:tc>
+          <w:tcPr/>
+          <w:p>
+            <w:pPr>
+              <w:pStyle w:val="Compact"/>
+              <w:jc w:val="left"/>
+            </w:pPr>
+            <w:r>
+              <w:rPr>
+                <w:sz w:val="19"/>
+              </w:rPr>
+              <w:t xml:space="preserve">Admin (and the Customer who receives the answer)</w:t>
+            </w:r>
+          </w:p>
+        </w:tc>
+      </w:tr>
+      <w:tr>
+        <w:tc>
+          <w:tcPr>
+            <w:shd w:val="clear" w:fill="E0F2FE"/>
+          </w:tcPr>
+          <w:p>
+            <w:pPr>
+              <w:pStyle w:val="Compact"/>
+              <w:jc w:val="left"/>
+            </w:pPr>
+            <w:r>
+              <w:rPr>
+                <w:bCs/>
+                <w:b/>
+                <w:sz w:val="19"/>
+              </w:rPr>
               <w:t xml:space="preserve">Includes</w:t>
             </w:r>
           </w:p>
@@ -6790,7 +7282,7 @@
       <w:pPr>
         <w:numPr>
           <w:ilvl w:val="0"/>
-          <w:numId w:val="1023"/>
+          <w:numId w:val="1025"/>
         </w:numPr>
         <w:pStyle w:val="Compact"/>
       </w:pPr>
@@ -6802,7 +7294,7 @@
       <w:pPr>
         <w:numPr>
           <w:ilvl w:val="0"/>
-          <w:numId w:val="1023"/>
+          <w:numId w:val="1025"/>
         </w:numPr>
         <w:pStyle w:val="Compact"/>
       </w:pPr>
@@ -6814,7 +7306,7 @@
       <w:pPr>
         <w:numPr>
           <w:ilvl w:val="0"/>
-          <w:numId w:val="1023"/>
+          <w:numId w:val="1025"/>
         </w:numPr>
         <w:pStyle w:val="Compact"/>
       </w:pPr>
@@ -6851,7 +7343,7 @@
       <w:pPr>
         <w:numPr>
           <w:ilvl w:val="0"/>
-          <w:numId w:val="1023"/>
+          <w:numId w:val="1025"/>
         </w:numPr>
         <w:pStyle w:val="Compact"/>
       </w:pPr>
@@ -6877,9 +7369,9 @@
         <w:t xml:space="preserve">The customer sees the answer in Notifications and on the Contact screen.</w:t>
       </w:r>
     </w:p>
-    <w:bookmarkEnd w:id="58"/>
     <w:bookmarkEnd w:id="59"/>
     <w:bookmarkEnd w:id="60"/>
+    <w:bookmarkEnd w:id="61"/>
     <w:sectPr>
       <w:pgMar w:left="1440" w:right="1440" w:top="1296" w:bottom="1296"/>
     </w:sectPr>
@@ -7516,6 +8008,39 @@
     <w:abstractNumId w:val="991"/>
   </w:num>
   <w:num w:numId="1023">
+    <w:abstractNumId w:val="99411"/>
+    <w:lvlOverride w:ilvl="0">
+      <w:startOverride w:val="1"/>
+    </w:lvlOverride>
+    <w:lvlOverride w:ilvl="1">
+      <w:startOverride w:val="1"/>
+    </w:lvlOverride>
+    <w:lvlOverride w:ilvl="2">
+      <w:startOverride w:val="1"/>
+    </w:lvlOverride>
+    <w:lvlOverride w:ilvl="3">
+      <w:startOverride w:val="1"/>
+    </w:lvlOverride>
+    <w:lvlOverride w:ilvl="4">
+      <w:startOverride w:val="1"/>
+    </w:lvlOverride>
+    <w:lvlOverride w:ilvl="5">
+      <w:startOverride w:val="1"/>
+    </w:lvlOverride>
+    <w:lvlOverride w:ilvl="6">
+      <w:startOverride w:val="1"/>
+    </w:lvlOverride>
+    <w:lvlOverride w:ilvl="7">
+      <w:startOverride w:val="1"/>
+    </w:lvlOverride>
+    <w:lvlOverride w:ilvl="8">
+      <w:startOverride w:val="1"/>
+    </w:lvlOverride>
+  </w:num>
+  <w:num w:numId="1024">
+    <w:abstractNumId w:val="991"/>
+  </w:num>
+  <w:num w:numId="1025">
     <w:abstractNumId w:val="99411"/>
     <w:lvlOverride w:ilvl="0">
       <w:startOverride w:val="1"/>

--- a/docs/requirements/USE_CASES.docx
+++ b/docs/requirements/USE_CASES.docx
@@ -5346,7 +5346,7 @@
         <w:pStyle w:val="Compact"/>
       </w:pPr>
       <w:r>
-        <w:t xml:space="preserve">The system checks every line against the current stock, then in one transaction creates the order (number like</w:t>
+        <w:t xml:space="preserve">The system checks every line against the current stock, then in one transaction takes the stock (a conditional update, so the last item can't be sold twice), creates the order (number like</w:t>
       </w:r>
       <w:r>
         <w:t xml:space="preserve"> </w:t>
@@ -5355,10 +5355,10 @@
         <w:rPr>
           <w:rStyle w:val="VerbatimChar"/>
         </w:rPr>
-        <w:t xml:space="preserve">AWS-20261016-0001</w:t>
-      </w:r>
-      <w:r>
-        <w:t xml:space="preserve">) and its items, lowers stock and empties the cart.</w:t>
+        <w:t xml:space="preserve">AWS-20261016-00042</w:t>
+      </w:r>
+      <w:r>
+        <w:t xml:space="preserve">) and its items, and empties the cart.</w:t>
       </w:r>
     </w:p>
     <w:p>

--- a/docs/requirements/USE_CASES.docx
+++ b/docs/requirements/USE_CASES.docx
@@ -464,7 +464,32 @@
               <w:rPr>
                 <w:sz w:val="19"/>
               </w:rPr>
-              <w:t xml:space="preserve">The shop owner or staff. A specialisation of User. Uses the admin tabs of the app or the web panel at</w:t>
+              <w:t xml:space="preserve">The shop owner or staff. A specialisation of User. Uses the admin tabs of the app, the React web admin at</w:t>
+            </w:r>
+            <w:r>
+              <w:rPr>
+                <w:sz w:val="19"/>
+              </w:rPr>
+              <w:t xml:space="preserve"> </w:t>
+            </w:r>
+            <w:r>
+              <w:rPr>
+                <w:rStyle w:val="VerbatimChar"/>
+                <w:sz w:val="19"/>
+              </w:rPr>
+              <w:t xml:space="preserve">/dashboard</w:t>
+            </w:r>
+            <w:r>
+              <w:rPr>
+                <w:sz w:val="19"/>
+              </w:rPr>
+              <w:t xml:space="preserve"> </w:t>
+            </w:r>
+            <w:r>
+              <w:rPr>
+                <w:sz w:val="19"/>
+              </w:rPr>
+              <w:t xml:space="preserve">or the panel at</w:t>
             </w:r>
             <w:r>
               <w:rPr>

--- a/docs/requirements/USE_CASES.docx
+++ b/docs/requirements/USE_CASES.docx
@@ -5838,19 +5838,7 @@
         <w:pStyle w:val="Compact"/>
       </w:pPr>
       <w:r>
-        <w:t xml:space="preserve">A2 (demo mode,</w:t>
-      </w:r>
-      <w:r>
-        <w:t xml:space="preserve"> </w:t>
-      </w:r>
-      <w:r>
-        <w:rPr>
-          <w:rStyle w:val="VerbatimChar"/>
-        </w:rPr>
-        <w:t xml:space="preserve">PAYMENT_PROVIDER=mock</w:t>
-      </w:r>
-      <w:r>
-        <w:t xml:space="preserve">): a "Simulate payment" button marks the payment as paid instead of a real bank transfer.</w:t>
+        <w:t xml:space="preserve">A2 (step 5): the customer taps "I've paid - check now" to check straight away instead of waiting for the next automatic check.</w:t>
       </w:r>
     </w:p>
     <w:p>

--- a/docs/requirements/USE_CASES.docx
+++ b/docs/requirements/USE_CASES.docx
@@ -2,7 +2,7 @@
 <file path=word/document.xml><?xml version="1.0" encoding="utf-8"?>
 <w:document xmlns:w="http://schemas.openxmlformats.org/wordprocessingml/2006/main" xmlns:m="http://schemas.openxmlformats.org/officeDocument/2006/math" xmlns:r="http://schemas.openxmlformats.org/officeDocument/2006/relationships" xmlns:o="urn:schemas-microsoft-com:office:office" xmlns:v="urn:schemas-microsoft-com:vml" xmlns:w10="urn:schemas-microsoft-com:office:word" xmlns:a="http://schemas.openxmlformats.org/drawingml/2006/main" xmlns:pic="http://schemas.openxmlformats.org/drawingml/2006/picture" xmlns:wp="http://schemas.openxmlformats.org/drawingml/2006/wordprocessingDrawing">
   <w:body>
-    <w:bookmarkStart w:id="61" w:name="X683d7c068670f851e2852f6412d76eca6148657"/>
+    <w:bookmarkStart w:id="62" w:name="X683d7c068670f851e2852f6412d76eca6148657"/>
     <w:p>
       <w:pPr>
         <w:pStyle w:val="Heading1"/>
@@ -561,6 +561,58 @@
                 <w:sz w:val="19"/>
               </w:rPr>
               <w:t xml:space="preserve">Cambodia's national QR payment network. Receives KHQR payment requests and reports when they are paid.</w:t>
+            </w:r>
+          </w:p>
+        </w:tc>
+      </w:tr>
+      <w:tr>
+        <w:tc>
+          <w:tcPr/>
+          <w:p>
+            <w:pPr>
+              <w:pStyle w:val="Compact"/>
+              <w:spacing w:after="40"/>
+              <w:jc w:val="left"/>
+            </w:pPr>
+            <w:r>
+              <w:rPr>
+                <w:bCs/>
+                <w:b/>
+                <w:sz w:val="19"/>
+              </w:rPr>
+              <w:t xml:space="preserve">ABA PayWay</w:t>
+            </w:r>
+          </w:p>
+        </w:tc>
+        <w:tc>
+          <w:tcPr/>
+          <w:p>
+            <w:pPr>
+              <w:pStyle w:val="Compact"/>
+              <w:spacing w:after="40"/>
+              <w:jc w:val="left"/>
+            </w:pPr>
+            <w:r>
+              <w:rPr>
+                <w:sz w:val="19"/>
+              </w:rPr>
+              <w:t xml:space="preserve">Secondary (external system)</w:t>
+            </w:r>
+          </w:p>
+        </w:tc>
+        <w:tc>
+          <w:tcPr/>
+          <w:p>
+            <w:pPr>
+              <w:pStyle w:val="Compact"/>
+              <w:spacing w:after="40"/>
+              <w:jc w:val="left"/>
+            </w:pPr>
+            <w:r>
+              <w:rPr>
+                <w:sz w:val="19"/>
+              </w:rPr>
+              <w:t xml:space="preserve">ABA Bank's payment gateway. Creates a payment (KHQR + ABA Mobile link), answers status checks and posts the result back.</w:t>
             </w:r>
           </w:p>
         </w:tc>
@@ -801,7 +853,7 @@
       <w:r>
         <w:drawing>
           <wp:inline>
-            <wp:extent cx="5223334" cy="7223760"/>
+            <wp:extent cx="5213528" cy="7223760"/>
             <wp:effectExtent b="0" l="0" r="0" t="0"/>
             <wp:docPr descr="Customer use cases - checkout and orders" title="" id="34" name="Picture"/>
             <a:graphic>
@@ -822,7 +874,7 @@
                   <pic:spPr bwMode="auto">
                     <a:xfrm>
                       <a:off x="0" y="0"/>
-                      <a:ext cx="5223334" cy="7223760"/>
+                      <a:ext cx="5213528" cy="7223760"/>
                     </a:xfrm>
                     <a:prstGeom prst="rect">
                       <a:avLst/>
@@ -2374,71 +2426,71 @@
               <w:rPr>
                 <w:sz w:val="19"/>
               </w:rPr>
-              <w:t xml:space="preserve">UC-16</w:t>
-            </w:r>
-          </w:p>
-        </w:tc>
-        <w:tc>
-          <w:tcPr/>
-          <w:p>
-            <w:pPr>
-              <w:pStyle w:val="Compact"/>
-              <w:spacing w:after="40"/>
-              <w:jc w:val="left"/>
-            </w:pPr>
-            <w:r>
-              <w:rPr>
-                <w:sz w:val="19"/>
-              </w:rPr>
-              <w:t xml:space="preserve">View order history and details</w:t>
-            </w:r>
-          </w:p>
-        </w:tc>
-        <w:tc>
-          <w:tcPr/>
-          <w:p>
-            <w:pPr>
-              <w:pStyle w:val="Compact"/>
-              <w:spacing w:after="40"/>
-              <w:jc w:val="left"/>
-            </w:pPr>
-            <w:r>
-              <w:rPr>
-                <w:sz w:val="19"/>
-              </w:rPr>
-              <w:t xml:space="preserve">Customer</w:t>
-            </w:r>
-          </w:p>
-        </w:tc>
-        <w:tc>
-          <w:tcPr/>
-          <w:p>
-            <w:pPr>
-              <w:pStyle w:val="Compact"/>
-              <w:spacing w:after="40"/>
-              <w:jc w:val="left"/>
-            </w:pPr>
-            <w:r>
-              <w:rPr>
-                <w:sz w:val="19"/>
-              </w:rPr>
-              <w:t xml:space="preserve">FR-O05, FR-O06</w:t>
-            </w:r>
-          </w:p>
-        </w:tc>
-        <w:tc>
-          <w:tcPr/>
-          <w:p>
-            <w:pPr>
-              <w:pStyle w:val="Compact"/>
-              <w:spacing w:after="40"/>
-              <w:jc w:val="left"/>
-            </w:pPr>
-            <w:r>
-              <w:rPr>
-                <w:sz w:val="19"/>
-              </w:rPr>
-              <w:t xml:space="preserve">My Orders, Order Details</w:t>
+              <w:t xml:space="preserve">UC-15b</w:t>
+            </w:r>
+          </w:p>
+        </w:tc>
+        <w:tc>
+          <w:tcPr/>
+          <w:p>
+            <w:pPr>
+              <w:pStyle w:val="Compact"/>
+              <w:spacing w:after="40"/>
+              <w:jc w:val="left"/>
+            </w:pPr>
+            <w:r>
+              <w:rPr>
+                <w:sz w:val="19"/>
+              </w:rPr>
+              <w:t xml:space="preserve">Pay with ABA PayWay</w:t>
+            </w:r>
+          </w:p>
+        </w:tc>
+        <w:tc>
+          <w:tcPr/>
+          <w:p>
+            <w:pPr>
+              <w:pStyle w:val="Compact"/>
+              <w:spacing w:after="40"/>
+              <w:jc w:val="left"/>
+            </w:pPr>
+            <w:r>
+              <w:rPr>
+                <w:sz w:val="19"/>
+              </w:rPr>
+              <w:t xml:space="preserve">Customer, ABA PayWay</w:t>
+            </w:r>
+          </w:p>
+        </w:tc>
+        <w:tc>
+          <w:tcPr/>
+          <w:p>
+            <w:pPr>
+              <w:pStyle w:val="Compact"/>
+              <w:spacing w:after="40"/>
+              <w:jc w:val="left"/>
+            </w:pPr>
+            <w:r>
+              <w:rPr>
+                <w:sz w:val="19"/>
+              </w:rPr>
+              <w:t xml:space="preserve">FR-O04b</w:t>
+            </w:r>
+          </w:p>
+        </w:tc>
+        <w:tc>
+          <w:tcPr/>
+          <w:p>
+            <w:pPr>
+              <w:pStyle w:val="Compact"/>
+              <w:spacing w:after="40"/>
+              <w:jc w:val="left"/>
+            </w:pPr>
+            <w:r>
+              <w:rPr>
+                <w:sz w:val="19"/>
+              </w:rPr>
+              <w:t xml:space="preserve">ABA PayWay Payment</w:t>
             </w:r>
           </w:p>
         </w:tc>
@@ -2458,23 +2510,23 @@
               <w:rPr>
                 <w:sz w:val="19"/>
               </w:rPr>
-              <w:t xml:space="preserve">UC-17</w:t>
-            </w:r>
-          </w:p>
-        </w:tc>
-        <w:tc>
-          <w:tcPr/>
-          <w:p>
-            <w:pPr>
-              <w:pStyle w:val="Compact"/>
-              <w:spacing w:after="40"/>
-              <w:jc w:val="left"/>
-            </w:pPr>
-            <w:r>
-              <w:rPr>
-                <w:sz w:val="19"/>
-              </w:rPr>
-              <w:t xml:space="preserve">Confirm received / buy again / view receipt</w:t>
+              <w:t xml:space="preserve">UC-16</w:t>
+            </w:r>
+          </w:p>
+        </w:tc>
+        <w:tc>
+          <w:tcPr/>
+          <w:p>
+            <w:pPr>
+              <w:pStyle w:val="Compact"/>
+              <w:spacing w:after="40"/>
+              <w:jc w:val="left"/>
+            </w:pPr>
+            <w:r>
+              <w:rPr>
+                <w:sz w:val="19"/>
+              </w:rPr>
+              <w:t xml:space="preserve">View order history and details</w:t>
             </w:r>
           </w:p>
         </w:tc>
@@ -2506,23 +2558,23 @@
               <w:rPr>
                 <w:sz w:val="19"/>
               </w:rPr>
-              <w:t xml:space="preserve">FR-O07</w:t>
-            </w:r>
-          </w:p>
-        </w:tc>
-        <w:tc>
-          <w:tcPr/>
-          <w:p>
-            <w:pPr>
-              <w:pStyle w:val="Compact"/>
-              <w:spacing w:after="40"/>
-              <w:jc w:val="left"/>
-            </w:pPr>
-            <w:r>
-              <w:rPr>
-                <w:sz w:val="19"/>
-              </w:rPr>
-              <w:t xml:space="preserve">Order Details, Receipt</w:t>
+              <w:t xml:space="preserve">FR-O05, FR-O06</w:t>
+            </w:r>
+          </w:p>
+        </w:tc>
+        <w:tc>
+          <w:tcPr/>
+          <w:p>
+            <w:pPr>
+              <w:pStyle w:val="Compact"/>
+              <w:spacing w:after="40"/>
+              <w:jc w:val="left"/>
+            </w:pPr>
+            <w:r>
+              <w:rPr>
+                <w:sz w:val="19"/>
+              </w:rPr>
+              <w:t xml:space="preserve">My Orders, Order Details</w:t>
             </w:r>
           </w:p>
         </w:tc>
@@ -2542,23 +2594,23 @@
               <w:rPr>
                 <w:sz w:val="19"/>
               </w:rPr>
-              <w:t xml:space="preserve">UC-18</w:t>
-            </w:r>
-          </w:p>
-        </w:tc>
-        <w:tc>
-          <w:tcPr/>
-          <w:p>
-            <w:pPr>
-              <w:pStyle w:val="Compact"/>
-              <w:spacing w:after="40"/>
-              <w:jc w:val="left"/>
-            </w:pPr>
-            <w:r>
-              <w:rPr>
-                <w:sz w:val="19"/>
-              </w:rPr>
-              <w:t xml:space="preserve">Read notifications</w:t>
+              <w:t xml:space="preserve">UC-17</w:t>
+            </w:r>
+          </w:p>
+        </w:tc>
+        <w:tc>
+          <w:tcPr/>
+          <w:p>
+            <w:pPr>
+              <w:pStyle w:val="Compact"/>
+              <w:spacing w:after="40"/>
+              <w:jc w:val="left"/>
+            </w:pPr>
+            <w:r>
+              <w:rPr>
+                <w:sz w:val="19"/>
+              </w:rPr>
+              <w:t xml:space="preserve">Confirm received / buy again / view receipt</w:t>
             </w:r>
           </w:p>
         </w:tc>
@@ -2590,23 +2642,23 @@
               <w:rPr>
                 <w:sz w:val="19"/>
               </w:rPr>
-              <w:t xml:space="preserve">FR-A01</w:t>
-            </w:r>
-          </w:p>
-        </w:tc>
-        <w:tc>
-          <w:tcPr/>
-          <w:p>
-            <w:pPr>
-              <w:pStyle w:val="Compact"/>
-              <w:spacing w:after="40"/>
-              <w:jc w:val="left"/>
-            </w:pPr>
-            <w:r>
-              <w:rPr>
-                <w:sz w:val="19"/>
-              </w:rPr>
-              <w:t xml:space="preserve">Notifications</w:t>
+              <w:t xml:space="preserve">FR-O07</w:t>
+            </w:r>
+          </w:p>
+        </w:tc>
+        <w:tc>
+          <w:tcPr/>
+          <w:p>
+            <w:pPr>
+              <w:pStyle w:val="Compact"/>
+              <w:spacing w:after="40"/>
+              <w:jc w:val="left"/>
+            </w:pPr>
+            <w:r>
+              <w:rPr>
+                <w:sz w:val="19"/>
+              </w:rPr>
+              <w:t xml:space="preserve">Order Details, Receipt</w:t>
             </w:r>
           </w:p>
         </w:tc>
@@ -2626,71 +2678,71 @@
               <w:rPr>
                 <w:sz w:val="19"/>
               </w:rPr>
-              <w:t xml:space="preserve">UC-19</w:t>
-            </w:r>
-          </w:p>
-        </w:tc>
-        <w:tc>
-          <w:tcPr/>
-          <w:p>
-            <w:pPr>
-              <w:pStyle w:val="Compact"/>
-              <w:spacing w:after="40"/>
-              <w:jc w:val="left"/>
-            </w:pPr>
-            <w:r>
-              <w:rPr>
-                <w:sz w:val="19"/>
-              </w:rPr>
-              <w:t xml:space="preserve">Change settings</w:t>
-            </w:r>
-          </w:p>
-        </w:tc>
-        <w:tc>
-          <w:tcPr/>
-          <w:p>
-            <w:pPr>
-              <w:pStyle w:val="Compact"/>
-              <w:spacing w:after="40"/>
-              <w:jc w:val="left"/>
-            </w:pPr>
-            <w:r>
-              <w:rPr>
-                <w:sz w:val="19"/>
-              </w:rPr>
-              <w:t xml:space="preserve">Customer, Admin</w:t>
-            </w:r>
-          </w:p>
-        </w:tc>
-        <w:tc>
-          <w:tcPr/>
-          <w:p>
-            <w:pPr>
-              <w:pStyle w:val="Compact"/>
-              <w:spacing w:after="40"/>
-              <w:jc w:val="left"/>
-            </w:pPr>
-            <w:r>
-              <w:rPr>
-                <w:sz w:val="19"/>
-              </w:rPr>
-              <w:t xml:space="preserve">FR-A02</w:t>
-            </w:r>
-          </w:p>
-        </w:tc>
-        <w:tc>
-          <w:tcPr/>
-          <w:p>
-            <w:pPr>
-              <w:pStyle w:val="Compact"/>
-              <w:spacing w:after="40"/>
-              <w:jc w:val="left"/>
-            </w:pPr>
-            <w:r>
-              <w:rPr>
-                <w:sz w:val="19"/>
-              </w:rPr>
-              <w:t xml:space="preserve">Settings</w:t>
+              <w:t xml:space="preserve">UC-18</w:t>
+            </w:r>
+          </w:p>
+        </w:tc>
+        <w:tc>
+          <w:tcPr/>
+          <w:p>
+            <w:pPr>
+              <w:pStyle w:val="Compact"/>
+              <w:spacing w:after="40"/>
+              <w:jc w:val="left"/>
+            </w:pPr>
+            <w:r>
+              <w:rPr>
+                <w:sz w:val="19"/>
+              </w:rPr>
+              <w:t xml:space="preserve">Read notifications</w:t>
+            </w:r>
+          </w:p>
+        </w:tc>
+        <w:tc>
+          <w:tcPr/>
+          <w:p>
+            <w:pPr>
+              <w:pStyle w:val="Compact"/>
+              <w:spacing w:after="40"/>
+              <w:jc w:val="left"/>
+            </w:pPr>
+            <w:r>
+              <w:rPr>
+                <w:sz w:val="19"/>
+              </w:rPr>
+              <w:t xml:space="preserve">Customer</w:t>
+            </w:r>
+          </w:p>
+        </w:tc>
+        <w:tc>
+          <w:tcPr/>
+          <w:p>
+            <w:pPr>
+              <w:pStyle w:val="Compact"/>
+              <w:spacing w:after="40"/>
+              <w:jc w:val="left"/>
+            </w:pPr>
+            <w:r>
+              <w:rPr>
+                <w:sz w:val="19"/>
+              </w:rPr>
+              <w:t xml:space="preserve">FR-A01</w:t>
+            </w:r>
+          </w:p>
+        </w:tc>
+        <w:tc>
+          <w:tcPr/>
+          <w:p>
+            <w:pPr>
+              <w:pStyle w:val="Compact"/>
+              <w:spacing w:after="40"/>
+              <w:jc w:val="left"/>
+            </w:pPr>
+            <w:r>
+              <w:rPr>
+                <w:sz w:val="19"/>
+              </w:rPr>
+              <w:t xml:space="preserve">Notifications</w:t>
             </w:r>
           </w:p>
         </w:tc>
@@ -2710,71 +2762,71 @@
               <w:rPr>
                 <w:sz w:val="19"/>
               </w:rPr>
-              <w:t xml:space="preserve">UC-20</w:t>
-            </w:r>
-          </w:p>
-        </w:tc>
-        <w:tc>
-          <w:tcPr/>
-          <w:p>
-            <w:pPr>
-              <w:pStyle w:val="Compact"/>
-              <w:spacing w:after="40"/>
-              <w:jc w:val="left"/>
-            </w:pPr>
-            <w:r>
-              <w:rPr>
-                <w:sz w:val="19"/>
-              </w:rPr>
-              <w:t xml:space="preserve">Send a message to the shop</w:t>
-            </w:r>
-          </w:p>
-        </w:tc>
-        <w:tc>
-          <w:tcPr/>
-          <w:p>
-            <w:pPr>
-              <w:pStyle w:val="Compact"/>
-              <w:spacing w:after="40"/>
-              <w:jc w:val="left"/>
-            </w:pPr>
-            <w:r>
-              <w:rPr>
-                <w:sz w:val="19"/>
-              </w:rPr>
-              <w:t xml:space="preserve">Customer</w:t>
-            </w:r>
-          </w:p>
-        </w:tc>
-        <w:tc>
-          <w:tcPr/>
-          <w:p>
-            <w:pPr>
-              <w:pStyle w:val="Compact"/>
-              <w:spacing w:after="40"/>
-              <w:jc w:val="left"/>
-            </w:pPr>
-            <w:r>
-              <w:rPr>
-                <w:sz w:val="19"/>
-              </w:rPr>
-              <w:t xml:space="preserve">FR-A04</w:t>
-            </w:r>
-          </w:p>
-        </w:tc>
-        <w:tc>
-          <w:tcPr/>
-          <w:p>
-            <w:pPr>
-              <w:pStyle w:val="Compact"/>
-              <w:spacing w:after="40"/>
-              <w:jc w:val="left"/>
-            </w:pPr>
-            <w:r>
-              <w:rPr>
-                <w:sz w:val="19"/>
-              </w:rPr>
-              <w:t xml:space="preserve">Contact Us</w:t>
+              <w:t xml:space="preserve">UC-19</w:t>
+            </w:r>
+          </w:p>
+        </w:tc>
+        <w:tc>
+          <w:tcPr/>
+          <w:p>
+            <w:pPr>
+              <w:pStyle w:val="Compact"/>
+              <w:spacing w:after="40"/>
+              <w:jc w:val="left"/>
+            </w:pPr>
+            <w:r>
+              <w:rPr>
+                <w:sz w:val="19"/>
+              </w:rPr>
+              <w:t xml:space="preserve">Change settings</w:t>
+            </w:r>
+          </w:p>
+        </w:tc>
+        <w:tc>
+          <w:tcPr/>
+          <w:p>
+            <w:pPr>
+              <w:pStyle w:val="Compact"/>
+              <w:spacing w:after="40"/>
+              <w:jc w:val="left"/>
+            </w:pPr>
+            <w:r>
+              <w:rPr>
+                <w:sz w:val="19"/>
+              </w:rPr>
+              <w:t xml:space="preserve">Customer, Admin</w:t>
+            </w:r>
+          </w:p>
+        </w:tc>
+        <w:tc>
+          <w:tcPr/>
+          <w:p>
+            <w:pPr>
+              <w:pStyle w:val="Compact"/>
+              <w:spacing w:after="40"/>
+              <w:jc w:val="left"/>
+            </w:pPr>
+            <w:r>
+              <w:rPr>
+                <w:sz w:val="19"/>
+              </w:rPr>
+              <w:t xml:space="preserve">FR-A02</w:t>
+            </w:r>
+          </w:p>
+        </w:tc>
+        <w:tc>
+          <w:tcPr/>
+          <w:p>
+            <w:pPr>
+              <w:pStyle w:val="Compact"/>
+              <w:spacing w:after="40"/>
+              <w:jc w:val="left"/>
+            </w:pPr>
+            <w:r>
+              <w:rPr>
+                <w:sz w:val="19"/>
+              </w:rPr>
+              <w:t xml:space="preserve">Settings</w:t>
             </w:r>
           </w:p>
         </w:tc>
@@ -2794,23 +2846,23 @@
               <w:rPr>
                 <w:sz w:val="19"/>
               </w:rPr>
-              <w:t xml:space="preserve">UC-21</w:t>
-            </w:r>
-          </w:p>
-        </w:tc>
-        <w:tc>
-          <w:tcPr/>
-          <w:p>
-            <w:pPr>
-              <w:pStyle w:val="Compact"/>
-              <w:spacing w:after="40"/>
-              <w:jc w:val="left"/>
-            </w:pPr>
-            <w:r>
-              <w:rPr>
-                <w:sz w:val="19"/>
-              </w:rPr>
-              <w:t xml:space="preserve">Read help, about and legal pages</w:t>
+              <w:t xml:space="preserve">UC-20</w:t>
+            </w:r>
+          </w:p>
+        </w:tc>
+        <w:tc>
+          <w:tcPr/>
+          <w:p>
+            <w:pPr>
+              <w:pStyle w:val="Compact"/>
+              <w:spacing w:after="40"/>
+              <w:jc w:val="left"/>
+            </w:pPr>
+            <w:r>
+              <w:rPr>
+                <w:sz w:val="19"/>
+              </w:rPr>
+              <w:t xml:space="preserve">Send a message to the shop</w:t>
             </w:r>
           </w:p>
         </w:tc>
@@ -2842,23 +2894,23 @@
               <w:rPr>
                 <w:sz w:val="19"/>
               </w:rPr>
-              <w:t xml:space="preserve">FR-A03, FR-A05</w:t>
-            </w:r>
-          </w:p>
-        </w:tc>
-        <w:tc>
-          <w:tcPr/>
-          <w:p>
-            <w:pPr>
-              <w:pStyle w:val="Compact"/>
-              <w:spacing w:after="40"/>
-              <w:jc w:val="left"/>
-            </w:pPr>
-            <w:r>
-              <w:rPr>
-                <w:sz w:val="19"/>
-              </w:rPr>
-              <w:t xml:space="preserve">Help, About, Legal</w:t>
+              <w:t xml:space="preserve">FR-A04</w:t>
+            </w:r>
+          </w:p>
+        </w:tc>
+        <w:tc>
+          <w:tcPr/>
+          <w:p>
+            <w:pPr>
+              <w:pStyle w:val="Compact"/>
+              <w:spacing w:after="40"/>
+              <w:jc w:val="left"/>
+            </w:pPr>
+            <w:r>
+              <w:rPr>
+                <w:sz w:val="19"/>
+              </w:rPr>
+              <w:t xml:space="preserve">Contact Us</w:t>
             </w:r>
           </w:p>
         </w:tc>
@@ -2878,23 +2930,23 @@
               <w:rPr>
                 <w:sz w:val="19"/>
               </w:rPr>
-              <w:t xml:space="preserve">UC-22</w:t>
-            </w:r>
-          </w:p>
-        </w:tc>
-        <w:tc>
-          <w:tcPr/>
-          <w:p>
-            <w:pPr>
-              <w:pStyle w:val="Compact"/>
-              <w:spacing w:after="40"/>
-              <w:jc w:val="left"/>
-            </w:pPr>
-            <w:r>
-              <w:rPr>
-                <w:sz w:val="19"/>
-              </w:rPr>
-              <w:t xml:space="preserve">Rate a product (edit / delete my review)</w:t>
+              <w:t xml:space="preserve">UC-21</w:t>
+            </w:r>
+          </w:p>
+        </w:tc>
+        <w:tc>
+          <w:tcPr/>
+          <w:p>
+            <w:pPr>
+              <w:pStyle w:val="Compact"/>
+              <w:spacing w:after="40"/>
+              <w:jc w:val="left"/>
+            </w:pPr>
+            <w:r>
+              <w:rPr>
+                <w:sz w:val="19"/>
+              </w:rPr>
+              <w:t xml:space="preserve">Read help, about and legal pages</w:t>
             </w:r>
           </w:p>
         </w:tc>
@@ -2926,23 +2978,23 @@
               <w:rPr>
                 <w:sz w:val="19"/>
               </w:rPr>
-              <w:t xml:space="preserve">FR-R01, FR-R02</w:t>
-            </w:r>
-          </w:p>
-        </w:tc>
-        <w:tc>
-          <w:tcPr/>
-          <w:p>
-            <w:pPr>
-              <w:pStyle w:val="Compact"/>
-              <w:spacing w:after="40"/>
-              <w:jc w:val="left"/>
-            </w:pPr>
-            <w:r>
-              <w:rPr>
-                <w:sz w:val="19"/>
-              </w:rPr>
-              <w:t xml:space="preserve">Rate sheet (from Order Details, Notifications, To review, Product Details)</w:t>
+              <w:t xml:space="preserve">FR-A03, FR-A05</w:t>
+            </w:r>
+          </w:p>
+        </w:tc>
+        <w:tc>
+          <w:tcPr/>
+          <w:p>
+            <w:pPr>
+              <w:pStyle w:val="Compact"/>
+              <w:spacing w:after="40"/>
+              <w:jc w:val="left"/>
+            </w:pPr>
+            <w:r>
+              <w:rPr>
+                <w:sz w:val="19"/>
+              </w:rPr>
+              <w:t xml:space="preserve">Help, About, Legal</w:t>
             </w:r>
           </w:p>
         </w:tc>
@@ -2962,23 +3014,23 @@
               <w:rPr>
                 <w:sz w:val="19"/>
               </w:rPr>
-              <w:t xml:space="preserve">UC-23</w:t>
-            </w:r>
-          </w:p>
-        </w:tc>
-        <w:tc>
-          <w:tcPr/>
-          <w:p>
-            <w:pPr>
-              <w:pStyle w:val="Compact"/>
-              <w:spacing w:after="40"/>
-              <w:jc w:val="left"/>
-            </w:pPr>
-            <w:r>
-              <w:rPr>
-                <w:sz w:val="19"/>
-              </w:rPr>
-              <w:t xml:space="preserve">Read reviews</w:t>
+              <w:t xml:space="preserve">UC-22</w:t>
+            </w:r>
+          </w:p>
+        </w:tc>
+        <w:tc>
+          <w:tcPr/>
+          <w:p>
+            <w:pPr>
+              <w:pStyle w:val="Compact"/>
+              <w:spacing w:after="40"/>
+              <w:jc w:val="left"/>
+            </w:pPr>
+            <w:r>
+              <w:rPr>
+                <w:sz w:val="19"/>
+              </w:rPr>
+              <w:t xml:space="preserve">Rate a product (edit / delete my review)</w:t>
             </w:r>
           </w:p>
         </w:tc>
@@ -3010,23 +3062,23 @@
               <w:rPr>
                 <w:sz w:val="19"/>
               </w:rPr>
-              <w:t xml:space="preserve">FR-R03, FR-R04</w:t>
-            </w:r>
-          </w:p>
-        </w:tc>
-        <w:tc>
-          <w:tcPr/>
-          <w:p>
-            <w:pPr>
-              <w:pStyle w:val="Compact"/>
-              <w:spacing w:after="40"/>
-              <w:jc w:val="left"/>
-            </w:pPr>
-            <w:r>
-              <w:rPr>
-                <w:sz w:val="19"/>
-              </w:rPr>
-              <w:t xml:space="preserve">Product Details, Reviews</w:t>
+              <w:t xml:space="preserve">FR-R01, FR-R02</w:t>
+            </w:r>
+          </w:p>
+        </w:tc>
+        <w:tc>
+          <w:tcPr/>
+          <w:p>
+            <w:pPr>
+              <w:pStyle w:val="Compact"/>
+              <w:spacing w:after="40"/>
+              <w:jc w:val="left"/>
+            </w:pPr>
+            <w:r>
+              <w:rPr>
+                <w:sz w:val="19"/>
+              </w:rPr>
+              <w:t xml:space="preserve">Rate sheet (from Order Details, Notifications, To review, Product Details)</w:t>
             </w:r>
           </w:p>
         </w:tc>
@@ -3046,71 +3098,71 @@
               <w:rPr>
                 <w:sz w:val="19"/>
               </w:rPr>
-              <w:t xml:space="preserve">UC-A1</w:t>
-            </w:r>
-          </w:p>
-        </w:tc>
-        <w:tc>
-          <w:tcPr/>
-          <w:p>
-            <w:pPr>
-              <w:pStyle w:val="Compact"/>
-              <w:spacing w:after="40"/>
-              <w:jc w:val="left"/>
-            </w:pPr>
-            <w:r>
-              <w:rPr>
-                <w:sz w:val="19"/>
-              </w:rPr>
-              <w:t xml:space="preserve">View dashboard and live activity</w:t>
-            </w:r>
-          </w:p>
-        </w:tc>
-        <w:tc>
-          <w:tcPr/>
-          <w:p>
-            <w:pPr>
-              <w:pStyle w:val="Compact"/>
-              <w:spacing w:after="40"/>
-              <w:jc w:val="left"/>
-            </w:pPr>
-            <w:r>
-              <w:rPr>
-                <w:sz w:val="19"/>
-              </w:rPr>
-              <w:t xml:space="preserve">Admin</w:t>
-            </w:r>
-          </w:p>
-        </w:tc>
-        <w:tc>
-          <w:tcPr/>
-          <w:p>
-            <w:pPr>
-              <w:pStyle w:val="Compact"/>
-              <w:spacing w:after="40"/>
-              <w:jc w:val="left"/>
-            </w:pPr>
-            <w:r>
-              <w:rPr>
-                <w:sz w:val="19"/>
-              </w:rPr>
-              <w:t xml:space="preserve">FR-AD01</w:t>
-            </w:r>
-          </w:p>
-        </w:tc>
-        <w:tc>
-          <w:tcPr/>
-          <w:p>
-            <w:pPr>
-              <w:pStyle w:val="Compact"/>
-              <w:spacing w:after="40"/>
-              <w:jc w:val="left"/>
-            </w:pPr>
-            <w:r>
-              <w:rPr>
-                <w:sz w:val="19"/>
-              </w:rPr>
-              <w:t xml:space="preserve">Admin Dashboard</w:t>
+              <w:t xml:space="preserve">UC-23</w:t>
+            </w:r>
+          </w:p>
+        </w:tc>
+        <w:tc>
+          <w:tcPr/>
+          <w:p>
+            <w:pPr>
+              <w:pStyle w:val="Compact"/>
+              <w:spacing w:after="40"/>
+              <w:jc w:val="left"/>
+            </w:pPr>
+            <w:r>
+              <w:rPr>
+                <w:sz w:val="19"/>
+              </w:rPr>
+              <w:t xml:space="preserve">Read reviews</w:t>
+            </w:r>
+          </w:p>
+        </w:tc>
+        <w:tc>
+          <w:tcPr/>
+          <w:p>
+            <w:pPr>
+              <w:pStyle w:val="Compact"/>
+              <w:spacing w:after="40"/>
+              <w:jc w:val="left"/>
+            </w:pPr>
+            <w:r>
+              <w:rPr>
+                <w:sz w:val="19"/>
+              </w:rPr>
+              <w:t xml:space="preserve">Customer</w:t>
+            </w:r>
+          </w:p>
+        </w:tc>
+        <w:tc>
+          <w:tcPr/>
+          <w:p>
+            <w:pPr>
+              <w:pStyle w:val="Compact"/>
+              <w:spacing w:after="40"/>
+              <w:jc w:val="left"/>
+            </w:pPr>
+            <w:r>
+              <w:rPr>
+                <w:sz w:val="19"/>
+              </w:rPr>
+              <w:t xml:space="preserve">FR-R03, FR-R04</w:t>
+            </w:r>
+          </w:p>
+        </w:tc>
+        <w:tc>
+          <w:tcPr/>
+          <w:p>
+            <w:pPr>
+              <w:pStyle w:val="Compact"/>
+              <w:spacing w:after="40"/>
+              <w:jc w:val="left"/>
+            </w:pPr>
+            <w:r>
+              <w:rPr>
+                <w:sz w:val="19"/>
+              </w:rPr>
+              <w:t xml:space="preserve">Product Details, Reviews</w:t>
             </w:r>
           </w:p>
         </w:tc>
@@ -3130,23 +3182,23 @@
               <w:rPr>
                 <w:sz w:val="19"/>
               </w:rPr>
-              <w:t xml:space="preserve">UC-A2</w:t>
-            </w:r>
-          </w:p>
-        </w:tc>
-        <w:tc>
-          <w:tcPr/>
-          <w:p>
-            <w:pPr>
-              <w:pStyle w:val="Compact"/>
-              <w:spacing w:after="40"/>
-              <w:jc w:val="left"/>
-            </w:pPr>
-            <w:r>
-              <w:rPr>
-                <w:sz w:val="19"/>
-              </w:rPr>
-              <w:t xml:space="preserve">Manage orders (next step, cancel)</w:t>
+              <w:t xml:space="preserve">UC-A1</w:t>
+            </w:r>
+          </w:p>
+        </w:tc>
+        <w:tc>
+          <w:tcPr/>
+          <w:p>
+            <w:pPr>
+              <w:pStyle w:val="Compact"/>
+              <w:spacing w:after="40"/>
+              <w:jc w:val="left"/>
+            </w:pPr>
+            <w:r>
+              <w:rPr>
+                <w:sz w:val="19"/>
+              </w:rPr>
+              <w:t xml:space="preserve">View dashboard and live activity</w:t>
             </w:r>
           </w:p>
         </w:tc>
@@ -3178,23 +3230,23 @@
               <w:rPr>
                 <w:sz w:val="19"/>
               </w:rPr>
-              <w:t xml:space="preserve">FR-AD02</w:t>
-            </w:r>
-          </w:p>
-        </w:tc>
-        <w:tc>
-          <w:tcPr/>
-          <w:p>
-            <w:pPr>
-              <w:pStyle w:val="Compact"/>
-              <w:spacing w:after="40"/>
-              <w:jc w:val="left"/>
-            </w:pPr>
-            <w:r>
-              <w:rPr>
-                <w:sz w:val="19"/>
-              </w:rPr>
-              <w:t xml:space="preserve">Admin Orders, Admin Order Details</w:t>
+              <w:t xml:space="preserve">FR-AD01</w:t>
+            </w:r>
+          </w:p>
+        </w:tc>
+        <w:tc>
+          <w:tcPr/>
+          <w:p>
+            <w:pPr>
+              <w:pStyle w:val="Compact"/>
+              <w:spacing w:after="40"/>
+              <w:jc w:val="left"/>
+            </w:pPr>
+            <w:r>
+              <w:rPr>
+                <w:sz w:val="19"/>
+              </w:rPr>
+              <w:t xml:space="preserve">Admin Dashboard</w:t>
             </w:r>
           </w:p>
         </w:tc>
@@ -3214,23 +3266,23 @@
               <w:rPr>
                 <w:sz w:val="19"/>
               </w:rPr>
-              <w:t xml:space="preserve">UC-A3</w:t>
-            </w:r>
-          </w:p>
-        </w:tc>
-        <w:tc>
-          <w:tcPr/>
-          <w:p>
-            <w:pPr>
-              <w:pStyle w:val="Compact"/>
-              <w:spacing w:after="40"/>
-              <w:jc w:val="left"/>
-            </w:pPr>
-            <w:r>
-              <w:rPr>
-                <w:sz w:val="19"/>
-              </w:rPr>
-              <w:t xml:space="preserve">Add / edit product and photos</w:t>
+              <w:t xml:space="preserve">UC-A2</w:t>
+            </w:r>
+          </w:p>
+        </w:tc>
+        <w:tc>
+          <w:tcPr/>
+          <w:p>
+            <w:pPr>
+              <w:pStyle w:val="Compact"/>
+              <w:spacing w:after="40"/>
+              <w:jc w:val="left"/>
+            </w:pPr>
+            <w:r>
+              <w:rPr>
+                <w:sz w:val="19"/>
+              </w:rPr>
+              <w:t xml:space="preserve">Manage orders (next step, cancel)</w:t>
             </w:r>
           </w:p>
         </w:tc>
@@ -3262,23 +3314,23 @@
               <w:rPr>
                 <w:sz w:val="19"/>
               </w:rPr>
-              <w:t xml:space="preserve">FR-AD03</w:t>
-            </w:r>
-          </w:p>
-        </w:tc>
-        <w:tc>
-          <w:tcPr/>
-          <w:p>
-            <w:pPr>
-              <w:pStyle w:val="Compact"/>
-              <w:spacing w:after="40"/>
-              <w:jc w:val="left"/>
-            </w:pPr>
-            <w:r>
-              <w:rPr>
-                <w:sz w:val="19"/>
-              </w:rPr>
-              <w:t xml:space="preserve">Admin Products, Add / Edit Product</w:t>
+              <w:t xml:space="preserve">FR-AD02</w:t>
+            </w:r>
+          </w:p>
+        </w:tc>
+        <w:tc>
+          <w:tcPr/>
+          <w:p>
+            <w:pPr>
+              <w:pStyle w:val="Compact"/>
+              <w:spacing w:after="40"/>
+              <w:jc w:val="left"/>
+            </w:pPr>
+            <w:r>
+              <w:rPr>
+                <w:sz w:val="19"/>
+              </w:rPr>
+              <w:t xml:space="preserve">Admin Orders, Admin Order Details</w:t>
             </w:r>
           </w:p>
         </w:tc>
@@ -3298,23 +3350,23 @@
               <w:rPr>
                 <w:sz w:val="19"/>
               </w:rPr>
-              <w:t xml:space="preserve">UC-A4</w:t>
-            </w:r>
-          </w:p>
-        </w:tc>
-        <w:tc>
-          <w:tcPr/>
-          <w:p>
-            <w:pPr>
-              <w:pStyle w:val="Compact"/>
-              <w:spacing w:after="40"/>
-              <w:jc w:val="left"/>
-            </w:pPr>
-            <w:r>
-              <w:rPr>
-                <w:sz w:val="19"/>
-              </w:rPr>
-              <w:t xml:space="preserve">Update stock, show / hide product</w:t>
+              <w:t xml:space="preserve">UC-A3</w:t>
+            </w:r>
+          </w:p>
+        </w:tc>
+        <w:tc>
+          <w:tcPr/>
+          <w:p>
+            <w:pPr>
+              <w:pStyle w:val="Compact"/>
+              <w:spacing w:after="40"/>
+              <w:jc w:val="left"/>
+            </w:pPr>
+            <w:r>
+              <w:rPr>
+                <w:sz w:val="19"/>
+              </w:rPr>
+              <w:t xml:space="preserve">Add / edit product and photos</w:t>
             </w:r>
           </w:p>
         </w:tc>
@@ -3362,7 +3414,7 @@
               <w:rPr>
                 <w:sz w:val="19"/>
               </w:rPr>
-              <w:t xml:space="preserve">Admin Products</w:t>
+              <w:t xml:space="preserve">Admin Products, Add / Edit Product</w:t>
             </w:r>
           </w:p>
         </w:tc>
@@ -3382,23 +3434,23 @@
               <w:rPr>
                 <w:sz w:val="19"/>
               </w:rPr>
-              <w:t xml:space="preserve">UC-A5</w:t>
-            </w:r>
-          </w:p>
-        </w:tc>
-        <w:tc>
-          <w:tcPr/>
-          <w:p>
-            <w:pPr>
-              <w:pStyle w:val="Compact"/>
-              <w:spacing w:after="40"/>
-              <w:jc w:val="left"/>
-            </w:pPr>
-            <w:r>
-              <w:rPr>
-                <w:sz w:val="19"/>
-              </w:rPr>
-              <w:t xml:space="preserve">Manage categories</w:t>
+              <w:t xml:space="preserve">UC-A4</w:t>
+            </w:r>
+          </w:p>
+        </w:tc>
+        <w:tc>
+          <w:tcPr/>
+          <w:p>
+            <w:pPr>
+              <w:pStyle w:val="Compact"/>
+              <w:spacing w:after="40"/>
+              <w:jc w:val="left"/>
+            </w:pPr>
+            <w:r>
+              <w:rPr>
+                <w:sz w:val="19"/>
+              </w:rPr>
+              <w:t xml:space="preserve">Update stock, show / hide product</w:t>
             </w:r>
           </w:p>
         </w:tc>
@@ -3430,23 +3482,23 @@
               <w:rPr>
                 <w:sz w:val="19"/>
               </w:rPr>
-              <w:t xml:space="preserve">FR-AD04</w:t>
-            </w:r>
-          </w:p>
-        </w:tc>
-        <w:tc>
-          <w:tcPr/>
-          <w:p>
-            <w:pPr>
-              <w:pStyle w:val="Compact"/>
-              <w:spacing w:after="40"/>
-              <w:jc w:val="left"/>
-            </w:pPr>
-            <w:r>
-              <w:rPr>
-                <w:sz w:val="19"/>
-              </w:rPr>
-              <w:t xml:space="preserve">Admin Categories</w:t>
+              <w:t xml:space="preserve">FR-AD03</w:t>
+            </w:r>
+          </w:p>
+        </w:tc>
+        <w:tc>
+          <w:tcPr/>
+          <w:p>
+            <w:pPr>
+              <w:pStyle w:val="Compact"/>
+              <w:spacing w:after="40"/>
+              <w:jc w:val="left"/>
+            </w:pPr>
+            <w:r>
+              <w:rPr>
+                <w:sz w:val="19"/>
+              </w:rPr>
+              <w:t xml:space="preserve">Admin Products</w:t>
             </w:r>
           </w:p>
         </w:tc>
@@ -3466,23 +3518,23 @@
               <w:rPr>
                 <w:sz w:val="19"/>
               </w:rPr>
-              <w:t xml:space="preserve">UC-A6</w:t>
-            </w:r>
-          </w:p>
-        </w:tc>
-        <w:tc>
-          <w:tcPr/>
-          <w:p>
-            <w:pPr>
-              <w:pStyle w:val="Compact"/>
-              <w:spacing w:after="40"/>
-              <w:jc w:val="left"/>
-            </w:pPr>
-            <w:r>
-              <w:rPr>
-                <w:sz w:val="19"/>
-              </w:rPr>
-              <w:t xml:space="preserve">View and block / unblock customers</w:t>
+              <w:t xml:space="preserve">UC-A5</w:t>
+            </w:r>
+          </w:p>
+        </w:tc>
+        <w:tc>
+          <w:tcPr/>
+          <w:p>
+            <w:pPr>
+              <w:pStyle w:val="Compact"/>
+              <w:spacing w:after="40"/>
+              <w:jc w:val="left"/>
+            </w:pPr>
+            <w:r>
+              <w:rPr>
+                <w:sz w:val="19"/>
+              </w:rPr>
+              <w:t xml:space="preserve">Manage categories</w:t>
             </w:r>
           </w:p>
         </w:tc>
@@ -3514,23 +3566,23 @@
               <w:rPr>
                 <w:sz w:val="19"/>
               </w:rPr>
-              <w:t xml:space="preserve">FR-AD05</w:t>
-            </w:r>
-          </w:p>
-        </w:tc>
-        <w:tc>
-          <w:tcPr/>
-          <w:p>
-            <w:pPr>
-              <w:pStyle w:val="Compact"/>
-              <w:spacing w:after="40"/>
-              <w:jc w:val="left"/>
-            </w:pPr>
-            <w:r>
-              <w:rPr>
-                <w:sz w:val="19"/>
-              </w:rPr>
-              <w:t xml:space="preserve">Admin Customers, Customer Details</w:t>
+              <w:t xml:space="preserve">FR-AD04</w:t>
+            </w:r>
+          </w:p>
+        </w:tc>
+        <w:tc>
+          <w:tcPr/>
+          <w:p>
+            <w:pPr>
+              <w:pStyle w:val="Compact"/>
+              <w:spacing w:after="40"/>
+              <w:jc w:val="left"/>
+            </w:pPr>
+            <w:r>
+              <w:rPr>
+                <w:sz w:val="19"/>
+              </w:rPr>
+              <w:t xml:space="preserve">Admin Categories</w:t>
             </w:r>
           </w:p>
         </w:tc>
@@ -3550,6 +3602,90 @@
               <w:rPr>
                 <w:sz w:val="19"/>
               </w:rPr>
+              <w:t xml:space="preserve">UC-A6</w:t>
+            </w:r>
+          </w:p>
+        </w:tc>
+        <w:tc>
+          <w:tcPr/>
+          <w:p>
+            <w:pPr>
+              <w:pStyle w:val="Compact"/>
+              <w:spacing w:after="40"/>
+              <w:jc w:val="left"/>
+            </w:pPr>
+            <w:r>
+              <w:rPr>
+                <w:sz w:val="19"/>
+              </w:rPr>
+              <w:t xml:space="preserve">View and block / unblock customers</w:t>
+            </w:r>
+          </w:p>
+        </w:tc>
+        <w:tc>
+          <w:tcPr/>
+          <w:p>
+            <w:pPr>
+              <w:pStyle w:val="Compact"/>
+              <w:spacing w:after="40"/>
+              <w:jc w:val="left"/>
+            </w:pPr>
+            <w:r>
+              <w:rPr>
+                <w:sz w:val="19"/>
+              </w:rPr>
+              <w:t xml:space="preserve">Admin</w:t>
+            </w:r>
+          </w:p>
+        </w:tc>
+        <w:tc>
+          <w:tcPr/>
+          <w:p>
+            <w:pPr>
+              <w:pStyle w:val="Compact"/>
+              <w:spacing w:after="40"/>
+              <w:jc w:val="left"/>
+            </w:pPr>
+            <w:r>
+              <w:rPr>
+                <w:sz w:val="19"/>
+              </w:rPr>
+              <w:t xml:space="preserve">FR-AD05</w:t>
+            </w:r>
+          </w:p>
+        </w:tc>
+        <w:tc>
+          <w:tcPr/>
+          <w:p>
+            <w:pPr>
+              <w:pStyle w:val="Compact"/>
+              <w:spacing w:after="40"/>
+              <w:jc w:val="left"/>
+            </w:pPr>
+            <w:r>
+              <w:rPr>
+                <w:sz w:val="19"/>
+              </w:rPr>
+              <w:t xml:space="preserve">Admin Customers, Customer Details</w:t>
+            </w:r>
+          </w:p>
+        </w:tc>
+      </w:tr>
+      <w:tr>
+        <w:tc>
+          <w:tcPr>
+            <w:noWrap/>
+          </w:tcPr>
+          <w:p>
+            <w:pPr>
+              <w:pStyle w:val="Compact"/>
+              <w:spacing w:after="40"/>
+              <w:jc w:val="left"/>
+            </w:pPr>
+            <w:r>
+              <w:rPr>
+                <w:sz w:val="19"/>
+              </w:rPr>
               <w:t xml:space="preserve">UC-A7</w:t>
             </w:r>
           </w:p>
@@ -3628,7 +3764,7 @@
       </w:r>
     </w:p>
     <w:bookmarkEnd w:id="46"/>
-    <w:bookmarkStart w:id="60" w:name="X0c4e63c5b755111e45a077ca2e89b899b1c1b2f"/>
+    <w:bookmarkStart w:id="61" w:name="X0c4e63c5b755111e45a077ca2e89b899b1c1b2f"/>
     <w:p>
       <w:pPr>
         <w:pStyle w:val="Heading2"/>
@@ -5212,7 +5348,7 @@
               <w:rPr>
                 <w:sz w:val="19"/>
               </w:rPr>
-              <w:t xml:space="preserve">UC-14 Apply coupon; UC-15 Pay with KHQR</w:t>
+              <w:t xml:space="preserve">UC-14 Apply coupon; UC-15 Pay with KHQR; UC-15b Pay with ABA PayWay</w:t>
             </w:r>
           </w:p>
         </w:tc>
@@ -5335,7 +5471,7 @@
         <w:pStyle w:val="Compact"/>
       </w:pPr>
       <w:r>
-        <w:t xml:space="preserve">The customer chooses KHQR or Cash on delivery and can add a note.</w:t>
+        <w:t xml:space="preserve">The customer chooses KHQR, ABA PayWay or Cash on delivery and can add a note.</w:t>
       </w:r>
     </w:p>
     <w:p>
@@ -5407,7 +5543,7 @@
         <w:pStyle w:val="Compact"/>
       </w:pPr>
       <w:r>
-        <w:t xml:space="preserve">Cash on delivery: the app shows the Order Placed screen. KHQR: continue with UC-15.</w:t>
+        <w:t xml:space="preserve">Cash on delivery: the app shows the Order Placed screen. KHQR: continue with UC-15. ABA PayWay: continue with UC-15b.</w:t>
       </w:r>
     </w:p>
     <w:p>
@@ -5503,7 +5639,7 @@
         <w:t xml:space="preserve">422</w:t>
       </w:r>
       <w:r>
-        <w:t xml:space="preserve">, "Choose KHQR or Cash on delivery".</w:t>
+        <w:t xml:space="preserve">, "Choose KHQR, ABA PayWay or Cash on delivery".</w:t>
       </w:r>
     </w:p>
     <w:p>
@@ -5876,14 +6012,14 @@
       </w:r>
     </w:p>
     <w:bookmarkEnd w:id="53"/>
-    <w:bookmarkStart w:id="54" w:name="uc-16-view-order-history-and-details"/>
+    <w:bookmarkStart w:id="54" w:name="uc-15b-pay-with-aba-payway"/>
     <w:p>
       <w:pPr>
         <w:pStyle w:val="Heading3"/>
         <w:keepNext/>
       </w:pPr>
       <w:r>
-        <w:t xml:space="preserve">UC-16 View order history and details</w:t>
+        <w:t xml:space="preserve">UC-15b Pay with ABA PayWay</w:t>
       </w:r>
     </w:p>
     <w:tbl>
@@ -5920,22 +6056,94 @@
                 <w:b/>
                 <w:sz w:val="19"/>
               </w:rPr>
-              <w:t xml:space="preserve">Actor</w:t>
-            </w:r>
-          </w:p>
-        </w:tc>
-        <w:tc>
-          <w:tcPr/>
-          <w:p>
-            <w:pPr>
-              <w:pStyle w:val="Compact"/>
-              <w:jc w:val="left"/>
-            </w:pPr>
-            <w:r>
-              <w:rPr>
-                <w:sz w:val="19"/>
-              </w:rPr>
-              <w:t xml:space="preserve">Customer</w:t>
+              <w:t xml:space="preserve">Actors</w:t>
+            </w:r>
+          </w:p>
+        </w:tc>
+        <w:tc>
+          <w:tcPr/>
+          <w:p>
+            <w:pPr>
+              <w:pStyle w:val="Compact"/>
+              <w:jc w:val="left"/>
+            </w:pPr>
+            <w:r>
+              <w:rPr>
+                <w:sz w:val="19"/>
+              </w:rPr>
+              <w:t xml:space="preserve">Customer, ABA PayWay</w:t>
+            </w:r>
+          </w:p>
+        </w:tc>
+      </w:tr>
+      <w:tr>
+        <w:tc>
+          <w:tcPr>
+            <w:shd w:val="clear" w:fill="E0F2FE"/>
+          </w:tcPr>
+          <w:p>
+            <w:pPr>
+              <w:pStyle w:val="Compact"/>
+              <w:jc w:val="left"/>
+            </w:pPr>
+            <w:r>
+              <w:rPr>
+                <w:bCs/>
+                <w:b/>
+                <w:sz w:val="19"/>
+              </w:rPr>
+              <w:t xml:space="preserve">Extends</w:t>
+            </w:r>
+          </w:p>
+        </w:tc>
+        <w:tc>
+          <w:tcPr/>
+          <w:p>
+            <w:pPr>
+              <w:pStyle w:val="Compact"/>
+              <w:jc w:val="left"/>
+            </w:pPr>
+            <w:r>
+              <w:rPr>
+                <w:sz w:val="19"/>
+              </w:rPr>
+              <w:t xml:space="preserve">UC-13 Place order, when the payment method is ABA PayWay</w:t>
+            </w:r>
+          </w:p>
+        </w:tc>
+      </w:tr>
+      <w:tr>
+        <w:tc>
+          <w:tcPr>
+            <w:shd w:val="clear" w:fill="E0F2FE"/>
+          </w:tcPr>
+          <w:p>
+            <w:pPr>
+              <w:pStyle w:val="Compact"/>
+              <w:jc w:val="left"/>
+            </w:pPr>
+            <w:r>
+              <w:rPr>
+                <w:bCs/>
+                <w:b/>
+                <w:sz w:val="19"/>
+              </w:rPr>
+              <w:t xml:space="preserve">Precondition</w:t>
+            </w:r>
+          </w:p>
+        </w:tc>
+        <w:tc>
+          <w:tcPr/>
+          <w:p>
+            <w:pPr>
+              <w:pStyle w:val="Compact"/>
+              <w:jc w:val="left"/>
+            </w:pPr>
+            <w:r>
+              <w:rPr>
+                <w:sz w:val="19"/>
+              </w:rPr>
+              <w:t xml:space="preserve">A pending, unpaid ABA PayWay order.</w:t>
             </w:r>
           </w:p>
         </w:tc>
@@ -5962,7 +6170,16 @@
         <w:pStyle w:val="Compact"/>
       </w:pPr>
       <w:r>
-        <w:t xml:space="preserve">The customer opens My Orders from Profile.</w:t>
+        <w:t xml:space="preserve">The app requests a payment (</w:t>
+      </w:r>
+      <w:r>
+        <w:rPr>
+          <w:rStyle w:val="VerbatimChar"/>
+        </w:rPr>
+        <w:t xml:space="preserve">POST /api/orders/&lt;id&gt;/payway</w:t>
+      </w:r>
+      <w:r>
+        <w:t xml:space="preserve">).</w:t>
       </w:r>
     </w:p>
     <w:p>
@@ -5974,16 +6191,7 @@
         <w:pStyle w:val="Compact"/>
       </w:pPr>
       <w:r>
-        <w:t xml:space="preserve">The app shows orders in progress (with an animated tracker) and past orders (</w:t>
-      </w:r>
-      <w:r>
-        <w:rPr>
-          <w:rStyle w:val="VerbatimChar"/>
-        </w:rPr>
-        <w:t xml:space="preserve">GET /api/orders</w:t>
-      </w:r>
-      <w:r>
-        <w:t xml:space="preserve">).</w:t>
+        <w:t xml:space="preserve">The system sends PayWay a signed purchase (HMAC-SHA512 over the fields in PayWay's order) with the order total, the items and a 15-minute lifetime, and stores PayWay's transaction id, KHQR and ABA Mobile link.</w:t>
       </w:r>
     </w:p>
     <w:p>
@@ -5995,30 +6203,113 @@
         <w:pStyle w:val="Compact"/>
       </w:pPr>
       <w:r>
-        <w:t xml:space="preserve">The customer opens an order; the app shows the tracker (placed, paid, shipped, delivered), the items with photos, the address, the payment and the totals.</w:t>
-      </w:r>
-    </w:p>
-    <w:p>
-      <w:pPr>
-        <w:numPr>
-          <w:ilvl w:val="0"/>
-          <w:numId w:val="1015"/>
-        </w:numPr>
-        <w:pStyle w:val="Compact"/>
-      </w:pPr>
-      <w:r>
-        <w:t xml:space="preserve">Optional (UC-17): when the order is on the way the customer taps "Got it" to confirm it was received; for a finished order they can tap "Buy again" (the items go back into the cart); for a paid order they can view, save or share the receipt.</w:t>
-      </w:r>
-    </w:p>
-    <w:p>
-      <w:pPr>
-        <w:pStyle w:val="FirstParagraph"/>
-      </w:pPr>
+        <w:t xml:space="preserve">The app shows the ABA PayWay card (QR, amount, countdown) and an</w:t>
+      </w:r>
+      <w:r>
+        <w:t xml:space="preserve"> </w:t>
+      </w:r>
       <w:r>
         <w:rPr>
           <w:bCs/>
           <w:b/>
         </w:rPr>
+        <w:t xml:space="preserve">Open ABA Mobile</w:t>
+      </w:r>
+      <w:r>
+        <w:t xml:space="preserve"> </w:t>
+      </w:r>
+      <w:r>
+        <w:t xml:space="preserve">button.</w:t>
+      </w:r>
+    </w:p>
+    <w:p>
+      <w:pPr>
+        <w:numPr>
+          <w:ilvl w:val="0"/>
+          <w:numId w:val="1015"/>
+        </w:numPr>
+        <w:pStyle w:val="Compact"/>
+      </w:pPr>
+      <w:r>
+        <w:t xml:space="preserve">The customer taps Open ABA Mobile and confirms the payment there, or scans the QR with any bank app.</w:t>
+      </w:r>
+    </w:p>
+    <w:p>
+      <w:pPr>
+        <w:numPr>
+          <w:ilvl w:val="0"/>
+          <w:numId w:val="1015"/>
+        </w:numPr>
+        <w:pStyle w:val="Compact"/>
+      </w:pPr>
+      <w:r>
+        <w:t xml:space="preserve">The app checks the status every few seconds (</w:t>
+      </w:r>
+      <w:r>
+        <w:rPr>
+          <w:rStyle w:val="VerbatimChar"/>
+        </w:rPr>
+        <w:t xml:space="preserve">GET /api/orders/&lt;id&gt;/payment</w:t>
+      </w:r>
+      <w:r>
+        <w:t xml:space="preserve">); the system asks PayWay (</w:t>
+      </w:r>
+      <w:r>
+        <w:rPr>
+          <w:rStyle w:val="VerbatimChar"/>
+        </w:rPr>
+        <w:t xml:space="preserve">check-transaction-2</w:t>
+      </w:r>
+      <w:r>
+        <w:t xml:space="preserve">) about that transaction.</w:t>
+      </w:r>
+    </w:p>
+    <w:p>
+      <w:pPr>
+        <w:numPr>
+          <w:ilvl w:val="0"/>
+          <w:numId w:val="1015"/>
+        </w:numPr>
+        <w:pStyle w:val="Compact"/>
+      </w:pPr>
+      <w:r>
+        <w:t xml:space="preserve">When PayWay reports</w:t>
+      </w:r>
+      <w:r>
+        <w:t xml:space="preserve"> </w:t>
+      </w:r>
+      <w:r>
+        <w:rPr>
+          <w:iCs/>
+          <w:i/>
+        </w:rPr>
+        <w:t xml:space="preserve">APPROVED</w:t>
+      </w:r>
+      <w:r>
+        <w:t xml:space="preserve">, the system marks the payment and the order as paid and sends a "Payment received" notification.</w:t>
+      </w:r>
+    </w:p>
+    <w:p>
+      <w:pPr>
+        <w:numPr>
+          <w:ilvl w:val="0"/>
+          <w:numId w:val="1015"/>
+        </w:numPr>
+        <w:pStyle w:val="Compact"/>
+      </w:pPr>
+      <w:r>
+        <w:t xml:space="preserve">The app prints out the receipt ("Paid by ABA PayWay") and offers Save receipt, View order and Continue shopping.</w:t>
+      </w:r>
+    </w:p>
+    <w:p>
+      <w:pPr>
+        <w:pStyle w:val="FirstParagraph"/>
+      </w:pPr>
+      <w:r>
+        <w:rPr>
+          <w:bCs/>
+          <w:b/>
+        </w:rPr>
         <w:t xml:space="preserve">Alternative flows</w:t>
       </w:r>
     </w:p>
@@ -6031,18 +6322,112 @@
         <w:pStyle w:val="Compact"/>
       </w:pPr>
       <w:r>
-        <w:t xml:space="preserve">A1 (step 2): no orders yet. Empty state with "Start shopping".</w:t>
+        <w:t xml:space="preserve">A1 (step 2): PayWay refuses or cannot be reached.</w:t>
+      </w:r>
+      <w:r>
+        <w:t xml:space="preserve"> </w:t>
+      </w:r>
+      <w:r>
+        <w:rPr>
+          <w:rStyle w:val="VerbatimChar"/>
+        </w:rPr>
+        <w:t xml:space="preserve">502</w:t>
+      </w:r>
+      <w:r>
+        <w:t xml:space="preserve">, "ABA PayWay is not available right now"; the order stays pending and the customer can try again.</w:t>
+      </w:r>
+    </w:p>
+    <w:p>
+      <w:pPr>
+        <w:numPr>
+          <w:ilvl w:val="0"/>
+          <w:numId w:val="1016"/>
+        </w:numPr>
+        <w:pStyle w:val="Compact"/>
+      </w:pPr>
+      <w:r>
+        <w:t xml:space="preserve">A2 (step 4): ABA Mobile is not installed. The app says so and offers the app store; the QR still works with any bank app.</w:t>
+      </w:r>
+    </w:p>
+    <w:p>
+      <w:pPr>
+        <w:numPr>
+          <w:ilvl w:val="0"/>
+          <w:numId w:val="1016"/>
+        </w:numPr>
+        <w:pStyle w:val="Compact"/>
+      </w:pPr>
+      <w:r>
+        <w:t xml:space="preserve">A3 (step 5): PayWay posts the result to</w:t>
+      </w:r>
+      <w:r>
+        <w:t xml:space="preserve"> </w:t>
+      </w:r>
+      <w:r>
+        <w:rPr>
+          <w:rStyle w:val="VerbatimChar"/>
+        </w:rPr>
+        <w:t xml:space="preserve">/api/payments/payway/callback</w:t>
+      </w:r>
+      <w:r>
+        <w:t xml:space="preserve">. The system does not trust the posted data: it asks PayWay itself (step 5) before marking anything paid.</w:t>
+      </w:r>
+    </w:p>
+    <w:p>
+      <w:pPr>
+        <w:numPr>
+          <w:ilvl w:val="0"/>
+          <w:numId w:val="1016"/>
+        </w:numPr>
+        <w:pStyle w:val="Compact"/>
+      </w:pPr>
+      <w:r>
+        <w:t xml:space="preserve">A4 (step 5): 15 minutes pass without payment. As UC-15 A1: the order is cancelled and its stock returned.</w:t>
+      </w:r>
+    </w:p>
+    <w:p>
+      <w:pPr>
+        <w:pStyle w:val="FirstParagraph"/>
+      </w:pPr>
+      <w:r>
+        <w:rPr>
+          <w:bCs/>
+          <w:b/>
+        </w:rPr>
+        <w:t xml:space="preserve">Postcondition</w:t>
+      </w:r>
+      <w:r>
+        <w:t xml:space="preserve"> </w:t>
+      </w:r>
+      <w:r>
+        <w:t xml:space="preserve">The order is</w:t>
+      </w:r>
+      <w:r>
+        <w:t xml:space="preserve"> </w:t>
+      </w:r>
+      <w:r>
+        <w:rPr>
+          <w:iCs/>
+          <w:i/>
+        </w:rPr>
+        <w:t xml:space="preserve">paid</w:t>
+      </w:r>
+      <w:r>
+        <w:t xml:space="preserve"> </w:t>
+      </w:r>
+      <w:r>
+        <w:t xml:space="preserve">and waits for the shop to confirm it.</w:t>
       </w:r>
     </w:p>
     <w:bookmarkEnd w:id="54"/>
-    <w:bookmarkStart w:id="55" w:name="uc-22-rate-a-product"/>
+    <w:bookmarkStart w:id="55" w:name="uc-16-view-order-history-and-details"/>
     <w:p>
       <w:pPr>
         <w:pStyle w:val="Heading3"/>
         <w:keepNext/>
       </w:pPr>
       <w:r>
-        <w:t xml:space="preserve">UC-22 Rate a product</w:t>
+        <w:t xml:space="preserve">UC-16 View order history and details</w:t>
       </w:r>
     </w:p>
     <w:tbl>
@@ -6099,78 +6484,6 @@
           </w:p>
         </w:tc>
       </w:tr>
-      <w:tr>
-        <w:tc>
-          <w:tcPr>
-            <w:shd w:val="clear" w:fill="E0F2FE"/>
-          </w:tcPr>
-          <w:p>
-            <w:pPr>
-              <w:pStyle w:val="Compact"/>
-              <w:jc w:val="left"/>
-            </w:pPr>
-            <w:r>
-              <w:rPr>
-                <w:bCs/>
-                <w:b/>
-                <w:sz w:val="19"/>
-              </w:rPr>
-              <w:t xml:space="preserve">Precondition</w:t>
-            </w:r>
-          </w:p>
-        </w:tc>
-        <w:tc>
-          <w:tcPr/>
-          <w:p>
-            <w:pPr>
-              <w:pStyle w:val="Compact"/>
-              <w:jc w:val="left"/>
-            </w:pPr>
-            <w:r>
-              <w:rPr>
-                <w:sz w:val="19"/>
-              </w:rPr>
-              <w:t xml:space="preserve">The product is in one of the customer's delivered orders.</w:t>
-            </w:r>
-          </w:p>
-        </w:tc>
-      </w:tr>
-      <w:tr>
-        <w:tc>
-          <w:tcPr>
-            <w:shd w:val="clear" w:fill="E0F2FE"/>
-          </w:tcPr>
-          <w:p>
-            <w:pPr>
-              <w:pStyle w:val="Compact"/>
-              <w:jc w:val="left"/>
-            </w:pPr>
-            <w:r>
-              <w:rPr>
-                <w:bCs/>
-                <w:b/>
-                <w:sz w:val="19"/>
-              </w:rPr>
-              <w:t xml:space="preserve">Trigger</w:t>
-            </w:r>
-          </w:p>
-        </w:tc>
-        <w:tc>
-          <w:tcPr/>
-          <w:p>
-            <w:pPr>
-              <w:pStyle w:val="Compact"/>
-              <w:jc w:val="left"/>
-            </w:pPr>
-            <w:r>
-              <w:rPr>
-                <w:sz w:val="19"/>
-              </w:rPr>
-              <w:t xml:space="preserve">"Rate it" on an item of a delivered order, on the "Delivered" notification, in Profile &gt; To review, or "You bought this. Rate it" on the product page.</w:t>
-            </w:r>
-          </w:p>
-        </w:tc>
-      </w:tr>
     </w:tbl>
     <w:p>
       <w:pPr>
@@ -6193,7 +6506,7 @@
         <w:pStyle w:val="Compact"/>
       </w:pPr>
       <w:r>
-        <w:t xml:space="preserve">The app opens the rating sheet with the product photo and name ("Rate your figure").</w:t>
+        <w:t xml:space="preserve">The customer opens My Orders from Profile.</w:t>
       </w:r>
     </w:p>
     <w:p>
@@ -6205,7 +6518,16 @@
         <w:pStyle w:val="Compact"/>
       </w:pPr>
       <w:r>
-        <w:t xml:space="preserve">The customer taps a star; the star pops and the word under it changes (Terrible ... Excellent). Post review stays disabled until a star is chosen.</w:t>
+        <w:t xml:space="preserve">The app shows orders in progress (with an animated tracker) and past orders (</w:t>
+      </w:r>
+      <w:r>
+        <w:rPr>
+          <w:rStyle w:val="VerbatimChar"/>
+        </w:rPr>
+        <w:t xml:space="preserve">GET /api/orders</w:t>
+      </w:r>
+      <w:r>
+        <w:t xml:space="preserve">).</w:t>
       </w:r>
     </w:p>
     <w:p>
@@ -6217,7 +6539,7 @@
         <w:pStyle w:val="Compact"/>
       </w:pPr>
       <w:r>
-        <w:t xml:space="preserve">The customer may pick quick tags and write a comment.</w:t>
+        <w:t xml:space="preserve">The customer opens an order; the app shows the tracker (placed, paid, shipped, delivered), the items with photos, the address, the payment and the totals.</w:t>
       </w:r>
     </w:p>
     <w:p>
@@ -6229,43 +6551,7 @@
         <w:pStyle w:val="Compact"/>
       </w:pPr>
       <w:r>
-        <w:t xml:space="preserve">The customer taps Post review; the app sends</w:t>
-      </w:r>
-      <w:r>
-        <w:t xml:space="preserve"> </w:t>
-      </w:r>
-      <w:r>
-        <w:rPr>
-          <w:rStyle w:val="VerbatimChar"/>
-        </w:rPr>
-        <w:t xml:space="preserve">POST /api/products/&lt;id&gt;/reviews</w:t>
-      </w:r>
-      <w:r>
-        <w:t xml:space="preserve">.</w:t>
-      </w:r>
-    </w:p>
-    <w:p>
-      <w:pPr>
-        <w:numPr>
-          <w:ilvl w:val="0"/>
-          <w:numId w:val="1017"/>
-        </w:numPr>
-        <w:pStyle w:val="Compact"/>
-      </w:pPr>
-      <w:r>
-        <w:t xml:space="preserve">The system checks that the product was delivered to them, validates the data and saves the review (or updates their existing one).</w:t>
-      </w:r>
-    </w:p>
-    <w:p>
-      <w:pPr>
-        <w:numPr>
-          <w:ilvl w:val="0"/>
-          <w:numId w:val="1017"/>
-        </w:numPr>
-        <w:pStyle w:val="Compact"/>
-      </w:pPr>
-      <w:r>
-        <w:t xml:space="preserve">The sheet shows "Thanks for your review!" and closes; the item now shows its stars and "Reviewed", and the product's rating is updated.</w:t>
+        <w:t xml:space="preserve">Optional (UC-17): when the order is on the way the customer taps "Got it" to confirm it was received; for a finished order they can tap "Buy again" (the items go back into the cart); for a paid order they can view, save or share the receipt.</w:t>
       </w:r>
     </w:p>
     <w:p>
@@ -6289,84 +6575,18 @@
         <w:pStyle w:val="Compact"/>
       </w:pPr>
       <w:r>
-        <w:t xml:space="preserve">A1 (step 5): not delivered to this customer.</w:t>
-      </w:r>
-      <w:r>
-        <w:t xml:space="preserve"> </w:t>
-      </w:r>
-      <w:r>
-        <w:rPr>
-          <w:rStyle w:val="VerbatimChar"/>
-        </w:rPr>
-        <w:t xml:space="preserve">403</w:t>
-      </w:r>
-      <w:r>
-        <w:t xml:space="preserve">, "You can review a product once it has been delivered to you".</w:t>
-      </w:r>
-    </w:p>
-    <w:p>
-      <w:pPr>
-        <w:numPr>
-          <w:ilvl w:val="0"/>
-          <w:numId w:val="1018"/>
-        </w:numPr>
-        <w:pStyle w:val="Compact"/>
-      </w:pPr>
-      <w:r>
-        <w:t xml:space="preserve">A2 (step 5): comment longer than 1,000 characters, unknown tag or rating not 1-5.</w:t>
-      </w:r>
-      <w:r>
-        <w:t xml:space="preserve"> </w:t>
-      </w:r>
-      <w:r>
-        <w:rPr>
-          <w:rStyle w:val="VerbatimChar"/>
-        </w:rPr>
-        <w:t xml:space="preserve">422</w:t>
-      </w:r>
-      <w:r>
-        <w:t xml:space="preserve">; the sheet shows the message and stays open.</w:t>
-      </w:r>
-    </w:p>
-    <w:p>
-      <w:pPr>
-        <w:numPr>
-          <w:ilvl w:val="0"/>
-          <w:numId w:val="1018"/>
-        </w:numPr>
-        <w:pStyle w:val="Compact"/>
-      </w:pPr>
-      <w:r>
-        <w:t xml:space="preserve">A3: the customer already reviewed it. The sheet opens as "Edit your review" with their stars, tags and comment; Save changes edits it, Delete review (after a confirmation) removes it.</w:t>
-      </w:r>
-    </w:p>
-    <w:p>
-      <w:pPr>
-        <w:pStyle w:val="FirstParagraph"/>
-      </w:pPr>
-      <w:r>
-        <w:rPr>
-          <w:bCs/>
-          <w:b/>
-        </w:rPr>
-        <w:t xml:space="preserve">Postcondition</w:t>
-      </w:r>
-      <w:r>
-        <w:t xml:space="preserve"> </w:t>
-      </w:r>
-      <w:r>
-        <w:t xml:space="preserve">The review is on the product page and the Reviews page, marked as a verified buyer.</w:t>
+        <w:t xml:space="preserve">A1 (step 2): no orders yet. Empty state with "Start shopping".</w:t>
       </w:r>
     </w:p>
     <w:bookmarkEnd w:id="55"/>
-    <w:bookmarkStart w:id="56" w:name="uc-a2-manage-orders"/>
+    <w:bookmarkStart w:id="56" w:name="uc-22-rate-a-product"/>
     <w:p>
       <w:pPr>
         <w:pStyle w:val="Heading3"/>
         <w:keepNext/>
       </w:pPr>
       <w:r>
-        <w:t xml:space="preserve">UC-A2 Manage orders</w:t>
+        <w:t xml:space="preserve">UC-22 Rate a product</w:t>
       </w:r>
     </w:p>
     <w:tbl>
@@ -6418,7 +6638,7 @@
               <w:rPr>
                 <w:sz w:val="19"/>
               </w:rPr>
-              <w:t xml:space="preserve">Admin</w:t>
+              <w:t xml:space="preserve">Customer</w:t>
             </w:r>
           </w:p>
         </w:tc>
@@ -6439,22 +6659,22 @@
                 <w:b/>
                 <w:sz w:val="19"/>
               </w:rPr>
-              <w:t xml:space="preserve">Includes</w:t>
-            </w:r>
-          </w:p>
-        </w:tc>
-        <w:tc>
-          <w:tcPr/>
-          <w:p>
-            <w:pPr>
-              <w:pStyle w:val="Compact"/>
-              <w:jc w:val="left"/>
-            </w:pPr>
-            <w:r>
-              <w:rPr>
-                <w:sz w:val="19"/>
-              </w:rPr>
-              <w:t xml:space="preserve">Notify the customer</w:t>
+              <w:t xml:space="preserve">Precondition</w:t>
+            </w:r>
+          </w:p>
+        </w:tc>
+        <w:tc>
+          <w:tcPr/>
+          <w:p>
+            <w:pPr>
+              <w:pStyle w:val="Compact"/>
+              <w:jc w:val="left"/>
+            </w:pPr>
+            <w:r>
+              <w:rPr>
+                <w:sz w:val="19"/>
+              </w:rPr>
+              <w:t xml:space="preserve">The product is in one of the customer's delivered orders.</w:t>
             </w:r>
           </w:p>
         </w:tc>
@@ -6475,22 +6695,22 @@
                 <w:b/>
                 <w:sz w:val="19"/>
               </w:rPr>
-              <w:t xml:space="preserve">Precondition</w:t>
-            </w:r>
-          </w:p>
-        </w:tc>
-        <w:tc>
-          <w:tcPr/>
-          <w:p>
-            <w:pPr>
-              <w:pStyle w:val="Compact"/>
-              <w:jc w:val="left"/>
-            </w:pPr>
-            <w:r>
-              <w:rPr>
-                <w:sz w:val="19"/>
-              </w:rPr>
-              <w:t xml:space="preserve">Logged in as admin.</w:t>
+              <w:t xml:space="preserve">Trigger</w:t>
+            </w:r>
+          </w:p>
+        </w:tc>
+        <w:tc>
+          <w:tcPr/>
+          <w:p>
+            <w:pPr>
+              <w:pStyle w:val="Compact"/>
+              <w:jc w:val="left"/>
+            </w:pPr>
+            <w:r>
+              <w:rPr>
+                <w:sz w:val="19"/>
+              </w:rPr>
+              <w:t xml:space="preserve">"Rate it" on an item of a delivered order, on the "Delivered" notification, in Profile &gt; To review, or "You bought this. Rate it" on the product page.</w:t>
             </w:r>
           </w:p>
         </w:tc>
@@ -6517,7 +6737,7 @@
         <w:pStyle w:val="Compact"/>
       </w:pPr>
       <w:r>
-        <w:t xml:space="preserve">The admin opens the Orders tab (the badge shows how many orders need handling).</w:t>
+        <w:t xml:space="preserve">The app opens the rating sheet with the product photo and name ("Rate your figure").</w:t>
       </w:r>
     </w:p>
     <w:p>
@@ -6529,16 +6749,43 @@
         <w:pStyle w:val="Compact"/>
       </w:pPr>
       <w:r>
-        <w:t xml:space="preserve">The app lists all orders (</w:t>
+        <w:t xml:space="preserve">The customer taps a star; the star pops and the word under it changes (Terrible ... Excellent). Post review stays disabled until a star is chosen.</w:t>
+      </w:r>
+    </w:p>
+    <w:p>
+      <w:pPr>
+        <w:numPr>
+          <w:ilvl w:val="0"/>
+          <w:numId w:val="1019"/>
+        </w:numPr>
+        <w:pStyle w:val="Compact"/>
+      </w:pPr>
+      <w:r>
+        <w:t xml:space="preserve">The customer may pick quick tags and write a comment.</w:t>
+      </w:r>
+    </w:p>
+    <w:p>
+      <w:pPr>
+        <w:numPr>
+          <w:ilvl w:val="0"/>
+          <w:numId w:val="1019"/>
+        </w:numPr>
+        <w:pStyle w:val="Compact"/>
+      </w:pPr>
+      <w:r>
+        <w:t xml:space="preserve">The customer taps Post review; the app sends</w:t>
+      </w:r>
+      <w:r>
+        <w:t xml:space="preserve"> </w:t>
       </w:r>
       <w:r>
         <w:rPr>
           <w:rStyle w:val="VerbatimChar"/>
         </w:rPr>
-        <w:t xml:space="preserve">GET /api/admin/orders</w:t>
-      </w:r>
-      <w:r>
-        <w:t xml:space="preserve">) with counts per status; the admin can search by order number or customer, or filter by status.</w:t>
+        <w:t xml:space="preserve">POST /api/products/&lt;id&gt;/reviews</w:t>
+      </w:r>
+      <w:r>
+        <w:t xml:space="preserve">.</w:t>
       </w:r>
     </w:p>
     <w:p>
@@ -6550,7 +6797,7 @@
         <w:pStyle w:val="Compact"/>
       </w:pPr>
       <w:r>
-        <w:t xml:space="preserve">The admin taps the order's next-step button (Confirm, Ship or Delivered), or opens the order details first.</w:t>
+        <w:t xml:space="preserve">The system checks that the product was delivered to them, validates the data and saves the review (or updates their existing one).</w:t>
       </w:r>
     </w:p>
     <w:p>
@@ -6562,40 +6809,7 @@
         <w:pStyle w:val="Compact"/>
       </w:pPr>
       <w:r>
-        <w:t xml:space="preserve">The system checks that the step is allowed (pending -&gt; confirmed -&gt; shipped -&gt; delivered) and saves the new status (</w:t>
-      </w:r>
-      <w:r>
-        <w:rPr>
-          <w:rStyle w:val="VerbatimChar"/>
-        </w:rPr>
-        <w:t xml:space="preserve">PUT /api/admin/orders/&lt;id&gt;/status</w:t>
-      </w:r>
-      <w:r>
-        <w:t xml:space="preserve">).</w:t>
-      </w:r>
-    </w:p>
-    <w:p>
-      <w:pPr>
-        <w:numPr>
-          <w:ilvl w:val="0"/>
-          <w:numId w:val="1019"/>
-        </w:numPr>
-        <w:pStyle w:val="Compact"/>
-      </w:pPr>
-      <w:r>
-        <w:t xml:space="preserve">The system creates a notification for the customer ("Your order has shipped" ...).</w:t>
-      </w:r>
-    </w:p>
-    <w:p>
-      <w:pPr>
-        <w:numPr>
-          <w:ilvl w:val="0"/>
-          <w:numId w:val="1019"/>
-        </w:numPr>
-        <w:pStyle w:val="Compact"/>
-      </w:pPr>
-      <w:r>
-        <w:t xml:space="preserve">The app updates the list, the badge and the dashboard.</w:t>
+        <w:t xml:space="preserve">The sheet shows "Thanks for your review!" and closes; the item now shows its stars and "Reviewed", and the product's rating is updated.</w:t>
       </w:r>
     </w:p>
     <w:p>
@@ -6619,7 +6833,19 @@
         <w:pStyle w:val="Compact"/>
       </w:pPr>
       <w:r>
-        <w:t xml:space="preserve">A1 (step 3): the admin taps Cancel. The app asks "Cancel this order?"; on confirm the order is cancelled, its stock returned and the customer notified.</w:t>
+        <w:t xml:space="preserve">A1 (step 5): not delivered to this customer.</w:t>
+      </w:r>
+      <w:r>
+        <w:t xml:space="preserve"> </w:t>
+      </w:r>
+      <w:r>
+        <w:rPr>
+          <w:rStyle w:val="VerbatimChar"/>
+        </w:rPr>
+        <w:t xml:space="preserve">403</w:t>
+      </w:r>
+      <w:r>
+        <w:t xml:space="preserve">, "You can review a product once it has been delivered to you".</w:t>
       </w:r>
     </w:p>
     <w:p>
@@ -6631,7 +6857,7 @@
         <w:pStyle w:val="Compact"/>
       </w:pPr>
       <w:r>
-        <w:t xml:space="preserve">A2 (step 4): the step is not allowed (e.g. shipping a pending order, cancelling a shipped one).</w:t>
+        <w:t xml:space="preserve">A2 (step 5): comment longer than 1,000 characters, unknown tag or rating not 1-5.</w:t>
       </w:r>
       <w:r>
         <w:t xml:space="preserve"> </w:t>
@@ -6640,10 +6866,10 @@
         <w:rPr>
           <w:rStyle w:val="VerbatimChar"/>
         </w:rPr>
-        <w:t xml:space="preserve">409</w:t>
-      </w:r>
-      <w:r>
-        <w:t xml:space="preserve">, "A shipped order cannot be marked cancelled".</w:t>
+        <w:t xml:space="preserve">422</w:t>
+      </w:r>
+      <w:r>
+        <w:t xml:space="preserve">; the sheet shows the message and stays open.</w:t>
       </w:r>
     </w:p>
     <w:p>
@@ -6655,7 +6881,7 @@
         <w:pStyle w:val="Compact"/>
       </w:pPr>
       <w:r>
-        <w:t xml:space="preserve">A3 (step 4): an unpaid KHQR order can only be cancelled, not confirmed.</w:t>
+        <w:t xml:space="preserve">A3: the customer already reviewed it. The sheet opens as "Edit your review" with their stars, tags and comment; Save changes edits it, Delete review (after a confirmation) removes it.</w:t>
       </w:r>
     </w:p>
     <w:p>
@@ -6673,18 +6899,18 @@
         <w:t xml:space="preserve"> </w:t>
       </w:r>
       <w:r>
-        <w:t xml:space="preserve">The order has its new status and the customer knows.</w:t>
+        <w:t xml:space="preserve">The review is on the product page and the Reviews page, marked as a verified buyer.</w:t>
       </w:r>
     </w:p>
     <w:bookmarkEnd w:id="56"/>
-    <w:bookmarkStart w:id="57" w:name="uc-a3-add--edit-product"/>
+    <w:bookmarkStart w:id="57" w:name="uc-a2-manage-orders"/>
     <w:p>
       <w:pPr>
         <w:pStyle w:val="Heading3"/>
         <w:keepNext/>
       </w:pPr>
       <w:r>
-        <w:t xml:space="preserve">UC-A3 Add / edit product</w:t>
+        <w:t xml:space="preserve">UC-A2 Manage orders</w:t>
       </w:r>
     </w:p>
     <w:tbl>
@@ -6757,22 +6983,58 @@
                 <w:b/>
                 <w:sz w:val="19"/>
               </w:rPr>
-              <w:t xml:space="preserve">Extended by</w:t>
-            </w:r>
-          </w:p>
-        </w:tc>
-        <w:tc>
-          <w:tcPr/>
-          <w:p>
-            <w:pPr>
-              <w:pStyle w:val="Compact"/>
-              <w:jc w:val="left"/>
-            </w:pPr>
-            <w:r>
-              <w:rPr>
-                <w:sz w:val="19"/>
-              </w:rPr>
-              <w:t xml:space="preserve">Upload product photos</w:t>
+              <w:t xml:space="preserve">Includes</w:t>
+            </w:r>
+          </w:p>
+        </w:tc>
+        <w:tc>
+          <w:tcPr/>
+          <w:p>
+            <w:pPr>
+              <w:pStyle w:val="Compact"/>
+              <w:jc w:val="left"/>
+            </w:pPr>
+            <w:r>
+              <w:rPr>
+                <w:sz w:val="19"/>
+              </w:rPr>
+              <w:t xml:space="preserve">Notify the customer</w:t>
+            </w:r>
+          </w:p>
+        </w:tc>
+      </w:tr>
+      <w:tr>
+        <w:tc>
+          <w:tcPr>
+            <w:shd w:val="clear" w:fill="E0F2FE"/>
+          </w:tcPr>
+          <w:p>
+            <w:pPr>
+              <w:pStyle w:val="Compact"/>
+              <w:jc w:val="left"/>
+            </w:pPr>
+            <w:r>
+              <w:rPr>
+                <w:bCs/>
+                <w:b/>
+                <w:sz w:val="19"/>
+              </w:rPr>
+              <w:t xml:space="preserve">Precondition</w:t>
+            </w:r>
+          </w:p>
+        </w:tc>
+        <w:tc>
+          <w:tcPr/>
+          <w:p>
+            <w:pPr>
+              <w:pStyle w:val="Compact"/>
+              <w:jc w:val="left"/>
+            </w:pPr>
+            <w:r>
+              <w:rPr>
+                <w:sz w:val="19"/>
+              </w:rPr>
+              <w:t xml:space="preserve">Logged in as admin.</w:t>
             </w:r>
           </w:p>
         </w:tc>
@@ -6799,7 +7061,7 @@
         <w:pStyle w:val="Compact"/>
       </w:pPr>
       <w:r>
-        <w:t xml:space="preserve">The admin taps the raised + button (or a product in the Products tab to edit it).</w:t>
+        <w:t xml:space="preserve">The admin opens the Orders tab (the badge shows how many orders need handling).</w:t>
       </w:r>
     </w:p>
     <w:p>
@@ -6811,7 +7073,16 @@
         <w:pStyle w:val="Compact"/>
       </w:pPr>
       <w:r>
-        <w:t xml:space="preserve">The admin fills in name, category, series, brand, price, sale price, stock, description, Featured and In the shop, and picks photos from the gallery.</w:t>
+        <w:t xml:space="preserve">The app lists all orders (</w:t>
+      </w:r>
+      <w:r>
+        <w:rPr>
+          <w:rStyle w:val="VerbatimChar"/>
+        </w:rPr>
+        <w:t xml:space="preserve">GET /api/admin/orders</w:t>
+      </w:r>
+      <w:r>
+        <w:t xml:space="preserve">) with counts per status; the admin can search by order number or customer, or filter by status.</w:t>
       </w:r>
     </w:p>
     <w:p>
@@ -6823,37 +7094,28 @@
         <w:pStyle w:val="Compact"/>
       </w:pPr>
       <w:r>
-        <w:t xml:space="preserve">The admin taps "Save product"; the app sends</w:t>
-      </w:r>
-      <w:r>
-        <w:t xml:space="preserve"> </w:t>
+        <w:t xml:space="preserve">The admin taps the order's next-step button (Confirm, Ship or Delivered), or opens the order details first.</w:t>
+      </w:r>
+    </w:p>
+    <w:p>
+      <w:pPr>
+        <w:numPr>
+          <w:ilvl w:val="0"/>
+          <w:numId w:val="1021"/>
+        </w:numPr>
+        <w:pStyle w:val="Compact"/>
+      </w:pPr>
+      <w:r>
+        <w:t xml:space="preserve">The system checks that the step is allowed (pending -&gt; confirmed -&gt; shipped -&gt; delivered) and saves the new status (</w:t>
       </w:r>
       <w:r>
         <w:rPr>
           <w:rStyle w:val="VerbatimChar"/>
         </w:rPr>
-        <w:t xml:space="preserve">POST /api/admin/products</w:t>
-      </w:r>
-      <w:r>
-        <w:t xml:space="preserve"> </w:t>
-      </w:r>
-      <w:r>
-        <w:t xml:space="preserve">(or</w:t>
-      </w:r>
-      <w:r>
-        <w:t xml:space="preserve"> </w:t>
-      </w:r>
-      <w:r>
-        <w:rPr>
-          <w:rStyle w:val="VerbatimChar"/>
-        </w:rPr>
-        <w:t xml:space="preserve">PUT</w:t>
-      </w:r>
-      <w:r>
-        <w:t xml:space="preserve"> </w:t>
-      </w:r>
-      <w:r>
-        <w:t xml:space="preserve">for an edit).</w:t>
+        <w:t xml:space="preserve">PUT /api/admin/orders/&lt;id&gt;/status</w:t>
+      </w:r>
+      <w:r>
+        <w:t xml:space="preserve">).</w:t>
       </w:r>
     </w:p>
     <w:p>
@@ -6865,7 +7127,7 @@
         <w:pStyle w:val="Compact"/>
       </w:pPr>
       <w:r>
-        <w:t xml:space="preserve">The system validates the data and saves the product with a URL slug.</w:t>
+        <w:t xml:space="preserve">The system creates a notification for the customer ("Your order has shipped" ...).</w:t>
       </w:r>
     </w:p>
     <w:p>
@@ -6877,28 +7139,7 @@
         <w:pStyle w:val="Compact"/>
       </w:pPr>
       <w:r>
-        <w:t xml:space="preserve">The app uploads each new photo (</w:t>
-      </w:r>
-      <w:r>
-        <w:rPr>
-          <w:rStyle w:val="VerbatimChar"/>
-        </w:rPr>
-        <w:t xml:space="preserve">POST /api/admin/products/&lt;id&gt;/images</w:t>
-      </w:r>
-      <w:r>
-        <w:t xml:space="preserve">); the first one becomes the main photo.</w:t>
-      </w:r>
-    </w:p>
-    <w:p>
-      <w:pPr>
-        <w:numPr>
-          <w:ilvl w:val="0"/>
-          <w:numId w:val="1021"/>
-        </w:numPr>
-        <w:pStyle w:val="Compact"/>
-      </w:pPr>
-      <w:r>
-        <w:t xml:space="preserve">The product appears in the shop (if "In the shop" is on).</w:t>
+        <w:t xml:space="preserve">The app updates the list, the badge and the dashboard.</w:t>
       </w:r>
     </w:p>
     <w:p>
@@ -6922,7 +7163,19 @@
         <w:pStyle w:val="Compact"/>
       </w:pPr>
       <w:r>
-        <w:t xml:space="preserve">A1 (step 4): a field is wrong (no name, price not a number, sale price not lower than the price, negative stock).</w:t>
+        <w:t xml:space="preserve">A1 (step 3): the admin taps Cancel. The app asks "Cancel this order?"; on confirm the order is cancelled, its stock returned and the customer notified.</w:t>
+      </w:r>
+    </w:p>
+    <w:p>
+      <w:pPr>
+        <w:numPr>
+          <w:ilvl w:val="0"/>
+          <w:numId w:val="1022"/>
+        </w:numPr>
+        <w:pStyle w:val="Compact"/>
+      </w:pPr>
+      <w:r>
+        <w:t xml:space="preserve">A2 (step 4): the step is not allowed (e.g. shipping a pending order, cancelling a shipped one).</w:t>
       </w:r>
       <w:r>
         <w:t xml:space="preserve"> </w:t>
@@ -6931,10 +7184,10 @@
         <w:rPr>
           <w:rStyle w:val="VerbatimChar"/>
         </w:rPr>
-        <w:t xml:space="preserve">422</w:t>
-      </w:r>
-      <w:r>
-        <w:t xml:space="preserve">; the app shows each message under its field.</w:t>
+        <w:t xml:space="preserve">409</w:t>
+      </w:r>
+      <w:r>
+        <w:t xml:space="preserve">, "A shipped order cannot be marked cancelled".</w:t>
       </w:r>
     </w:p>
     <w:p>
@@ -6946,19 +7199,7 @@
         <w:pStyle w:val="Compact"/>
       </w:pPr>
       <w:r>
-        <w:t xml:space="preserve">A2 (step 5): a photo is not a JPG, PNG or WebP image, or is larger than 5 MB.</w:t>
-      </w:r>
-      <w:r>
-        <w:t xml:space="preserve"> </w:t>
-      </w:r>
-      <w:r>
-        <w:rPr>
-          <w:rStyle w:val="VerbatimChar"/>
-        </w:rPr>
-        <w:t xml:space="preserve">422</w:t>
-      </w:r>
-      <w:r>
-        <w:t xml:space="preserve">; that photo is refused with a message and the product is still saved. Accepted photos are cropped square and stored as WebP.</w:t>
+        <w:t xml:space="preserve">A3 (step 4): an unpaid KHQR order can only be cancelled, not confirmed.</w:t>
       </w:r>
     </w:p>
     <w:p>
@@ -6976,18 +7217,18 @@
         <w:t xml:space="preserve"> </w:t>
       </w:r>
       <w:r>
-        <w:t xml:space="preserve">The product exists with its photos.</w:t>
+        <w:t xml:space="preserve">The order has its new status and the customer knows.</w:t>
       </w:r>
     </w:p>
     <w:bookmarkEnd w:id="57"/>
-    <w:bookmarkStart w:id="58" w:name="uc-a6-view-and-block--unblock-customers"/>
+    <w:bookmarkStart w:id="58" w:name="uc-a3-add--edit-product"/>
     <w:p>
       <w:pPr>
         <w:pStyle w:val="Heading3"/>
         <w:keepNext/>
       </w:pPr>
       <w:r>
-        <w:t xml:space="preserve">UC-A6 View and block / unblock customers</w:t>
+        <w:t xml:space="preserve">UC-A3 Add / edit product</w:t>
       </w:r>
     </w:p>
     <w:tbl>
@@ -7044,6 +7285,42 @@
           </w:p>
         </w:tc>
       </w:tr>
+      <w:tr>
+        <w:tc>
+          <w:tcPr>
+            <w:shd w:val="clear" w:fill="E0F2FE"/>
+          </w:tcPr>
+          <w:p>
+            <w:pPr>
+              <w:pStyle w:val="Compact"/>
+              <w:jc w:val="left"/>
+            </w:pPr>
+            <w:r>
+              <w:rPr>
+                <w:bCs/>
+                <w:b/>
+                <w:sz w:val="19"/>
+              </w:rPr>
+              <w:t xml:space="preserve">Extended by</w:t>
+            </w:r>
+          </w:p>
+        </w:tc>
+        <w:tc>
+          <w:tcPr/>
+          <w:p>
+            <w:pPr>
+              <w:pStyle w:val="Compact"/>
+              <w:jc w:val="left"/>
+            </w:pPr>
+            <w:r>
+              <w:rPr>
+                <w:sz w:val="19"/>
+              </w:rPr>
+              <w:t xml:space="preserve">Upload product photos</w:t>
+            </w:r>
+          </w:p>
+        </w:tc>
+      </w:tr>
     </w:tbl>
     <w:p>
       <w:pPr>
@@ -7066,7 +7343,7 @@
         <w:pStyle w:val="Compact"/>
       </w:pPr>
       <w:r>
-        <w:t xml:space="preserve">From More, the admin opens Customers and can search by name, email or phone, or filter All / Active / Blocked.</w:t>
+        <w:t xml:space="preserve">The admin taps the raised + button (or a product in the Products tab to edit it).</w:t>
       </w:r>
     </w:p>
     <w:p>
@@ -7078,7 +7355,7 @@
         <w:pStyle w:val="Compact"/>
       </w:pPr>
       <w:r>
-        <w:t xml:space="preserve">The admin opens a customer and sees their contact details, orders, total spent and addresses.</w:t>
+        <w:t xml:space="preserve">The admin fills in name, category, series, brand, price, sale price, stock, description, Featured and In the shop, and picks photos from the gallery.</w:t>
       </w:r>
     </w:p>
     <w:p>
@@ -7090,7 +7367,37 @@
         <w:pStyle w:val="Compact"/>
       </w:pPr>
       <w:r>
-        <w:t xml:space="preserve">The admin taps "Block customer" and confirms.</w:t>
+        <w:t xml:space="preserve">The admin taps "Save product"; the app sends</w:t>
+      </w:r>
+      <w:r>
+        <w:t xml:space="preserve"> </w:t>
+      </w:r>
+      <w:r>
+        <w:rPr>
+          <w:rStyle w:val="VerbatimChar"/>
+        </w:rPr>
+        <w:t xml:space="preserve">POST /api/admin/products</w:t>
+      </w:r>
+      <w:r>
+        <w:t xml:space="preserve"> </w:t>
+      </w:r>
+      <w:r>
+        <w:t xml:space="preserve">(or</w:t>
+      </w:r>
+      <w:r>
+        <w:t xml:space="preserve"> </w:t>
+      </w:r>
+      <w:r>
+        <w:rPr>
+          <w:rStyle w:val="VerbatimChar"/>
+        </w:rPr>
+        <w:t xml:space="preserve">PUT</w:t>
+      </w:r>
+      <w:r>
+        <w:t xml:space="preserve"> </w:t>
+      </w:r>
+      <w:r>
+        <w:t xml:space="preserve">for an edit).</w:t>
       </w:r>
     </w:p>
     <w:p>
@@ -7102,16 +7409,28 @@
         <w:pStyle w:val="Compact"/>
       </w:pPr>
       <w:r>
-        <w:t xml:space="preserve">The system marks the account inactive (</w:t>
+        <w:t xml:space="preserve">The system validates the data and saves the product with a URL slug.</w:t>
+      </w:r>
+    </w:p>
+    <w:p>
+      <w:pPr>
+        <w:numPr>
+          <w:ilvl w:val="0"/>
+          <w:numId w:val="1023"/>
+        </w:numPr>
+        <w:pStyle w:val="Compact"/>
+      </w:pPr>
+      <w:r>
+        <w:t xml:space="preserve">The app uploads each new photo (</w:t>
       </w:r>
       <w:r>
         <w:rPr>
           <w:rStyle w:val="VerbatimChar"/>
         </w:rPr>
-        <w:t xml:space="preserve">PUT /api/admin/customers/&lt;id&gt;</w:t>
-      </w:r>
-      <w:r>
-        <w:t xml:space="preserve">).</w:t>
+        <w:t xml:space="preserve">POST /api/admin/products/&lt;id&gt;/images</w:t>
+      </w:r>
+      <w:r>
+        <w:t xml:space="preserve">); the first one becomes the main photo.</w:t>
       </w:r>
     </w:p>
     <w:p>
@@ -7123,16 +7442,7 @@
         <w:pStyle w:val="Compact"/>
       </w:pPr>
       <w:r>
-        <w:t xml:space="preserve">From now on the customer's login and any existing token are refused (</w:t>
-      </w:r>
-      <w:r>
-        <w:rPr>
-          <w:rStyle w:val="VerbatimChar"/>
-        </w:rPr>
-        <w:t xml:space="preserve">403</w:t>
-      </w:r>
-      <w:r>
-        <w:t xml:space="preserve">).</w:t>
+        <w:t xml:space="preserve">The product appears in the shop (if "In the shop" is on).</w:t>
       </w:r>
     </w:p>
     <w:p>
@@ -7156,7 +7466,43 @@
         <w:pStyle w:val="Compact"/>
       </w:pPr>
       <w:r>
-        <w:t xml:space="preserve">A1: the admin taps "Unblock customer"; the account is active again at once.</w:t>
+        <w:t xml:space="preserve">A1 (step 4): a field is wrong (no name, price not a number, sale price not lower than the price, negative stock).</w:t>
+      </w:r>
+      <w:r>
+        <w:t xml:space="preserve"> </w:t>
+      </w:r>
+      <w:r>
+        <w:rPr>
+          <w:rStyle w:val="VerbatimChar"/>
+        </w:rPr>
+        <w:t xml:space="preserve">422</w:t>
+      </w:r>
+      <w:r>
+        <w:t xml:space="preserve">; the app shows each message under its field.</w:t>
+      </w:r>
+    </w:p>
+    <w:p>
+      <w:pPr>
+        <w:numPr>
+          <w:ilvl w:val="0"/>
+          <w:numId w:val="1024"/>
+        </w:numPr>
+        <w:pStyle w:val="Compact"/>
+      </w:pPr>
+      <w:r>
+        <w:t xml:space="preserve">A2 (step 5): a photo is not a JPG, PNG or WebP image, or is larger than 5 MB.</w:t>
+      </w:r>
+      <w:r>
+        <w:t xml:space="preserve"> </w:t>
+      </w:r>
+      <w:r>
+        <w:rPr>
+          <w:rStyle w:val="VerbatimChar"/>
+        </w:rPr>
+        <w:t xml:space="preserve">422</w:t>
+      </w:r>
+      <w:r>
+        <w:t xml:space="preserve">; that photo is refused with a message and the product is still saved. Accepted photos are cropped square and stored as WebP.</w:t>
       </w:r>
     </w:p>
     <w:p>
@@ -7174,18 +7520,18 @@
         <w:t xml:space="preserve"> </w:t>
       </w:r>
       <w:r>
-        <w:t xml:space="preserve">The customer can, or can no longer, use the shop.</w:t>
+        <w:t xml:space="preserve">The product exists with its photos.</w:t>
       </w:r>
     </w:p>
     <w:bookmarkEnd w:id="58"/>
-    <w:bookmarkStart w:id="59" w:name="uc-a7-reply-to-a-message"/>
+    <w:bookmarkStart w:id="59" w:name="uc-a6-view-and-block--unblock-customers"/>
     <w:p>
       <w:pPr>
         <w:pStyle w:val="Heading3"/>
         <w:keepNext/>
       </w:pPr>
       <w:r>
-        <w:t xml:space="preserve">UC-A7 Reply to a message</w:t>
+        <w:t xml:space="preserve">UC-A6 View and block / unblock customers</w:t>
       </w:r>
     </w:p>
     <w:tbl>
@@ -7222,26 +7568,188 @@
                 <w:b/>
                 <w:sz w:val="19"/>
               </w:rPr>
-              <w:t xml:space="preserve">Actors</w:t>
-            </w:r>
-          </w:p>
-        </w:tc>
-        <w:tc>
-          <w:tcPr/>
-          <w:p>
-            <w:pPr>
-              <w:pStyle w:val="Compact"/>
-              <w:jc w:val="left"/>
-            </w:pPr>
-            <w:r>
-              <w:rPr>
-                <w:sz w:val="19"/>
-              </w:rPr>
-              <w:t xml:space="preserve">Admin (and the Customer who receives the answer)</w:t>
+              <w:t xml:space="preserve">Actor</w:t>
+            </w:r>
+          </w:p>
+        </w:tc>
+        <w:tc>
+          <w:tcPr/>
+          <w:p>
+            <w:pPr>
+              <w:pStyle w:val="Compact"/>
+              <w:jc w:val="left"/>
+            </w:pPr>
+            <w:r>
+              <w:rPr>
+                <w:sz w:val="19"/>
+              </w:rPr>
+              <w:t xml:space="preserve">Admin</w:t>
             </w:r>
           </w:p>
         </w:tc>
       </w:tr>
+    </w:tbl>
+    <w:p>
+      <w:pPr>
+        <w:pStyle w:val="BodyText"/>
+      </w:pPr>
+      <w:r>
+        <w:rPr>
+          <w:bCs/>
+          <w:b/>
+        </w:rPr>
+        <w:t xml:space="preserve">Main flow</w:t>
+      </w:r>
+    </w:p>
+    <w:p>
+      <w:pPr>
+        <w:numPr>
+          <w:ilvl w:val="0"/>
+          <w:numId w:val="1025"/>
+        </w:numPr>
+        <w:pStyle w:val="Compact"/>
+      </w:pPr>
+      <w:r>
+        <w:t xml:space="preserve">From More, the admin opens Customers and can search by name, email or phone, or filter All / Active / Blocked.</w:t>
+      </w:r>
+    </w:p>
+    <w:p>
+      <w:pPr>
+        <w:numPr>
+          <w:ilvl w:val="0"/>
+          <w:numId w:val="1025"/>
+        </w:numPr>
+        <w:pStyle w:val="Compact"/>
+      </w:pPr>
+      <w:r>
+        <w:t xml:space="preserve">The admin opens a customer and sees their contact details, orders, total spent and addresses.</w:t>
+      </w:r>
+    </w:p>
+    <w:p>
+      <w:pPr>
+        <w:numPr>
+          <w:ilvl w:val="0"/>
+          <w:numId w:val="1025"/>
+        </w:numPr>
+        <w:pStyle w:val="Compact"/>
+      </w:pPr>
+      <w:r>
+        <w:t xml:space="preserve">The admin taps "Block customer" and confirms.</w:t>
+      </w:r>
+    </w:p>
+    <w:p>
+      <w:pPr>
+        <w:numPr>
+          <w:ilvl w:val="0"/>
+          <w:numId w:val="1025"/>
+        </w:numPr>
+        <w:pStyle w:val="Compact"/>
+      </w:pPr>
+      <w:r>
+        <w:t xml:space="preserve">The system marks the account inactive (</w:t>
+      </w:r>
+      <w:r>
+        <w:rPr>
+          <w:rStyle w:val="VerbatimChar"/>
+        </w:rPr>
+        <w:t xml:space="preserve">PUT /api/admin/customers/&lt;id&gt;</w:t>
+      </w:r>
+      <w:r>
+        <w:t xml:space="preserve">).</w:t>
+      </w:r>
+    </w:p>
+    <w:p>
+      <w:pPr>
+        <w:numPr>
+          <w:ilvl w:val="0"/>
+          <w:numId w:val="1025"/>
+        </w:numPr>
+        <w:pStyle w:val="Compact"/>
+      </w:pPr>
+      <w:r>
+        <w:t xml:space="preserve">From now on the customer's login and any existing token are refused (</w:t>
+      </w:r>
+      <w:r>
+        <w:rPr>
+          <w:rStyle w:val="VerbatimChar"/>
+        </w:rPr>
+        <w:t xml:space="preserve">403</w:t>
+      </w:r>
+      <w:r>
+        <w:t xml:space="preserve">).</w:t>
+      </w:r>
+    </w:p>
+    <w:p>
+      <w:pPr>
+        <w:pStyle w:val="FirstParagraph"/>
+      </w:pPr>
+      <w:r>
+        <w:rPr>
+          <w:bCs/>
+          <w:b/>
+        </w:rPr>
+        <w:t xml:space="preserve">Alternative flows</w:t>
+      </w:r>
+    </w:p>
+    <w:p>
+      <w:pPr>
+        <w:numPr>
+          <w:ilvl w:val="0"/>
+          <w:numId w:val="1026"/>
+        </w:numPr>
+        <w:pStyle w:val="Compact"/>
+      </w:pPr>
+      <w:r>
+        <w:t xml:space="preserve">A1: the admin taps "Unblock customer"; the account is active again at once.</w:t>
+      </w:r>
+    </w:p>
+    <w:p>
+      <w:pPr>
+        <w:pStyle w:val="FirstParagraph"/>
+      </w:pPr>
+      <w:r>
+        <w:rPr>
+          <w:bCs/>
+          <w:b/>
+        </w:rPr>
+        <w:t xml:space="preserve">Postcondition</w:t>
+      </w:r>
+      <w:r>
+        <w:t xml:space="preserve"> </w:t>
+      </w:r>
+      <w:r>
+        <w:t xml:space="preserve">The customer can, or can no longer, use the shop.</w:t>
+      </w:r>
+    </w:p>
+    <w:bookmarkEnd w:id="59"/>
+    <w:bookmarkStart w:id="60" w:name="uc-a7-reply-to-a-message"/>
+    <w:p>
+      <w:pPr>
+        <w:pStyle w:val="Heading3"/>
+        <w:keepNext/>
+      </w:pPr>
+      <w:r>
+        <w:t xml:space="preserve">UC-A7 Reply to a message</w:t>
+      </w:r>
+    </w:p>
+    <w:tbl>
+      <w:tblPr>
+        <w:tblStyle w:val="Table"/>
+        <w:tblW w:type="auto" w:w="0"/>
+        <w:tblLook w:firstRow="1" w:lastRow="0" w:firstColumn="0" w:lastColumn="0" w:noHBand="0" w:noVBand="0" w:val="0020"/>
+        <w:tblBorders>
+          <w:top w:val="single" w:sz="4" w:color="94A3B8"/>
+          <w:left w:val="single" w:sz="4" w:color="94A3B8"/>
+          <w:bottom w:val="single" w:sz="4" w:color="94A3B8"/>
+          <w:right w:val="single" w:sz="4" w:color="94A3B8"/>
+          <w:insideH w:val="single" w:sz="4" w:color="94A3B8"/>
+          <w:insideV w:val="single" w:sz="4" w:color="94A3B8"/>
+        </w:tblBorders>
+      </w:tblPr>
+      <w:tblGrid>
+        <w:gridCol w:w="3960"/>
+        <w:gridCol w:w="3960"/>
+      </w:tblGrid>
       <w:tr>
         <w:tc>
           <w:tcPr>
@@ -7258,6 +7766,42 @@
                 <w:b/>
                 <w:sz w:val="19"/>
               </w:rPr>
+              <w:t xml:space="preserve">Actors</w:t>
+            </w:r>
+          </w:p>
+        </w:tc>
+        <w:tc>
+          <w:tcPr/>
+          <w:p>
+            <w:pPr>
+              <w:pStyle w:val="Compact"/>
+              <w:jc w:val="left"/>
+            </w:pPr>
+            <w:r>
+              <w:rPr>
+                <w:sz w:val="19"/>
+              </w:rPr>
+              <w:t xml:space="preserve">Admin (and the Customer who receives the answer)</w:t>
+            </w:r>
+          </w:p>
+        </w:tc>
+      </w:tr>
+      <w:tr>
+        <w:tc>
+          <w:tcPr>
+            <w:shd w:val="clear" w:fill="E0F2FE"/>
+          </w:tcPr>
+          <w:p>
+            <w:pPr>
+              <w:pStyle w:val="Compact"/>
+              <w:jc w:val="left"/>
+            </w:pPr>
+            <w:r>
+              <w:rPr>
+                <w:bCs/>
+                <w:b/>
+                <w:sz w:val="19"/>
+              </w:rPr>
               <w:t xml:space="preserve">Includes</w:t>
             </w:r>
           </w:p>
@@ -7295,7 +7839,7 @@
       <w:pPr>
         <w:numPr>
           <w:ilvl w:val="0"/>
-          <w:numId w:val="1025"/>
+          <w:numId w:val="1027"/>
         </w:numPr>
         <w:pStyle w:val="Compact"/>
       </w:pPr>
@@ -7307,7 +7851,7 @@
       <w:pPr>
         <w:numPr>
           <w:ilvl w:val="0"/>
-          <w:numId w:val="1025"/>
+          <w:numId w:val="1027"/>
         </w:numPr>
         <w:pStyle w:val="Compact"/>
       </w:pPr>
@@ -7319,7 +7863,7 @@
       <w:pPr>
         <w:numPr>
           <w:ilvl w:val="0"/>
-          <w:numId w:val="1025"/>
+          <w:numId w:val="1027"/>
         </w:numPr>
         <w:pStyle w:val="Compact"/>
       </w:pPr>
@@ -7356,7 +7900,7 @@
       <w:pPr>
         <w:numPr>
           <w:ilvl w:val="0"/>
-          <w:numId w:val="1025"/>
+          <w:numId w:val="1027"/>
         </w:numPr>
         <w:pStyle w:val="Compact"/>
       </w:pPr>
@@ -7382,9 +7926,9 @@
         <w:t xml:space="preserve">The customer sees the answer in Notifications and on the Contact screen.</w:t>
       </w:r>
     </w:p>
-    <w:bookmarkEnd w:id="59"/>
     <w:bookmarkEnd w:id="60"/>
     <w:bookmarkEnd w:id="61"/>
+    <w:bookmarkEnd w:id="62"/>
     <w:sectPr>
       <w:pgMar w:left="1440" w:right="1440" w:top="1296" w:bottom="1296"/>
     </w:sectPr>
@@ -8054,6 +8598,39 @@
     <w:abstractNumId w:val="991"/>
   </w:num>
   <w:num w:numId="1025">
+    <w:abstractNumId w:val="99411"/>
+    <w:lvlOverride w:ilvl="0">
+      <w:startOverride w:val="1"/>
+    </w:lvlOverride>
+    <w:lvlOverride w:ilvl="1">
+      <w:startOverride w:val="1"/>
+    </w:lvlOverride>
+    <w:lvlOverride w:ilvl="2">
+      <w:startOverride w:val="1"/>
+    </w:lvlOverride>
+    <w:lvlOverride w:ilvl="3">
+      <w:startOverride w:val="1"/>
+    </w:lvlOverride>
+    <w:lvlOverride w:ilvl="4">
+      <w:startOverride w:val="1"/>
+    </w:lvlOverride>
+    <w:lvlOverride w:ilvl="5">
+      <w:startOverride w:val="1"/>
+    </w:lvlOverride>
+    <w:lvlOverride w:ilvl="6">
+      <w:startOverride w:val="1"/>
+    </w:lvlOverride>
+    <w:lvlOverride w:ilvl="7">
+      <w:startOverride w:val="1"/>
+    </w:lvlOverride>
+    <w:lvlOverride w:ilvl="8">
+      <w:startOverride w:val="1"/>
+    </w:lvlOverride>
+  </w:num>
+  <w:num w:numId="1026">
+    <w:abstractNumId w:val="991"/>
+  </w:num>
+  <w:num w:numId="1027">
     <w:abstractNumId w:val="99411"/>
     <w:lvlOverride w:ilvl="0">
       <w:startOverride w:val="1"/>

--- a/docs/requirements/USE_CASES.docx
+++ b/docs/requirements/USE_CASES.docx
@@ -2,7 +2,7 @@
 <file path=word/document.xml><?xml version="1.0" encoding="utf-8"?>
 <w:document xmlns:w="http://schemas.openxmlformats.org/wordprocessingml/2006/main" xmlns:m="http://schemas.openxmlformats.org/officeDocument/2006/math" xmlns:r="http://schemas.openxmlformats.org/officeDocument/2006/relationships" xmlns:o="urn:schemas-microsoft-com:office:office" xmlns:v="urn:schemas-microsoft-com:vml" xmlns:w10="urn:schemas-microsoft-com:office:word" xmlns:a="http://schemas.openxmlformats.org/drawingml/2006/main" xmlns:pic="http://schemas.openxmlformats.org/drawingml/2006/picture" xmlns:wp="http://schemas.openxmlformats.org/drawingml/2006/wordprocessingDrawing">
   <w:body>
-    <w:bookmarkStart w:id="62" w:name="X683d7c068670f851e2852f6412d76eca6148657"/>
+    <w:bookmarkStart w:id="63" w:name="X683d7c068670f851e2852f6412d76eca6148657"/>
     <w:p>
       <w:pPr>
         <w:pStyle w:val="Heading1"/>
@@ -432,6 +432,83 @@
                 <w:b/>
                 <w:sz w:val="19"/>
               </w:rPr>
+              <w:t xml:space="preserve">Staff</w:t>
+            </w:r>
+          </w:p>
+        </w:tc>
+        <w:tc>
+          <w:tcPr/>
+          <w:p>
+            <w:pPr>
+              <w:pStyle w:val="Compact"/>
+              <w:spacing w:after="40"/>
+              <w:jc w:val="left"/>
+            </w:pPr>
+            <w:r>
+              <w:rPr>
+                <w:sz w:val="19"/>
+              </w:rPr>
+              <w:t xml:space="preserve">Primary</w:t>
+            </w:r>
+          </w:p>
+        </w:tc>
+        <w:tc>
+          <w:tcPr/>
+          <w:p>
+            <w:pPr>
+              <w:pStyle w:val="Compact"/>
+              <w:spacing w:after="40"/>
+              <w:jc w:val="left"/>
+            </w:pPr>
+            <w:r>
+              <w:rPr>
+                <w:sz w:val="19"/>
+              </w:rPr>
+              <w:t xml:space="preserve">Shop staff. A specialisation of User. Uses the admin tabs of the app or the React web admin at</w:t>
+            </w:r>
+            <w:r>
+              <w:rPr>
+                <w:sz w:val="19"/>
+              </w:rPr>
+              <w:t xml:space="preserve"> </w:t>
+            </w:r>
+            <w:r>
+              <w:rPr>
+                <w:rStyle w:val="VerbatimChar"/>
+                <w:sz w:val="19"/>
+              </w:rPr>
+              <w:t xml:space="preserve">/dashboard</w:t>
+            </w:r>
+            <w:r>
+              <w:rPr>
+                <w:sz w:val="19"/>
+              </w:rPr>
+              <w:t xml:space="preserve"> </w:t>
+            </w:r>
+            <w:r>
+              <w:rPr>
+                <w:sz w:val="19"/>
+              </w:rPr>
+              <w:t xml:space="preserve">for the day-to-day work (orders, products, categories, messages, reviews, viewing customers).</w:t>
+            </w:r>
+          </w:p>
+        </w:tc>
+      </w:tr>
+      <w:tr>
+        <w:tc>
+          <w:tcPr/>
+          <w:p>
+            <w:pPr>
+              <w:pStyle w:val="Compact"/>
+              <w:spacing w:after="40"/>
+              <w:jc w:val="left"/>
+            </w:pPr>
+            <w:r>
+              <w:rPr>
+                <w:bCs/>
+                <w:b/>
+                <w:sz w:val="19"/>
+              </w:rPr>
               <w:t xml:space="preserve">Admin</w:t>
             </w:r>
           </w:p>
@@ -464,32 +541,7 @@
               <w:rPr>
                 <w:sz w:val="19"/>
               </w:rPr>
-              <w:t xml:space="preserve">The shop owner or staff. A specialisation of User. Uses the admin tabs of the app, the React web admin at</w:t>
-            </w:r>
-            <w:r>
-              <w:rPr>
-                <w:sz w:val="19"/>
-              </w:rPr>
-              <w:t xml:space="preserve"> </w:t>
-            </w:r>
-            <w:r>
-              <w:rPr>
-                <w:rStyle w:val="VerbatimChar"/>
-                <w:sz w:val="19"/>
-              </w:rPr>
-              <w:t xml:space="preserve">/dashboard</w:t>
-            </w:r>
-            <w:r>
-              <w:rPr>
-                <w:sz w:val="19"/>
-              </w:rPr>
-              <w:t xml:space="preserve"> </w:t>
-            </w:r>
-            <w:r>
-              <w:rPr>
-                <w:sz w:val="19"/>
-              </w:rPr>
-              <w:t xml:space="preserve">or the panel at</w:t>
+              <w:t xml:space="preserve">The shop owner. A specialisation of Staff: everything staff do, plus managing staff accounts, promo codes and blocking customers. Also uses the panel at</w:t>
             </w:r>
             <w:r>
               <w:rPr>
@@ -705,7 +757,7 @@
       <w:r>
         <w:drawing>
           <wp:inline>
-            <wp:extent cx="3860843" cy="7223760"/>
+            <wp:extent cx="3447703" cy="7223760"/>
             <wp:effectExtent b="0" l="0" r="0" t="0"/>
             <wp:docPr descr="Use case overview" title="" id="26" name="Picture"/>
             <a:graphic>
@@ -726,7 +778,7 @@
                   <pic:spPr bwMode="auto">
                     <a:xfrm>
                       <a:off x="0" y="0"/>
-                      <a:ext cx="3860843" cy="7223760"/>
+                      <a:ext cx="3447703" cy="7223760"/>
                     </a:xfrm>
                     <a:prstGeom prst="rect">
                       <a:avLst/>
@@ -969,7 +1021,7 @@
       <w:r>
         <w:drawing>
           <wp:inline>
-            <wp:extent cx="3797707" cy="7223760"/>
+            <wp:extent cx="3473567" cy="7223760"/>
             <wp:effectExtent b="0" l="0" r="0" t="0"/>
             <wp:docPr descr="Admin use cases" title="" id="42" name="Picture"/>
             <a:graphic>
@@ -990,7 +1042,7 @@
                   <pic:spPr bwMode="auto">
                     <a:xfrm>
                       <a:off x="0" y="0"/>
-                      <a:ext cx="3797707" cy="7223760"/>
+                      <a:ext cx="3473567" cy="7223760"/>
                     </a:xfrm>
                     <a:prstGeom prst="rect">
                       <a:avLst/>
@@ -3755,6 +3807,90 @@
           </w:p>
         </w:tc>
       </w:tr>
+      <w:tr>
+        <w:tc>
+          <w:tcPr>
+            <w:noWrap/>
+          </w:tcPr>
+          <w:p>
+            <w:pPr>
+              <w:pStyle w:val="Compact"/>
+              <w:spacing w:after="40"/>
+              <w:jc w:val="left"/>
+            </w:pPr>
+            <w:r>
+              <w:rPr>
+                <w:sz w:val="19"/>
+              </w:rPr>
+              <w:t xml:space="preserve">UC-A8</w:t>
+            </w:r>
+          </w:p>
+        </w:tc>
+        <w:tc>
+          <w:tcPr/>
+          <w:p>
+            <w:pPr>
+              <w:pStyle w:val="Compact"/>
+              <w:spacing w:after="40"/>
+              <w:jc w:val="left"/>
+            </w:pPr>
+            <w:r>
+              <w:rPr>
+                <w:sz w:val="19"/>
+              </w:rPr>
+              <w:t xml:space="preserve">Manage staff accounts</w:t>
+            </w:r>
+          </w:p>
+        </w:tc>
+        <w:tc>
+          <w:tcPr/>
+          <w:p>
+            <w:pPr>
+              <w:pStyle w:val="Compact"/>
+              <w:spacing w:after="40"/>
+              <w:jc w:val="left"/>
+            </w:pPr>
+            <w:r>
+              <w:rPr>
+                <w:sz w:val="19"/>
+              </w:rPr>
+              <w:t xml:space="preserve">Admin</w:t>
+            </w:r>
+          </w:p>
+        </w:tc>
+        <w:tc>
+          <w:tcPr/>
+          <w:p>
+            <w:pPr>
+              <w:pStyle w:val="Compact"/>
+              <w:spacing w:after="40"/>
+              <w:jc w:val="left"/>
+            </w:pPr>
+            <w:r>
+              <w:rPr>
+                <w:sz w:val="19"/>
+              </w:rPr>
+              <w:t xml:space="preserve">FR-AD10, FR-AD11</w:t>
+            </w:r>
+          </w:p>
+        </w:tc>
+        <w:tc>
+          <w:tcPr/>
+          <w:p>
+            <w:pPr>
+              <w:pStyle w:val="Compact"/>
+              <w:spacing w:after="40"/>
+              <w:jc w:val="left"/>
+            </w:pPr>
+            <w:r>
+              <w:rPr>
+                <w:sz w:val="19"/>
+              </w:rPr>
+              <w:t xml:space="preserve">Admin Staff, Add / Edit Staff Member</w:t>
+            </w:r>
+          </w:p>
+        </w:tc>
+      </w:tr>
     </w:tbl>
     <w:p>
       <w:r>
@@ -3764,7 +3900,7 @@
       </w:r>
     </w:p>
     <w:bookmarkEnd w:id="46"/>
-    <w:bookmarkStart w:id="61" w:name="X0c4e63c5b755111e45a077ca2e89b899b1c1b2f"/>
+    <w:bookmarkStart w:id="62" w:name="X0c4e63c5b755111e45a077ca2e89b899b1c1b2f"/>
     <w:p>
       <w:pPr>
         <w:pStyle w:val="Heading2"/>
@@ -7927,8 +8063,357 @@
       </w:r>
     </w:p>
     <w:bookmarkEnd w:id="60"/>
+    <w:bookmarkStart w:id="61" w:name="uc-a8-manage-staff-accounts"/>
+    <w:p>
+      <w:pPr>
+        <w:pStyle w:val="Heading3"/>
+        <w:keepNext/>
+      </w:pPr>
+      <w:r>
+        <w:t xml:space="preserve">UC-A8 Manage staff accounts</w:t>
+      </w:r>
+    </w:p>
+    <w:tbl>
+      <w:tblPr>
+        <w:tblStyle w:val="Table"/>
+        <w:tblW w:type="auto" w:w="0"/>
+        <w:tblLook w:firstRow="1" w:lastRow="0" w:firstColumn="0" w:lastColumn="0" w:noHBand="0" w:noVBand="0" w:val="0020"/>
+        <w:tblBorders>
+          <w:top w:val="single" w:sz="4" w:color="94A3B8"/>
+          <w:left w:val="single" w:sz="4" w:color="94A3B8"/>
+          <w:bottom w:val="single" w:sz="4" w:color="94A3B8"/>
+          <w:right w:val="single" w:sz="4" w:color="94A3B8"/>
+          <w:insideH w:val="single" w:sz="4" w:color="94A3B8"/>
+          <w:insideV w:val="single" w:sz="4" w:color="94A3B8"/>
+        </w:tblBorders>
+      </w:tblPr>
+      <w:tblGrid>
+        <w:gridCol w:w="3960"/>
+        <w:gridCol w:w="3960"/>
+      </w:tblGrid>
+      <w:tr>
+        <w:tc>
+          <w:tcPr>
+            <w:shd w:val="clear" w:fill="E0F2FE"/>
+          </w:tcPr>
+          <w:p>
+            <w:pPr>
+              <w:pStyle w:val="Compact"/>
+              <w:jc w:val="left"/>
+            </w:pPr>
+            <w:r>
+              <w:rPr>
+                <w:bCs/>
+                <w:b/>
+                <w:sz w:val="19"/>
+              </w:rPr>
+              <w:t xml:space="preserve">Actor</w:t>
+            </w:r>
+          </w:p>
+        </w:tc>
+        <w:tc>
+          <w:tcPr/>
+          <w:p>
+            <w:pPr>
+              <w:pStyle w:val="Compact"/>
+              <w:jc w:val="left"/>
+            </w:pPr>
+            <w:r>
+              <w:rPr>
+                <w:sz w:val="19"/>
+              </w:rPr>
+              <w:t xml:space="preserve">Admin (shop owner)</w:t>
+            </w:r>
+          </w:p>
+        </w:tc>
+      </w:tr>
+      <w:tr>
+        <w:tc>
+          <w:tcPr>
+            <w:shd w:val="clear" w:fill="E0F2FE"/>
+          </w:tcPr>
+          <w:p>
+            <w:pPr>
+              <w:pStyle w:val="Compact"/>
+              <w:jc w:val="left"/>
+            </w:pPr>
+            <w:r>
+              <w:rPr>
+                <w:bCs/>
+                <w:b/>
+                <w:sz w:val="19"/>
+              </w:rPr>
+              <w:t xml:space="preserve">Precondition</w:t>
+            </w:r>
+          </w:p>
+        </w:tc>
+        <w:tc>
+          <w:tcPr/>
+          <w:p>
+            <w:pPr>
+              <w:pStyle w:val="Compact"/>
+              <w:jc w:val="left"/>
+            </w:pPr>
+            <w:r>
+              <w:rPr>
+                <w:sz w:val="19"/>
+              </w:rPr>
+              <w:t xml:space="preserve">Logged in with an admin account. Staff accounts do not see Staff.</w:t>
+            </w:r>
+          </w:p>
+        </w:tc>
+      </w:tr>
+    </w:tbl>
+    <w:p>
+      <w:pPr>
+        <w:pStyle w:val="BodyText"/>
+      </w:pPr>
+      <w:r>
+        <w:rPr>
+          <w:bCs/>
+          <w:b/>
+        </w:rPr>
+        <w:t xml:space="preserve">Main flow</w:t>
+      </w:r>
+    </w:p>
+    <w:p>
+      <w:pPr>
+        <w:numPr>
+          <w:ilvl w:val="0"/>
+          <w:numId w:val="1028"/>
+        </w:numPr>
+        <w:pStyle w:val="Compact"/>
+      </w:pPr>
+      <w:r>
+        <w:t xml:space="preserve">The admin opens Staff (More &gt; Staff in the app, or Staff in the web admin menu). Admins are listed first, then staff, with role, status and last login (</w:t>
+      </w:r>
+      <w:r>
+        <w:rPr>
+          <w:rStyle w:val="VerbatimChar"/>
+        </w:rPr>
+        <w:t xml:space="preserve">GET /api/admin/staff</w:t>
+      </w:r>
+      <w:r>
+        <w:t xml:space="preserve">).</w:t>
+      </w:r>
+    </w:p>
+    <w:p>
+      <w:pPr>
+        <w:numPr>
+          <w:ilvl w:val="0"/>
+          <w:numId w:val="1028"/>
+        </w:numPr>
+        <w:pStyle w:val="Compact"/>
+      </w:pPr>
+      <w:r>
+        <w:t xml:space="preserve">The admin taps</w:t>
+      </w:r>
+      <w:r>
+        <w:t xml:space="preserve"> </w:t>
+      </w:r>
+      <w:r>
+        <w:rPr>
+          <w:bCs/>
+          <w:b/>
+        </w:rPr>
+        <w:t xml:space="preserve">Add staff</w:t>
+      </w:r>
+      <w:r>
+        <w:t xml:space="preserve">, enters name, email, optional phone, role (Staff or Admin) and a starting password, and saves (</w:t>
+      </w:r>
+      <w:r>
+        <w:rPr>
+          <w:rStyle w:val="VerbatimChar"/>
+        </w:rPr>
+        <w:t xml:space="preserve">POST /api/admin/staff</w:t>
+      </w:r>
+      <w:r>
+        <w:t xml:space="preserve">).</w:t>
+      </w:r>
+    </w:p>
+    <w:p>
+      <w:pPr>
+        <w:numPr>
+          <w:ilvl w:val="0"/>
+          <w:numId w:val="1028"/>
+        </w:numPr>
+        <w:pStyle w:val="Compact"/>
+      </w:pPr>
+      <w:r>
+        <w:t xml:space="preserve">The system checks the fields and that the email is not registered, creates the account and lists it.</w:t>
+      </w:r>
+    </w:p>
+    <w:p>
+      <w:pPr>
+        <w:numPr>
+          <w:ilvl w:val="0"/>
+          <w:numId w:val="1028"/>
+        </w:numPr>
+        <w:pStyle w:val="Compact"/>
+      </w:pPr>
+      <w:r>
+        <w:t xml:space="preserve">The admin gives the new person their email and password; they log in and get the admin area with only the staff tools.</w:t>
+      </w:r>
+    </w:p>
+    <w:p>
+      <w:pPr>
+        <w:numPr>
+          <w:ilvl w:val="0"/>
+          <w:numId w:val="1028"/>
+        </w:numPr>
+        <w:pStyle w:val="Compact"/>
+      </w:pPr>
+      <w:r>
+        <w:t xml:space="preserve">Later the admin opens a person to change their name, phone or role, or taps</w:t>
+      </w:r>
+      <w:r>
+        <w:t xml:space="preserve"> </w:t>
+      </w:r>
+      <w:r>
+        <w:rPr>
+          <w:bCs/>
+          <w:b/>
+        </w:rPr>
+        <w:t xml:space="preserve">Reset password</w:t>
+      </w:r>
+      <w:r>
+        <w:t xml:space="preserve"> </w:t>
+      </w:r>
+      <w:r>
+        <w:t xml:space="preserve">to give them a new one (</w:t>
+      </w:r>
+      <w:r>
+        <w:rPr>
+          <w:rStyle w:val="VerbatimChar"/>
+        </w:rPr>
+        <w:t xml:space="preserve">PUT /api/admin/staff/&lt;id&gt;</w:t>
+      </w:r>
+      <w:r>
+        <w:t xml:space="preserve">). A new role or password signs them out on every device.</w:t>
+      </w:r>
+    </w:p>
+    <w:p>
+      <w:pPr>
+        <w:pStyle w:val="FirstParagraph"/>
+      </w:pPr>
+      <w:r>
+        <w:rPr>
+          <w:bCs/>
+          <w:b/>
+        </w:rPr>
+        <w:t xml:space="preserve">Alternative flows</w:t>
+      </w:r>
+    </w:p>
+    <w:p>
+      <w:pPr>
+        <w:numPr>
+          <w:ilvl w:val="0"/>
+          <w:numId w:val="1029"/>
+        </w:numPr>
+        <w:pStyle w:val="Compact"/>
+      </w:pPr>
+      <w:r>
+        <w:t xml:space="preserve">A1 (step 3): A field is wrong or the email is taken.</w:t>
+      </w:r>
+      <w:r>
+        <w:t xml:space="preserve"> </w:t>
+      </w:r>
+      <w:r>
+        <w:rPr>
+          <w:rStyle w:val="VerbatimChar"/>
+        </w:rPr>
+        <w:t xml:space="preserve">422</w:t>
+      </w:r>
+      <w:r>
+        <w:t xml:space="preserve">; the form shows what to fix.</w:t>
+      </w:r>
+    </w:p>
+    <w:p>
+      <w:pPr>
+        <w:numPr>
+          <w:ilvl w:val="0"/>
+          <w:numId w:val="1029"/>
+        </w:numPr>
+        <w:pStyle w:val="Compact"/>
+      </w:pPr>
+      <w:r>
+        <w:t xml:space="preserve">A2 (step 5): The admin taps</w:t>
+      </w:r>
+      <w:r>
+        <w:t xml:space="preserve"> </w:t>
+      </w:r>
+      <w:r>
+        <w:rPr>
+          <w:bCs/>
+          <w:b/>
+        </w:rPr>
+        <w:t xml:space="preserve">Disable</w:t>
+      </w:r>
+      <w:r>
+        <w:t xml:space="preserve"> </w:t>
+      </w:r>
+      <w:r>
+        <w:t xml:space="preserve">and confirms. The account is signed out at once and cannot log in until the admin taps</w:t>
+      </w:r>
+      <w:r>
+        <w:t xml:space="preserve"> </w:t>
+      </w:r>
+      <w:r>
+        <w:rPr>
+          <w:bCs/>
+          <w:b/>
+        </w:rPr>
+        <w:t xml:space="preserve">Enable</w:t>
+      </w:r>
+      <w:r>
+        <w:t xml:space="preserve">.</w:t>
+      </w:r>
+    </w:p>
+    <w:p>
+      <w:pPr>
+        <w:numPr>
+          <w:ilvl w:val="0"/>
+          <w:numId w:val="1029"/>
+        </w:numPr>
+        <w:pStyle w:val="Compact"/>
+      </w:pPr>
+      <w:r>
+        <w:t xml:space="preserve">A3 (step 5): The admin tries to change their own role or disable themselves, or to demote / disable the last active admin.</w:t>
+      </w:r>
+      <w:r>
+        <w:t xml:space="preserve"> </w:t>
+      </w:r>
+      <w:r>
+        <w:rPr>
+          <w:rStyle w:val="VerbatimChar"/>
+        </w:rPr>
+        <w:t xml:space="preserve">409</w:t>
+      </w:r>
+      <w:r>
+        <w:t xml:space="preserve">; nothing changes (the app already hides these buttons on your own account).</w:t>
+      </w:r>
+    </w:p>
+    <w:p>
+      <w:pPr>
+        <w:pStyle w:val="FirstParagraph"/>
+      </w:pPr>
+      <w:r>
+        <w:rPr>
+          <w:bCs/>
+          <w:b/>
+        </w:rPr>
+        <w:t xml:space="preserve">Postcondition</w:t>
+      </w:r>
+      <w:r>
+        <w:t xml:space="preserve"> </w:t>
+      </w:r>
+      <w:r>
+        <w:t xml:space="preserve">The shop team matches who is allowed to work on the shop.</w:t>
+      </w:r>
+    </w:p>
     <w:bookmarkEnd w:id="61"/>
     <w:bookmarkEnd w:id="62"/>
+    <w:bookmarkEnd w:id="63"/>
     <w:sectPr>
       <w:pgMar w:left="1440" w:right="1440" w:top="1296" w:bottom="1296"/>
     </w:sectPr>
@@ -8659,6 +9144,39 @@
     <w:lvlOverride w:ilvl="8">
       <w:startOverride w:val="1"/>
     </w:lvlOverride>
+  </w:num>
+  <w:num w:numId="1028">
+    <w:abstractNumId w:val="99411"/>
+    <w:lvlOverride w:ilvl="0">
+      <w:startOverride w:val="1"/>
+    </w:lvlOverride>
+    <w:lvlOverride w:ilvl="1">
+      <w:startOverride w:val="1"/>
+    </w:lvlOverride>
+    <w:lvlOverride w:ilvl="2">
+      <w:startOverride w:val="1"/>
+    </w:lvlOverride>
+    <w:lvlOverride w:ilvl="3">
+      <w:startOverride w:val="1"/>
+    </w:lvlOverride>
+    <w:lvlOverride w:ilvl="4">
+      <w:startOverride w:val="1"/>
+    </w:lvlOverride>
+    <w:lvlOverride w:ilvl="5">
+      <w:startOverride w:val="1"/>
+    </w:lvlOverride>
+    <w:lvlOverride w:ilvl="6">
+      <w:startOverride w:val="1"/>
+    </w:lvlOverride>
+    <w:lvlOverride w:ilvl="7">
+      <w:startOverride w:val="1"/>
+    </w:lvlOverride>
+    <w:lvlOverride w:ilvl="8">
+      <w:startOverride w:val="1"/>
+    </w:lvlOverride>
+  </w:num>
+  <w:num w:numId="1029">
+    <w:abstractNumId w:val="991"/>
   </w:num>
 </w:numbering>
 </file>

--- a/docs/requirements/USE_CASES.docx
+++ b/docs/requirements/USE_CASES.docx
@@ -6030,18 +6030,6 @@
       </w:pPr>
       <w:r>
         <w:t xml:space="preserve">A1 (step 5): 15 minutes pass without payment. The order is cancelled and its stock returned; the app shows "This QR code expired" and a Try again button.</w:t>
-      </w:r>
-    </w:p>
-    <w:p>
-      <w:pPr>
-        <w:pStyle w:val="Compact"/>
-        <w:numPr>
-          <w:ilvl w:val="0"/>
-          <w:numId w:val="1014"/>
-        </w:numPr>
-      </w:pPr>
-      <w:r>
-        <w:t xml:space="preserve">A2 (step 5): the customer taps "I've paid - check now" to check straight away instead of waiting for the next automatic check.</w:t>
       </w:r>
     </w:p>
     <w:p>

--- a/docs/requirements/USE_CASES.docx
+++ b/docs/requirements/USE_CASES.docx
@@ -6598,7 +6598,7 @@
         </w:numPr>
       </w:pPr>
       <w:r>
-        <w:t xml:space="preserve">Optional (UC-17): when the order is on the way the customer taps "Got it" to confirm it was received; for a finished order they can tap "Buy again" (the items go back into the cart); for a paid order they can view, save or share the receipt.</w:t>
+        <w:t xml:space="preserve">Optional (UC-17): when a paid KHQR or ABA PayWay order is on the way the customer taps "Got it" to confirm it was received (the shop finishes store pickup and cash orders, because it hands them over or takes the money); for a finished order they can tap "Buy again" (the items go back into the cart); for a paid order they can view, save or share the receipt.</w:t>
       </w:r>
     </w:p>
     <w:p>
